--- a/downloads/word/ch03.docx
+++ b/downloads/word/ch03.docx
@@ -2,98 +2,211 @@
 <file path=word/document.xml><?xml version="1.0" encoding="utf-8"?>
 <w:document xmlns:wpc="http://schemas.microsoft.com/office/word/2010/wordprocessingCanvas" xmlns:cx="http://schemas.microsoft.com/office/drawing/2014/chartex" xmlns:cx1="http://schemas.microsoft.com/office/drawing/2015/9/8/chartex" xmlns:cx2="http://schemas.microsoft.com/office/drawing/2015/10/21/chartex" xmlns:cx3="http://schemas.microsoft.com/office/drawing/2016/5/9/chartex" xmlns:cx4="http://schemas.microsoft.com/office/drawing/2016/5/10/chartex" xmlns:cx5="http://schemas.microsoft.com/office/drawing/2016/5/11/chartex" xmlns:cx6="http://schemas.microsoft.com/office/drawing/2016/5/12/chartex" xmlns:cx7="http://schemas.microsoft.com/office/drawing/2016/5/13/chartex" xmlns:cx8="http://schemas.microsoft.com/office/drawing/2016/5/14/chartex" xmlns:mc="http://schemas.openxmlformats.org/markup-compatibility/2006" xmlns:aink="http://schemas.microsoft.com/office/drawing/2016/ink" xmlns:am3d="http://schemas.microsoft.com/office/drawing/2017/model3d" xmlns:o="urn:schemas-microsoft-com:office:office" xmlns:r="http://schemas.openxmlformats.org/officeDocument/2006/relationships" xmlns:m="http://schemas.openxmlformats.org/officeDocument/2006/math" xmlns:v="urn:schemas-microsoft-com:vml" xmlns:wp14="http://schemas.microsoft.com/office/word/2010/wordprocessingDrawing" xmlns:wp="http://schemas.openxmlformats.org/drawingml/2006/wordprocessingDrawing" xmlns:w10="urn:schemas-microsoft-com:office:word" xmlns:w="http://schemas.openxmlformats.org/wordprocessingml/2006/main" xmlns:w14="http://schemas.microsoft.com/office/word/2010/wordml" xmlns:w15="http://schemas.microsoft.com/office/word/2012/wordml" xmlns:w16cex="http://schemas.microsoft.com/office/word/2018/wordml/cex" xmlns:w16cid="http://schemas.microsoft.com/office/word/2016/wordml/cid" xmlns:w16="http://schemas.microsoft.com/office/word/2018/wordml" xmlns:w16sdtdh="http://schemas.microsoft.com/office/word/2020/wordml/sdtdatahash" xmlns:w16se="http://schemas.microsoft.com/office/word/2015/wordml/symex" xmlns:wpg="http://schemas.microsoft.com/office/word/2010/wordprocessingGroup" xmlns:wpi="http://schemas.microsoft.com/office/word/2010/wordprocessingInk" xmlns:wne="http://schemas.microsoft.com/office/word/2006/wordml" xmlns:wps="http://schemas.microsoft.com/office/word/2010/wordprocessingShape" mc:Ignorable="w14 w15 w16se w16cid w16 w16cex w16sdtdh wp14">
   <w:body>
-    <w:p>
-      <w:pPr>
-        <w:pStyle w:val="a9"/>
-        <w:ind w:firstLine="0"/>
+    <w:p/>
+    <w:p/>
+    <w:p/>
+    <w:p/>
+    <w:p>
+      <w:pPr>
         <w:jc w:val="center"/>
       </w:pPr>
       <w:r>
+        <w:rPr>
+          <w:rFonts w:ascii="Times New Roman" w:hAnsi="Times New Roman" w:eastAsia="黑体"/>
+          <w:b/>
+          <w:color w:val="000000"/>
+          <w:sz w:val="56"/>
+        </w:rPr>
+        <w:t>智能分析化学</w:t>
+      </w:r>
+    </w:p>
+    <w:p>
+      <w:pPr>
+        <w:jc w:val="center"/>
+      </w:pPr>
+      <w:r>
+        <w:rPr>
+          <w:rFonts w:ascii="Times New Roman" w:hAnsi="Times New Roman" w:eastAsia="黑体"/>
+          <w:b/>
+          <w:color w:val="000000"/>
+          <w:sz w:val="40"/>
+        </w:rPr>
+        <w:t>化学计量学主干章节重写稿</w:t>
+      </w:r>
+    </w:p>
+    <w:p>
+      <w:pPr>
+        <w:jc w:val="center"/>
+      </w:pPr>
+      <w:r>
+        <w:rPr>
+          <w:rFonts w:ascii="Times New Roman" w:hAnsi="Times New Roman" w:eastAsia="黑体"/>
+          <w:color w:val="000000"/>
+          <w:sz w:val="28"/>
+        </w:rPr>
+        <w:t>单章审阅稿</w:t>
+      </w:r>
+    </w:p>
+    <w:p/>
+    <w:p/>
+    <w:p/>
+    <w:p/>
+    <w:p/>
+    <w:p/>
+    <w:p/>
+    <w:p/>
+    <w:p/>
+    <w:p/>
+    <w:p>
+      <w:pPr>
+        <w:jc w:val="center"/>
+      </w:pPr>
+      <w:r>
+        <w:rPr>
+          <w:rFonts w:ascii="Times New Roman" w:hAnsi="Times New Roman" w:eastAsia="宋体"/>
+          <w:color w:val="000000"/>
+          <w:sz w:val="21"/>
+        </w:rPr>
+        <w:t>依据课程课件、授课转译与《化学计量学》《化学测量学》教材体系重写</w:t>
+      </w:r>
+    </w:p>
+    <w:p>
+      <w:pPr>
+        <w:jc w:val="center"/>
+      </w:pPr>
+      <w:r>
+        <w:rPr>
+          <w:rFonts w:ascii="Times New Roman" w:hAnsi="Times New Roman" w:eastAsia="宋体"/>
+          <w:color w:val="000000"/>
+          <w:sz w:val="21"/>
+        </w:rPr>
+        <w:t>版本 v2.3 · 供逐章审阅</w:t>
+      </w:r>
+    </w:p>
+    <w:p>
+      <w:r>
+        <w:br w:type="page"/>
+      </w:r>
+    </w:p>
+    <w:p>
+      <w:pPr>
+        <w:pStyle w:val="1"/>
+      </w:pPr>
+      <w:r>
+        <w:rPr>
+          <w:rFonts w:ascii="Times New Roman" w:hAnsi="Times New Roman" w:eastAsia="宋体"/>
+          <w:color w:val="000000"/>
+          <w:sz w:val="21"/>
+        </w:rPr>
+        <w:t>目录</w:t>
+      </w:r>
+    </w:p>
+    <w:p>
+      <w:r>
+        <w:fldChar w:fldCharType="begin"/>
+        <w:instrText xml:space="preserve"> TOC \o "1-3" \h \z \u </w:instrText>
+        <w:fldChar w:fldCharType="separate"/>
+        <w:fldChar w:fldCharType="end"/>
+      </w:r>
+      <w:r>
+        <w:rPr>
+          <w:rFonts w:ascii="Times New Roman" w:hAnsi="Times New Roman" w:eastAsia="宋体"/>
+          <w:color w:val="000000"/>
+          <w:sz w:val="18"/>
+        </w:rPr>
+        <w:t>（打开Word后更新域即可刷新目录与页码）</w:t>
+      </w:r>
+    </w:p>
+    <w:p>
+      <w:pPr>
+        <w:pStyle w:val="1"/>
+        <w:keepNext/>
+        <w:pageBreakBefore/>
+        <w:spacing w:line="288" w:lineRule="auto" w:before="360" w:after="240"/>
+      </w:pPr>
+      <w:r>
+        <w:rPr>
+          <w:rFonts w:ascii="Times New Roman" w:hAnsi="Times New Roman" w:eastAsia="黑体"/>
+          <w:b/>
+          <w:color w:val="000000"/>
+          <w:sz w:val="30"/>
+        </w:rPr>
         <w:t>第3章 化学计量学：从测量信号到化学信息</w:t>
       </w:r>
     </w:p>
     <w:p>
       <w:pPr>
-        <w:pStyle w:val="a8"/>
-        <w:ind w:firstLine="0"/>
-        <w:jc w:val="center"/>
-      </w:pPr>
-      <w:r>
-        <w:t>第1篇 分析化学的新范式与测量基础</w:t>
-      </w:r>
-    </w:p>
-    <w:p>
-      <w:pPr>
-        <w:pStyle w:val="a8"/>
-        <w:ind w:firstLine="0"/>
-        <w:jc w:val="center"/>
-      </w:pPr>
-      <w:r>
-        <w:t>出版内容初稿 v2.2</w:t>
-      </w:r>
-    </w:p>
-    <w:p>
-      <w:pPr>
         <w:pStyle w:val="2"/>
-      </w:pPr>
-      <w:r>
+        <w:keepNext/>
+        <w:pageBreakBefore w:val="0"/>
+        <w:spacing w:line="288" w:lineRule="auto" w:before="240" w:after="120"/>
+      </w:pPr>
+      <w:r>
+        <w:rPr>
+          <w:rFonts w:ascii="Times New Roman" w:hAnsi="Times New Roman" w:eastAsia="黑体"/>
+          <w:b/>
+          <w:color w:val="000000"/>
+          <w:sz w:val="28"/>
+        </w:rPr>
         <w:t>【章首导引】</w:t>
       </w:r>
     </w:p>
     <w:p>
-      <w:r>
-        <w:t>怎样用数学、统计和计算设计测量，并从多变量信号中提取最大可信信息？ 本章以样品—变量矩阵及参照值为对象，落实“作为全书理论骨架，连接传统多元分析与现代机器学习。”。贯穿案例为“比较MLR、PCR和PLS的外部定量性能”。</w:t>
-      </w:r>
-    </w:p>
-    <w:p>
-      <w:pPr>
-        <w:pStyle w:val="2"/>
-      </w:pPr>
-      <w:r>
-        <w:t>学习目标</w:t>
-      </w:r>
-    </w:p>
-    <w:p>
-      <w:pPr>
-        <w:ind w:firstLine="0"/>
-      </w:pPr>
-      <w:r>
-        <w:t>（1）能够说明样品—变量矩阵及参照值在本章中的数据结构与主要信息来源。</w:t>
-      </w:r>
-    </w:p>
-    <w:p>
-      <w:pPr>
-        <w:ind w:firstLine="0"/>
-      </w:pPr>
-      <w:r>
-        <w:t>（2）能够解释本章关键方法的输入、输出、参数、假设和失效条件。</w:t>
-      </w:r>
-    </w:p>
-    <w:p>
-      <w:pPr>
-        <w:ind w:firstLine="0"/>
-      </w:pPr>
-      <w:r>
-        <w:t>（3）能够以“先用潜变量模型分解变化、残差和适用域”设计训练、验证和独立测试。</w:t>
-      </w:r>
-    </w:p>
-    <w:p>
-      <w:pPr>
-        <w:ind w:firstLine="0"/>
-      </w:pPr>
-      <w:r>
-        <w:t>（4）能够完成“比较MLR、PCR和PLS的外部定量性能”的最小代码实验并分析失败样本。</w:t>
-      </w:r>
-    </w:p>
-    <w:p>
-      <w:pPr>
-        <w:ind w:firstLine="0"/>
+      <w:pPr>
+        <w:widowControl/>
+        <w:spacing w:line="288" w:lineRule="auto" w:before="0" w:after="0"/>
+        <w:ind w:firstLine="420"/>
+        <w:jc w:val="both"/>
+      </w:pPr>
+      <w:r>
+        <w:rPr>
+          <w:rFonts w:ascii="Times New Roman" w:hAnsi="Times New Roman" w:eastAsia="宋体"/>
+          <w:color w:val="000000"/>
+          <w:sz w:val="21"/>
+        </w:rPr>
+        <w:t>一张光谱并不是一幅供人观看的曲线，而是一组按波长或波数排列的测量值；一批样品的光谱也不只是许多曲线的叠加，而是一个具有行、列、秩、相关结构和误差结构的数据矩阵。把曲线改写成矩阵，并不只是为了让计算机能够读取。更重要的变化是：样品之间的差异、变量之间的共线性、组分的线性叠加、噪声所占的子空间，以及浓度与信号之间的对应关系，都可以转化为能够检验的数学问题。</w:t>
+      </w:r>
+    </w:p>
+    <w:p>
+      <w:pPr>
+        <w:widowControl/>
+        <w:spacing w:line="288" w:lineRule="auto" w:before="0" w:after="0"/>
+        <w:ind w:firstLine="420"/>
+        <w:jc w:val="both"/>
+      </w:pPr>
+      <w:r>
+        <w:rPr>
+          <w:rFonts w:ascii="Times New Roman" w:hAnsi="Times New Roman" w:eastAsia="宋体"/>
+          <w:color w:val="000000"/>
+          <w:sz w:val="21"/>
+        </w:rPr>
+        <w:t>化学计量学研究的正是这种转化。它并非某一种算法的名称，也不是在实验结束以后附加的一步“统计处理”，而是贯穿采样、试验设计、信号获取、校准、识别和决策的测量方法学。它要回答三个相互关联的问题：所得样品能否代表研究对象；测得的信号中哪些变化来自化学组成，哪些来自仪器、环境和随机误差；在未知样品上，模型给出的数值或类别能否继续成立。</w:t>
+      </w:r>
+    </w:p>
+    <w:p>
+      <w:pPr>
+        <w:widowControl/>
+        <w:spacing w:line="288" w:lineRule="auto" w:before="0" w:after="0"/>
+        <w:ind w:firstLine="420"/>
+        <w:jc w:val="both"/>
+      </w:pPr>
+      <w:r>
+        <w:rPr>
+          <w:rFonts w:ascii="Times New Roman" w:hAnsi="Times New Roman" w:eastAsia="宋体"/>
+          <w:color w:val="000000"/>
+          <w:sz w:val="21"/>
+        </w:rPr>
+        <w:t>本章从一个统一的测量模型出发，依次讨论样品代表性、信号矩阵、主成分分析、多元校正、模式识别和模型验证。重点不在于背诵算法步骤，而在于建立一种分析习惯：每做一次数学变换，都要说清它改变了什么量、保留了什么信息、可能丢失什么化学意义。</w:t>
+      </w:r>
+    </w:p>
+    <w:p>
+      <w:pPr>
         <w:jc w:val="center"/>
       </w:pPr>
       <w:r>
         <w:drawing>
           <wp:inline xmlns:a="http://schemas.openxmlformats.org/drawingml/2006/main" xmlns:pic="http://schemas.openxmlformats.org/drawingml/2006/picture">
-            <wp:extent cx="5112000" cy="3322800"/>
+            <wp:extent cx="5120640" cy="5120640"/>
             <wp:docPr id="1" name="Picture 1"/>
             <wp:cNvGraphicFramePr>
               <a:graphicFrameLocks noChangeAspect="1"/>
@@ -102,7 +215,7 @@
               <a:graphicData uri="http://schemas.openxmlformats.org/drawingml/2006/picture">
                 <pic:pic>
                   <pic:nvPicPr>
-                    <pic:cNvPr id="0" name="第03章_知识图谱_预览.png"/>
+                    <pic:cNvPr id="0" name="第03章_知识图谱.svg.png"/>
                     <pic:cNvPicPr/>
                   </pic:nvPicPr>
                   <pic:blipFill>
@@ -114,7 +227,7 @@
                   <pic:spPr>
                     <a:xfrm>
                       <a:off x="0" y="0"/>
-                      <a:ext cx="5112000" cy="3322800"/>
+                      <a:ext cx="5120640" cy="5120640"/>
                     </a:xfrm>
                     <a:prstGeom prst="rect"/>
                   </pic:spPr>
@@ -127,1303 +240,2803 @@
     </w:p>
     <w:p>
       <w:pPr>
-        <w:pStyle w:val="a5"/>
-        <w:ind w:firstLine="0"/>
         <w:jc w:val="center"/>
       </w:pPr>
       <w:r>
-        <w:t>图3-1  第3章知识图谱</w:t>
+        <w:rPr>
+          <w:rFonts w:ascii="Times New Roman" w:hAnsi="Times New Roman" w:eastAsia="宋体"/>
+          <w:color w:val="000000"/>
+          <w:sz w:val="18"/>
+        </w:rPr>
+        <w:t>图　本章知识结构（矢量原图见本章 figures 文件夹）</w:t>
       </w:r>
     </w:p>
     <w:p>
       <w:pPr>
         <w:pStyle w:val="2"/>
-      </w:pPr>
-      <w:r>
-        <w:t>3.1 化学计量学的起源、定义与分析化学地位</w:t>
-      </w:r>
-    </w:p>
-    <w:p>
-      <w:r>
-        <w:t>本节围绕“化学计量学的起源、定义与分析化学地位”展开。分析对象是样品—变量矩阵及参照值，核心不是罗列名词，而是说明化学计量学的产生背景、数学、统计与计算机的交汇、最佳测量程序与最大信息、与传统分析化学和机器学习的关系怎样进入同一条测量与推断链。读者首先要辨认哪些量来自真实样品，哪些量由仪器转换得到，哪些量由算法估计；三类量若混在一起，模型精度就很难被解释。</w:t>
-      </w:r>
-    </w:p>
-    <w:p>
-      <w:r>
-        <w:t>在“化学计量学的起源、定义与分析化学地位”中，技术路线遵循“先用潜变量模型分解变化、残差和适用域”。具体计算从可诊断的经典基线开始，再增加本节所需的非线性、结构先验或不确定度组件。新增组件必须回答一个明确问题，并在相同数据边界下与基线比较；只有平均分提高而误差结构没有改善，不能构成采用复杂模型的充分理由。</w:t>
-      </w:r>
-    </w:p>
-    <w:p>
-      <w:r>
-        <w:t>本节把“比较MLR、PCR和PLS的外部定量性能”落实到与传统分析化学和机器学习的关系这一检查点。验证时保留与未来使用条件一致的独立对象，检查坐标轴、单位、样品身份、批次、参数来源和失败样本。由此得到的结论才可用于下一步测量或实验，而不是停留在一张看似分离良好的图上。</w:t>
+        <w:keepNext/>
+        <w:pageBreakBefore w:val="0"/>
+        <w:spacing w:line="288" w:lineRule="auto" w:before="240" w:after="120"/>
+      </w:pPr>
+      <w:r>
+        <w:rPr>
+          <w:rFonts w:ascii="Times New Roman" w:hAnsi="Times New Roman" w:eastAsia="黑体"/>
+          <w:b/>
+          <w:color w:val="000000"/>
+          <w:sz w:val="28"/>
+        </w:rPr>
+        <w:t>3.1 化学计量学的对象：测量链而不是算法表</w:t>
       </w:r>
     </w:p>
     <w:p>
       <w:pPr>
         <w:pStyle w:val="3"/>
-      </w:pPr>
-      <w:r>
-        <w:t>3.1.1 化学计量学的产生背景</w:t>
-      </w:r>
-    </w:p>
-    <w:p>
-      <w:r>
-        <w:t>就“化学计量学的产生背景”而言，在“化学计量学的起源、定义与分析化学地位”中，化学计量学的产生背景具体限定了样品—变量矩阵及参照值的一个技术接口。它必须被写成可检查的输入、变换和输出：输入保留样品与仪器条件，变换说明参数从何处估计，输出对应可观察量或候选判断；缺少任何一层，概念就无法进入实验和代码。</w:t>
-      </w:r>
-    </w:p>
-    <w:p>
-      <w:r>
-        <w:t>把“化学计量学的产生背景”用于“化学计量学的起源、定义与分析化学地位”时，本书用“比较MLR、PCR和PLS的外部定量性能”检验化学计量学的产生背景。实现时遵循“先用潜变量模型分解变化、残差和适用域”，先建立经典基线，再对参数敏感性、独立样品和失败对象进行检查。若结果只能在同批数据或单次划分中成立，应把它视为探索性现象而非稳定规律。最终报告需要给出适用范围和拒绝条件，使方法在证据不足时能够停止输出。</w:t>
+        <w:keepNext/>
+        <w:pageBreakBefore w:val="0"/>
+        <w:spacing w:line="288" w:lineRule="auto" w:before="120" w:after="60"/>
+      </w:pPr>
+      <w:r>
+        <w:rPr>
+          <w:rFonts w:ascii="Times New Roman" w:hAnsi="Times New Roman" w:eastAsia="黑体"/>
+          <w:b/>
+          <w:color w:val="000000"/>
+          <w:sz w:val="24"/>
+        </w:rPr>
+        <w:t>3.1.1 从单变量标定到多变量测量</w:t>
+      </w:r>
+    </w:p>
+    <w:p>
+      <w:pPr>
+        <w:widowControl/>
+        <w:spacing w:line="288" w:lineRule="auto" w:before="0" w:after="0"/>
+        <w:ind w:firstLine="420"/>
+        <w:jc w:val="both"/>
+      </w:pPr>
+      <w:r>
+        <w:rPr>
+          <w:rFonts w:ascii="Times New Roman" w:hAnsi="Times New Roman" w:eastAsia="宋体"/>
+          <w:color w:val="000000"/>
+          <w:sz w:val="21"/>
+        </w:rPr>
+        <w:t xml:space="preserve">经典定量分析最熟悉的形式是单变量校准。若某一波长处的吸光度 </w:t>
+      </w:r>
+      <w:r>
+        <w:rPr>
+          <w:rFonts w:ascii="Cambria Math" w:hAnsi="Cambria Math" w:eastAsia="宋体"/>
+          <w:i/>
+          <w:color w:val="000000"/>
+          <w:sz w:val="21"/>
+        </w:rPr>
+        <w:t>a</w:t>
+      </w:r>
+      <w:r>
+        <w:rPr>
+          <w:rFonts w:ascii="Times New Roman" w:hAnsi="Times New Roman" w:eastAsia="宋体"/>
+          <w:color w:val="000000"/>
+          <w:sz w:val="21"/>
+        </w:rPr>
+        <w:t xml:space="preserve"> 与待测组分浓度 </w:t>
+      </w:r>
+      <w:r>
+        <w:rPr>
+          <w:rFonts w:ascii="Cambria Math" w:hAnsi="Cambria Math" w:eastAsia="宋体"/>
+          <w:i/>
+          <w:color w:val="000000"/>
+          <w:sz w:val="21"/>
+        </w:rPr>
+        <w:t>c</w:t>
+      </w:r>
+      <w:r>
+        <w:rPr>
+          <w:rFonts w:ascii="Times New Roman" w:hAnsi="Times New Roman" w:eastAsia="宋体"/>
+          <w:color w:val="000000"/>
+          <w:sz w:val="21"/>
+        </w:rPr>
+        <w:t xml:space="preserve"> 在给定条件下满足线性关系，可写为</w:t>
+      </w:r>
+    </w:p>
+    <w:p>
+      <w:pPr>
+        <w:spacing w:before="80" w:after="80"/>
+        <w:jc w:val="center"/>
+      </w:pPr>
+      <w:r>
+        <w:rPr>
+          <w:rFonts w:ascii="Cambria Math" w:hAnsi="Cambria Math" w:eastAsia="宋体"/>
+          <w:i/>
+          <w:color w:val="000000"/>
+          <w:sz w:val="21"/>
+        </w:rPr>
+        <w:t>a=b_0+b_1c+e$$</w:t>
+        <w:br/>
+        <w:br/>
+        <w:t>其中 $b_0$ 表示空白、背景或仪器零点造成的截距，$b_1$ 是灵敏度，$e$ 汇集无法由模型解释的误差。单变量方法成立，隐含了几个很强的条件：所选波长对待测物有足够响应；共存物在该处没有显著吸收，或其影响已经被分离和校正；光程、温度和样品物态足够稳定；浓度范围内没有明显非线性。</w:t>
+        <w:br/>
+        <w:br/>
+        <w:t>复杂样品往往不满足这些条件。近红外光谱的谱带宽而重叠，拉曼光谱可能叠加荧光背景，色谱峰会发生共洗脱，电化学响应同时受浓度、传质和电极表面状态影响。此时只选择一个峰高或单一波长，相当于主动丢弃其余测量通道。多变量方法把每个样品在 $p$ 个测量通道上的响应写成行向量</w:t>
+      </w:r>
+    </w:p>
+    <w:p>
+      <w:pPr>
+        <w:widowControl/>
+        <w:spacing w:line="288" w:lineRule="auto" w:before="0" w:after="0"/>
+        <w:ind w:firstLine="420"/>
+        <w:jc w:val="both"/>
+      </w:pPr>
+      <w:r>
+        <w:rPr>
+          <w:rFonts w:ascii="Times New Roman" w:hAnsi="Times New Roman" w:eastAsia="宋体"/>
+          <w:color w:val="000000"/>
+          <w:sz w:val="21"/>
+        </w:rPr>
+        <w:t xml:space="preserve">把 </w:t>
+      </w:r>
+      <w:r>
+        <w:rPr>
+          <w:rFonts w:ascii="Cambria Math" w:hAnsi="Cambria Math" w:eastAsia="宋体"/>
+          <w:i/>
+          <w:color w:val="000000"/>
+          <w:sz w:val="21"/>
+        </w:rPr>
+        <w:t>n</w:t>
+      </w:r>
+      <w:r>
+        <w:rPr>
+          <w:rFonts w:ascii="Times New Roman" w:hAnsi="Times New Roman" w:eastAsia="宋体"/>
+          <w:color w:val="000000"/>
+          <w:sz w:val="21"/>
+        </w:rPr>
+        <w:t xml:space="preserve"> 个样品堆叠后得到矩阵 </w:t>
+      </w:r>
+      <w:r>
+        <w:rPr>
+          <w:rFonts w:ascii="Cambria Math" w:hAnsi="Cambria Math" w:eastAsia="宋体"/>
+          <w:i/>
+          <w:color w:val="000000"/>
+          <w:sz w:val="21"/>
+        </w:rPr>
+        <w:t>X\in\mathbbR^n\times p</w:t>
+      </w:r>
+      <w:r>
+        <w:rPr>
+          <w:rFonts w:ascii="Times New Roman" w:hAnsi="Times New Roman" w:eastAsia="宋体"/>
+          <w:color w:val="000000"/>
+          <w:sz w:val="21"/>
+        </w:rPr>
+        <w:t xml:space="preserve">。若要预测一个性质或浓度，响应写成 </w:t>
+      </w:r>
+      <w:r>
+        <w:rPr>
+          <w:rFonts w:ascii="Cambria Math" w:hAnsi="Cambria Math" w:eastAsia="宋体"/>
+          <w:i/>
+          <w:color w:val="000000"/>
+          <w:sz w:val="21"/>
+        </w:rPr>
+        <w:t>y\in\mathbbR^n</w:t>
+      </w:r>
+      <w:r>
+        <w:rPr>
+          <w:rFonts w:ascii="Times New Roman" w:hAnsi="Times New Roman" w:eastAsia="宋体"/>
+          <w:color w:val="000000"/>
+          <w:sz w:val="21"/>
+        </w:rPr>
+        <w:t xml:space="preserve">；若同时预测多个组分，则写成 </w:t>
+      </w:r>
+      <w:r>
+        <w:rPr>
+          <w:rFonts w:ascii="Cambria Math" w:hAnsi="Cambria Math" w:eastAsia="宋体"/>
+          <w:i/>
+          <w:color w:val="000000"/>
+          <w:sz w:val="21"/>
+        </w:rPr>
+        <w:t>Y\in\mathbbR^n\times q</w:t>
+      </w:r>
+      <w:r>
+        <w:rPr>
+          <w:rFonts w:ascii="Times New Roman" w:hAnsi="Times New Roman" w:eastAsia="宋体"/>
+          <w:color w:val="000000"/>
+          <w:sz w:val="21"/>
+        </w:rPr>
+        <w:t xml:space="preserve">。化学计量学的基本任务由此变为：从 </w:t>
+      </w:r>
+      <w:r>
+        <w:rPr>
+          <w:rFonts w:ascii="Cambria Math" w:hAnsi="Cambria Math" w:eastAsia="宋体"/>
+          <w:i/>
+          <w:color w:val="000000"/>
+          <w:sz w:val="21"/>
+        </w:rPr>
+        <w:t>X</w:t>
+      </w:r>
+      <w:r>
+        <w:rPr>
+          <w:rFonts w:ascii="Times New Roman" w:hAnsi="Times New Roman" w:eastAsia="宋体"/>
+          <w:color w:val="000000"/>
+          <w:sz w:val="21"/>
+        </w:rPr>
+        <w:t xml:space="preserve"> 的相关结构中提取与 </w:t>
+      </w:r>
+      <w:r>
+        <w:rPr>
+          <w:rFonts w:ascii="Cambria Math" w:hAnsi="Cambria Math" w:eastAsia="宋体"/>
+          <w:i/>
+          <w:color w:val="000000"/>
+          <w:sz w:val="21"/>
+        </w:rPr>
+        <w:t>y</w:t>
+      </w:r>
+      <w:r>
+        <w:rPr>
+          <w:rFonts w:ascii="Times New Roman" w:hAnsi="Times New Roman" w:eastAsia="宋体"/>
+          <w:color w:val="000000"/>
+          <w:sz w:val="21"/>
+        </w:rPr>
+        <w:t xml:space="preserve"> 或 </w:t>
+      </w:r>
+      <w:r>
+        <w:rPr>
+          <w:rFonts w:ascii="Cambria Math" w:hAnsi="Cambria Math" w:eastAsia="宋体"/>
+          <w:i/>
+          <w:color w:val="000000"/>
+          <w:sz w:val="21"/>
+        </w:rPr>
+        <w:t>Y</w:t>
+      </w:r>
+      <w:r>
+        <w:rPr>
+          <w:rFonts w:ascii="Times New Roman" w:hAnsi="Times New Roman" w:eastAsia="宋体"/>
+          <w:color w:val="000000"/>
+          <w:sz w:val="21"/>
+        </w:rPr>
+        <w:t xml:space="preserve"> 有关、且能在新样品上重复出现的信息。</w:t>
       </w:r>
     </w:p>
     <w:p>
       <w:pPr>
         <w:pStyle w:val="3"/>
-      </w:pPr>
-      <w:r>
-        <w:t>3.1.2 数学、统计与计算机的交汇</w:t>
-      </w:r>
-    </w:p>
-    <w:p>
-      <w:r>
-        <w:t>就“数学、统计与计算机的交汇”而言，在“化学计量学的起源、定义与分析化学地位”中，数学、统计与计算机的交汇具体限定了样品—变量矩阵及参照值的一个技术接口。它必须被写成可检查的输入、变换和输出：输入保留样品与仪器条件，变换说明参数从何处估计，输出对应可观察量或候选判断；缺少任何一层，概念就无法进入实验和代码。</w:t>
-      </w:r>
-    </w:p>
-    <w:p>
-      <w:r>
-        <w:t>把“数学、统计与计算机的交汇”用于“化学计量学的起源、定义与分析化学地位”时，本书用“比较MLR、PCR和PLS的外部定量性能”检验数学、统计与计算机的交汇。实现时遵循“先用潜变量模型分解变化、残差和适用域”，先建立经典基线，再对参数敏感性、独立样品和失败对象进行检查。若结果只能在同批数据或单次划分中成立，应把它视为探索性现象而非稳定规律。教学上应把该概念落实为可观察变量、可运行程序和可反驳检验三层。</w:t>
+        <w:keepNext/>
+        <w:pageBreakBefore w:val="0"/>
+        <w:spacing w:line="288" w:lineRule="auto" w:before="120" w:after="60"/>
+      </w:pPr>
+      <w:r>
+        <w:rPr>
+          <w:rFonts w:ascii="Times New Roman" w:hAnsi="Times New Roman" w:eastAsia="黑体"/>
+          <w:b/>
+          <w:color w:val="000000"/>
+          <w:sz w:val="24"/>
+        </w:rPr>
+        <w:t>3.1.2 矩阵运算的化学含义</w:t>
+      </w:r>
+    </w:p>
+    <w:p>
+      <w:pPr>
+        <w:widowControl/>
+        <w:spacing w:line="288" w:lineRule="auto" w:before="0" w:after="0"/>
+        <w:ind w:firstLine="420"/>
+        <w:jc w:val="both"/>
+      </w:pPr>
+      <w:r>
+        <w:rPr>
+          <w:rFonts w:ascii="Times New Roman" w:hAnsi="Times New Roman" w:eastAsia="宋体"/>
+          <w:color w:val="000000"/>
+          <w:sz w:val="21"/>
+        </w:rPr>
+        <w:t xml:space="preserve">在光谱具有近似线性叠加性质时，混合物光谱可表示为若干纯组分光谱的线性组合。设 </w:t>
+      </w:r>
+      <w:r>
+        <w:rPr>
+          <w:rFonts w:ascii="Cambria Math" w:hAnsi="Cambria Math" w:eastAsia="宋体"/>
+          <w:i/>
+          <w:color w:val="000000"/>
+          <w:sz w:val="21"/>
+        </w:rPr>
+        <w:t>k</w:t>
+      </w:r>
+      <w:r>
+        <w:rPr>
+          <w:rFonts w:ascii="Times New Roman" w:hAnsi="Times New Roman" w:eastAsia="宋体"/>
+          <w:color w:val="000000"/>
+          <w:sz w:val="21"/>
+        </w:rPr>
+        <w:t xml:space="preserve"> 个组分的浓度组成矩阵 </w:t>
+      </w:r>
+      <w:r>
+        <w:rPr>
+          <w:rFonts w:ascii="Cambria Math" w:hAnsi="Cambria Math" w:eastAsia="宋体"/>
+          <w:i/>
+          <w:color w:val="000000"/>
+          <w:sz w:val="21"/>
+        </w:rPr>
+        <w:t>C\in\mathbbR^n\times k</w:t>
+      </w:r>
+      <w:r>
+        <w:rPr>
+          <w:rFonts w:ascii="Times New Roman" w:hAnsi="Times New Roman" w:eastAsia="宋体"/>
+          <w:color w:val="000000"/>
+          <w:sz w:val="21"/>
+        </w:rPr>
+        <w:t xml:space="preserve">，纯组分光谱组成矩阵 </w:t>
+      </w:r>
+      <w:r>
+        <w:rPr>
+          <w:rFonts w:ascii="Cambria Math" w:hAnsi="Cambria Math" w:eastAsia="宋体"/>
+          <w:i/>
+          <w:color w:val="000000"/>
+          <w:sz w:val="21"/>
+        </w:rPr>
+        <w:t>S\in\mathbbR^p\times k</w:t>
+      </w:r>
+      <w:r>
+        <w:rPr>
+          <w:rFonts w:ascii="Times New Roman" w:hAnsi="Times New Roman" w:eastAsia="宋体"/>
+          <w:color w:val="000000"/>
+          <w:sz w:val="21"/>
+        </w:rPr>
+        <w:t>，则</w:t>
+      </w:r>
+    </w:p>
+    <w:p>
+      <w:pPr>
+        <w:spacing w:before="80" w:after="80"/>
+        <w:jc w:val="center"/>
+      </w:pPr>
+      <w:r>
+        <w:rPr>
+          <w:rFonts w:ascii="Cambria Math" w:hAnsi="Cambria Math" w:eastAsia="宋体"/>
+          <w:i/>
+          <w:color w:val="000000"/>
+          <w:sz w:val="21"/>
+        </w:rPr>
+        <w:t>\mathbf{X}=\mathbf{C}\mathbf{S}^{\mathrm T}+\mathbf{E}$$</w:t>
+        <w:br/>
+        <w:br/>
+        <w:t>$\mathbf{E}$ 包括噪声、背景、未建模组分和非线性偏差。这个简单表达式揭示了几种常用运算的化学意义。向量相加可以对应物质混合后的信号叠加；标量乘法可以对应浓度或光程变化；内积衡量一个信号沿另一方向的投影，可用于相似度或组分贡献的估计；矩阵求逆或广义逆对应由混合信号反推组分，但只有当组成方向足够独立且矩阵条件良好时，这种反演才稳定；矩阵分解则试图把共同变化与残差分开。</w:t>
+        <w:br/>
+        <w:br/>
+        <w:t>因此，线性代数不是脱离化学的形式工具。它给出了“混合—投影—分解—重构”的共同语言。不过，Beer–Lambert偏离、散射、反应平衡变化、峰位漂移和饱和响应都会破坏简单线性模型。任何线性分解的化学解释，都必须先检查线性叠加是否在研究范围内近似成立。</w:t>
+        <w:br/>
+        <w:br/>
+        <w:t>### 3.1.3 测量模型与误差分层</w:t>
+        <w:br/>
+        <w:br/>
+        <w:t>一个更接近实验实际的测量表达式是</w:t>
+      </w:r>
+    </w:p>
+    <w:p>
+      <w:pPr>
+        <w:widowControl/>
+        <w:spacing w:line="288" w:lineRule="auto" w:before="0" w:after="0"/>
+        <w:ind w:firstLine="420"/>
+        <w:jc w:val="both"/>
+      </w:pPr>
+      <w:r>
+        <w:rPr>
+          <w:rFonts w:ascii="Times New Roman" w:hAnsi="Times New Roman" w:eastAsia="宋体"/>
+          <w:color w:val="000000"/>
+          <w:sz w:val="21"/>
+        </w:rPr>
+        <w:t xml:space="preserve">其中 </w:t>
+      </w:r>
+      <w:r>
+        <w:rPr>
+          <w:rFonts w:ascii="Cambria Math" w:hAnsi="Cambria Math" w:eastAsia="宋体"/>
+          <w:i/>
+          <w:color w:val="000000"/>
+          <w:sz w:val="21"/>
+        </w:rPr>
+        <w:t>c</w:t>
+      </w:r>
+      <w:r>
+        <w:rPr>
+          <w:rFonts w:ascii="Times New Roman" w:hAnsi="Times New Roman" w:eastAsia="宋体"/>
+          <w:color w:val="000000"/>
+          <w:sz w:val="21"/>
+        </w:rPr>
+        <w:t xml:space="preserve"> 是关注的化学组成，</w:t>
+      </w:r>
+      <w:r>
+        <w:rPr>
+          <w:rFonts w:ascii="Cambria Math" w:hAnsi="Cambria Math" w:eastAsia="宋体"/>
+          <w:i/>
+          <w:color w:val="000000"/>
+          <w:sz w:val="21"/>
+        </w:rPr>
+        <w:t>z</w:t>
+      </w:r>
+      <w:r>
+        <w:rPr>
+          <w:rFonts w:ascii="Times New Roman" w:hAnsi="Times New Roman" w:eastAsia="宋体"/>
+          <w:color w:val="000000"/>
+          <w:sz w:val="21"/>
+        </w:rPr>
+        <w:t xml:space="preserve"> 是基质、温度、粒径、含水量等伴随状态，</w:t>
+      </w:r>
+      <w:r>
+        <w:rPr>
+          <w:rFonts w:ascii="Cambria Math" w:hAnsi="Cambria Math" w:eastAsia="宋体"/>
+          <w:i/>
+          <w:color w:val="000000"/>
+          <w:sz w:val="21"/>
+        </w:rPr>
+        <w:t>\boldsymbol\theta</w:t>
+      </w:r>
+      <w:r>
+        <w:rPr>
+          <w:rFonts w:ascii="Times New Roman" w:hAnsi="Times New Roman" w:eastAsia="宋体"/>
+          <w:color w:val="000000"/>
+          <w:sz w:val="21"/>
+        </w:rPr>
+        <w:t xml:space="preserve"> 表示仪器分辨率、光源强度、波长轴和检测器响应等仪器参数，</w:t>
+      </w:r>
+      <w:r>
+        <w:rPr>
+          <w:rFonts w:ascii="Cambria Math" w:hAnsi="Cambria Math" w:eastAsia="宋体"/>
+          <w:i/>
+          <w:color w:val="000000"/>
+          <w:sz w:val="21"/>
+        </w:rPr>
+        <w:t>\boldsymbol\varepsilon</w:t>
+      </w:r>
+      <w:r>
+        <w:rPr>
+          <w:rFonts w:ascii="Times New Roman" w:hAnsi="Times New Roman" w:eastAsia="宋体"/>
+          <w:color w:val="000000"/>
+          <w:sz w:val="21"/>
+        </w:rPr>
+        <w:t xml:space="preserve"> 是随机误差。建模时最危险的情形不是误差大，而是模型把 </w:t>
+      </w:r>
+      <w:r>
+        <w:rPr>
+          <w:rFonts w:ascii="Cambria Math" w:hAnsi="Cambria Math" w:eastAsia="宋体"/>
+          <w:i/>
+          <w:color w:val="000000"/>
+          <w:sz w:val="21"/>
+        </w:rPr>
+        <w:t>z</w:t>
+      </w:r>
+      <w:r>
+        <w:rPr>
+          <w:rFonts w:ascii="Times New Roman" w:hAnsi="Times New Roman" w:eastAsia="宋体"/>
+          <w:color w:val="000000"/>
+          <w:sz w:val="21"/>
+        </w:rPr>
+        <w:t xml:space="preserve"> 或 </w:t>
+      </w:r>
+      <w:r>
+        <w:rPr>
+          <w:rFonts w:ascii="Cambria Math" w:hAnsi="Cambria Math" w:eastAsia="宋体"/>
+          <w:i/>
+          <w:color w:val="000000"/>
+          <w:sz w:val="21"/>
+        </w:rPr>
+        <w:t>\boldsymbol\theta</w:t>
+      </w:r>
+      <w:r>
+        <w:rPr>
+          <w:rFonts w:ascii="Times New Roman" w:hAnsi="Times New Roman" w:eastAsia="宋体"/>
+          <w:color w:val="000000"/>
+          <w:sz w:val="21"/>
+        </w:rPr>
+        <w:t xml:space="preserve"> 的变化当作 </w:t>
+      </w:r>
+      <w:r>
+        <w:rPr>
+          <w:rFonts w:ascii="Cambria Math" w:hAnsi="Cambria Math" w:eastAsia="宋体"/>
+          <w:i/>
+          <w:color w:val="000000"/>
+          <w:sz w:val="21"/>
+        </w:rPr>
+        <w:t>c</w:t>
+      </w:r>
+      <w:r>
+        <w:rPr>
+          <w:rFonts w:ascii="Times New Roman" w:hAnsi="Times New Roman" w:eastAsia="宋体"/>
+          <w:color w:val="000000"/>
+          <w:sz w:val="21"/>
+        </w:rPr>
+        <w:t xml:space="preserve"> 的证据。例如，某批阳性样品全部在A仪器测量，阴性样品全部在B仪器测量，即使分类准确率接近100%，模型也可能只学会了仪器差异。</w:t>
+      </w:r>
+    </w:p>
+    <w:p>
+      <w:pPr>
+        <w:widowControl/>
+        <w:spacing w:line="288" w:lineRule="auto" w:before="0" w:after="0"/>
+        <w:ind w:firstLine="420"/>
+        <w:jc w:val="both"/>
+      </w:pPr>
+      <w:r>
+        <w:rPr>
+          <w:rFonts w:ascii="Times New Roman" w:hAnsi="Times New Roman" w:eastAsia="宋体"/>
+          <w:color w:val="000000"/>
+          <w:sz w:val="21"/>
+        </w:rPr>
+        <w:t>所以，化学计量学首先是一套误差管理思想。采样误差决定被测部分是否代表总体；参考方法误差限制校准模型能达到的上限；仪器误差影响信号的可比性；建模误差反映模型形式和参数选择；部署误差则来自未来样品与建模样品之间的分布变化。后续每一种方法，都应放回这五层误差中理解。</w:t>
+      </w:r>
+    </w:p>
+    <w:p>
+      <w:pPr>
+        <w:pStyle w:val="2"/>
+        <w:keepNext/>
+        <w:pageBreakBefore w:val="0"/>
+        <w:spacing w:line="288" w:lineRule="auto" w:before="240" w:after="120"/>
+      </w:pPr>
+      <w:r>
+        <w:rPr>
+          <w:rFonts w:ascii="Times New Roman" w:hAnsi="Times New Roman" w:eastAsia="黑体"/>
+          <w:b/>
+          <w:color w:val="000000"/>
+          <w:sz w:val="28"/>
+        </w:rPr>
+        <w:t>3.2 采样与校准集合：模型从哪里获得适用范围</w:t>
       </w:r>
     </w:p>
     <w:p>
       <w:pPr>
         <w:pStyle w:val="3"/>
-      </w:pPr>
-      <w:r>
-        <w:t>3.1.3 最佳测量程序与最大信息</w:t>
-      </w:r>
-    </w:p>
-    <w:p>
-      <w:r>
-        <w:t>就“最佳测量程序与最大信息”而言，在“化学计量学的起源、定义与分析化学地位”中，最佳测量程序与最大信息具体限定了样品—变量矩阵及参照值的一个技术接口。它必须被写成可检查的输入、变换和输出：输入保留样品与仪器条件，变换说明参数从何处估计，输出对应可观察量或候选判断；缺少任何一层，概念就无法进入实验和代码。</w:t>
-      </w:r>
-    </w:p>
-    <w:p>
-      <w:r>
-        <w:t>把“最佳测量程序与最大信息”用于“化学计量学的起源、定义与分析化学地位”时，本书用“比较MLR、PCR和PLS的外部定量性能”检验最佳测量程序与最大信息。实现时遵循“先用潜变量模型分解变化、残差和适用域”，先建立经典基线，再对参数敏感性、独立样品和失败对象进行检查。若结果只能在同批数据或单次划分中成立，应把它视为探索性现象而非稳定规律。在真实项目中，还应保存参数、软件版本和输入校验结果，以便定位变化来自样品还是计算。</w:t>
+        <w:keepNext/>
+        <w:pageBreakBefore w:val="0"/>
+        <w:spacing w:line="288" w:lineRule="auto" w:before="120" w:after="60"/>
+      </w:pPr>
+      <w:r>
+        <w:rPr>
+          <w:rFonts w:ascii="Times New Roman" w:hAnsi="Times New Roman" w:eastAsia="黑体"/>
+          <w:b/>
+          <w:color w:val="000000"/>
+          <w:sz w:val="24"/>
+        </w:rPr>
+        <w:t>3.2.1 代表性不是“样品数量足够多”</w:t>
+      </w:r>
+    </w:p>
+    <w:p>
+      <w:pPr>
+        <w:widowControl/>
+        <w:spacing w:line="288" w:lineRule="auto" w:before="0" w:after="0"/>
+        <w:ind w:firstLine="420"/>
+        <w:jc w:val="both"/>
+      </w:pPr>
+      <w:r>
+        <w:rPr>
+          <w:rFonts w:ascii="Times New Roman" w:hAnsi="Times New Roman" w:eastAsia="宋体"/>
+          <w:color w:val="000000"/>
+          <w:sz w:val="21"/>
+        </w:rPr>
+        <w:t>分析结果试图描述的通常是一个总体、一个批次、一段过程或一类未来样品，而实际测量的只是其中很小一部分。代表性要求抽取的样品保留总体中与目标问题有关的主要变异。它既是空间问题，也是时间问题和状态问题。对粮食近红外模型而言，产地、品种、年份、含水量、粒径和储藏条件都可能改变光谱；对在线过程监测而言，原料批次、温度、压力、流量和催化剂状态共同决定未来数据范围。</w:t>
+      </w:r>
+    </w:p>
+    <w:p>
+      <w:pPr>
+        <w:widowControl/>
+        <w:spacing w:line="288" w:lineRule="auto" w:before="0" w:after="0"/>
+        <w:ind w:firstLine="420"/>
+        <w:jc w:val="both"/>
+      </w:pPr>
+      <w:r>
+        <w:rPr>
+          <w:rFonts w:ascii="Times New Roman" w:hAnsi="Times New Roman" w:eastAsia="宋体"/>
+          <w:color w:val="000000"/>
+          <w:sz w:val="21"/>
+        </w:rPr>
+        <w:t>随机采样能减小主观选择，但并不自动保证小样本覆盖稀有状态；系统采样适合连续过程，却可能与周期变化发生混叠；分层采样先按已知影响因素划分层，再在层内抽取，常比完全随机抽样更有效；代表性采样则要求结合对象知识，确保极端值、边界状态和关键干扰因素进入样本集合。真正的代表性不是总体分布的机械缩小版，而是相对于任务定义的覆盖。</w:t>
       </w:r>
     </w:p>
     <w:p>
       <w:pPr>
         <w:pStyle w:val="3"/>
-      </w:pPr>
-      <w:r>
-        <w:t>3.1.4 与传统分析化学和机器学习的关系</w:t>
-      </w:r>
-    </w:p>
-    <w:p>
-      <w:r>
-        <w:t>就“与传统分析化学和机器学习的关系”而言，在“化学计量学的起源、定义与分析化学地位”中，与传统分析化学和机器学习的关系具体限定了样品—变量矩阵及参照值的一个技术接口。它必须被写成可检查的输入、变换和输出：输入保留样品与仪器条件，变换说明参数从何处估计，输出对应可观察量或候选判断；缺少任何一层，概念就无法进入实验和代码。</w:t>
-      </w:r>
-    </w:p>
-    <w:p>
-      <w:r>
-        <w:t>把“与传统分析化学和机器学习的关系”用于“化学计量学的起源、定义与分析化学地位”时，本书用“比较MLR、PCR和PLS的外部定量性能”检验与传统分析化学和机器学习的关系。实现时遵循“先用潜变量模型分解变化、残差和适用域”，先建立经典基线，再对参数敏感性、独立样品和失败对象进行检查。若结果只能在同批数据或单次划分中成立，应把它视为探索性现象而非稳定规律。若该步骤改变了样品单位、统计独立性或物理峰形，必须在独立数据上重新证明其有效性。</w:t>
+        <w:keepNext/>
+        <w:pageBreakBefore w:val="0"/>
+        <w:spacing w:line="288" w:lineRule="auto" w:before="120" w:after="60"/>
+      </w:pPr>
+      <w:r>
+        <w:rPr>
+          <w:rFonts w:ascii="Times New Roman" w:hAnsi="Times New Roman" w:eastAsia="黑体"/>
+          <w:b/>
+          <w:color w:val="000000"/>
+          <w:sz w:val="24"/>
+        </w:rPr>
+        <w:t>3.2.2 采样误差与测量误差不可互相补偿</w:t>
+      </w:r>
+    </w:p>
+    <w:p>
+      <w:pPr>
+        <w:widowControl/>
+        <w:spacing w:line="288" w:lineRule="auto" w:before="0" w:after="0"/>
+        <w:ind w:firstLine="420"/>
+        <w:jc w:val="both"/>
+      </w:pPr>
+      <w:r>
+        <w:rPr>
+          <w:rFonts w:ascii="Times New Roman" w:hAnsi="Times New Roman" w:eastAsia="宋体"/>
+          <w:color w:val="000000"/>
+          <w:sz w:val="21"/>
+        </w:rPr>
+        <w:t>对于非均匀固体，大颗粒、组分团聚和空间分层会使取样方差远大于仪器重复测量方差。此时反复扫描同一份样品只能降低仪器噪声，不能纠正取样偏差。设总方差近似分解为</w:t>
+      </w:r>
+    </w:p>
+    <w:p>
+      <w:pPr>
+        <w:spacing w:before="80" w:after="80"/>
+        <w:jc w:val="center"/>
+      </w:pPr>
+      <w:r>
+        <w:rPr>
+          <w:rFonts w:ascii="Cambria Math" w:hAnsi="Cambria Math" w:eastAsia="宋体"/>
+          <w:i/>
+          <w:color w:val="000000"/>
+          <w:sz w:val="21"/>
+        </w:rPr>
+        <w:t>s^2_{\mathrm{total}}=s^2_{\mathrm{sampling}}+s^2_{\mathrm{preparation}}+s^2_{\mathrm{instrument}}+s^2_{\mathrm{reference}}$$</w:t>
+        <w:br/>
+        <w:br/>
+        <w:t>如果 $s^2_{\mathrm{sampling}}$ 占主导，应增加独立取样、改善混匀和缩分流程，而不是继续增加同一样品的扫描次数。这个方差预算思想比笼统追求“高精度”更有操作性：先找出误差的主导层级，再决定把实验资源投入哪里。</w:t>
+        <w:br/>
+        <w:br/>
+        <w:t>### 3.2.3 校准集、验证集与未知集</w:t>
+        <w:br/>
+        <w:br/>
+        <w:t>校准集负责建立信号—性质关系；验证集用于选择潜变量数、预处理和超参数；测试集只用于在所有选择完成以后给出一次独立评价。若样本较少，可在校准集内部使用交叉验证，但最终性能仍应由外部测试集评估。三者不能只按随机比例机械切分。当同一原始样品的重复光谱被分到训练和测试两侧时，测试结果衡量的是重复测量的一致性，而不是对新样品的泛化能力。</w:t>
+        <w:br/>
+        <w:br/>
+        <w:t>合理的划分单位应与未来使用场景一致。未来要预测新批次，就按批次分组；要跨仪器使用，就把某台仪器或某段时间留作外部测试；要外推到新结构，就按结构骨架或化学类别划分。数据划分不是计算步骤，而是对“未来未知样品是什么”的实验化表达。</w:t>
+        <w:br/>
+        <w:br/>
+        <w:t>### 3.2.4 Kennard–Stone与SPXY</w:t>
+        <w:br/>
+        <w:br/>
+        <w:t>当已有大量候选样品但参考测定昂贵时，可先根据光谱空间选择覆盖广的校准样品。Kennard–Stone方法先选取距离最远的两个样品，再迭代加入与已选集合的最小距离最大的样品。若 $D(i,j)$ 表示样品 $i$ 与 $j$ 的距离，则下一样品为</w:t>
+      </w:r>
+    </w:p>
+    <w:p>
+      <w:pPr>
+        <w:widowControl/>
+        <w:spacing w:line="288" w:lineRule="auto" w:before="0" w:after="0"/>
+        <w:ind w:firstLine="420"/>
+        <w:jc w:val="both"/>
+      </w:pPr>
+      <w:r>
+        <w:rPr>
+          <w:rFonts w:ascii="Times New Roman" w:hAnsi="Times New Roman" w:eastAsia="宋体"/>
+          <w:color w:val="000000"/>
+          <w:sz w:val="21"/>
+        </w:rPr>
+        <w:t xml:space="preserve">这种“最远点填充”能覆盖 </w:t>
+      </w:r>
+      <w:r>
+        <w:rPr>
+          <w:rFonts w:ascii="Cambria Math" w:hAnsi="Cambria Math" w:eastAsia="宋体"/>
+          <w:i/>
+          <w:color w:val="000000"/>
+          <w:sz w:val="21"/>
+        </w:rPr>
+        <w:t>X</w:t>
+      </w:r>
+      <w:r>
+        <w:rPr>
+          <w:rFonts w:ascii="Times New Roman" w:hAnsi="Times New Roman" w:eastAsia="宋体"/>
+          <w:color w:val="000000"/>
+          <w:sz w:val="21"/>
+        </w:rPr>
+        <w:t xml:space="preserve"> 空间边界，但完全不知道目标变量 </w:t>
+      </w:r>
+      <w:r>
+        <w:rPr>
+          <w:rFonts w:ascii="Cambria Math" w:hAnsi="Cambria Math" w:eastAsia="宋体"/>
+          <w:i/>
+          <w:color w:val="000000"/>
+          <w:sz w:val="21"/>
+        </w:rPr>
+        <w:t>y</w:t>
+      </w:r>
+      <w:r>
+        <w:rPr>
+          <w:rFonts w:ascii="Times New Roman" w:hAnsi="Times New Roman" w:eastAsia="宋体"/>
+          <w:color w:val="000000"/>
+          <w:sz w:val="21"/>
+        </w:rPr>
+        <w:t xml:space="preserve">。SPXY把标准化后的 </w:t>
+      </w:r>
+      <w:r>
+        <w:rPr>
+          <w:rFonts w:ascii="Cambria Math" w:hAnsi="Cambria Math" w:eastAsia="宋体"/>
+          <w:i/>
+          <w:color w:val="000000"/>
+          <w:sz w:val="21"/>
+        </w:rPr>
+        <w:t>X</w:t>
+      </w:r>
+      <w:r>
+        <w:rPr>
+          <w:rFonts w:ascii="Times New Roman" w:hAnsi="Times New Roman" w:eastAsia="宋体"/>
+          <w:color w:val="000000"/>
+          <w:sz w:val="21"/>
+        </w:rPr>
+        <w:t xml:space="preserve"> 距离和 </w:t>
+      </w:r>
+      <w:r>
+        <w:rPr>
+          <w:rFonts w:ascii="Cambria Math" w:hAnsi="Cambria Math" w:eastAsia="宋体"/>
+          <w:i/>
+          <w:color w:val="000000"/>
+          <w:sz w:val="21"/>
+        </w:rPr>
+        <w:t>y</w:t>
+      </w:r>
+      <w:r>
+        <w:rPr>
+          <w:rFonts w:ascii="Times New Roman" w:hAnsi="Times New Roman" w:eastAsia="宋体"/>
+          <w:color w:val="000000"/>
+          <w:sz w:val="21"/>
+        </w:rPr>
+        <w:t xml:space="preserve"> 距离合并，使校准集同时覆盖信号和性质范围。两种方法都不是代表性的替代品：若候选库本身缺少某类样品，任何空间算法都无法凭空补足。</w:t>
       </w:r>
     </w:p>
     <w:p>
       <w:pPr>
         <w:pStyle w:val="2"/>
-      </w:pPr>
-      <w:r>
-        <w:t>3.2 采样、样品代表性与校准集合设计</w:t>
-      </w:r>
-    </w:p>
-    <w:p>
-      <w:r>
-        <w:t>本节围绕“采样、样品代表性与校准集合设计”展开。分析对象是样品—变量矩阵及参照值，核心不是罗列名词，而是说明总体、批次、样品与分析试份、校准样品、验证样品和未知样品、覆盖范围、密度和代表性、Kennard–Stone与SPXY怎样进入同一条测量与推断链。读者首先要辨认哪些量来自真实样品，哪些量由仪器转换得到，哪些量由算法估计；三类量若混在一起，模型精度就很难被解释。</w:t>
-      </w:r>
-    </w:p>
-    <w:p>
-      <w:r>
-        <w:t>在“采样、样品代表性与校准集合设计”中，技术路线遵循“先用潜变量模型分解变化、残差和适用域”。具体计算从可诊断的经典基线开始，再增加本节所需的非线性、结构先验或不确定度组件。新增组件必须回答一个明确问题，并在相同数据边界下与基线比较；只有平均分提高而误差结构没有改善，不能构成采用复杂模型的充分理由。</w:t>
-      </w:r>
-    </w:p>
-    <w:p>
-      <w:r>
-        <w:t>本节把“比较MLR、PCR和PLS的外部定量性能”落实到异常样品与模型边界这一检查点。验证时保留与未来使用条件一致的独立对象，检查坐标轴、单位、样品身份、批次、参数来源和失败样本。由此得到的结论才可用于下一步测量或实验，而不是停留在一张看似分离良好的图上。</w:t>
+        <w:keepNext/>
+        <w:pageBreakBefore w:val="0"/>
+        <w:spacing w:line="288" w:lineRule="auto" w:before="240" w:after="120"/>
+      </w:pPr>
+      <w:r>
+        <w:rPr>
+          <w:rFonts w:ascii="Times New Roman" w:hAnsi="Times New Roman" w:eastAsia="黑体"/>
+          <w:b/>
+          <w:color w:val="000000"/>
+          <w:sz w:val="28"/>
+        </w:rPr>
+        <w:t>3.3 从原始信号到可建模矩阵</w:t>
       </w:r>
     </w:p>
     <w:p>
       <w:pPr>
         <w:pStyle w:val="3"/>
-      </w:pPr>
-      <w:r>
-        <w:t>3.2.1 总体、批次、样品与分析试份</w:t>
-      </w:r>
-    </w:p>
-    <w:p>
-      <w:r>
-        <w:t>就“总体、批次、样品与分析试份”而言，总体、批次、样品与分析试份决定数据能否代表待回答的总体。分析试份通常只占原始对象极小比例，空间异质、颗粒尺寸、相分布和批次结构会使制样误差大于仪器重复误差；增加同一试份的重复扫描不能弥补缺乏独立取样。</w:t>
-      </w:r>
-    </w:p>
-    <w:p>
-      <w:r>
-        <w:t>把“总体、批次、样品与分析试份”用于“采样、样品代表性与校准集合设计”时，应先定义总体、初级采样单元、实验样品和分析试份，再配置分层或随机取样、混匀和独立重复。训练/测试划分也必须以真正独立的样品单位为边界，否则模型会因伪重复获得虚高性能。最终报告需要给出适用范围和拒绝条件，使方法在证据不足时能够停止输出。</w:t>
+        <w:keepNext/>
+        <w:pageBreakBefore w:val="0"/>
+        <w:spacing w:line="288" w:lineRule="auto" w:before="120" w:after="60"/>
+      </w:pPr>
+      <w:r>
+        <w:rPr>
+          <w:rFonts w:ascii="Times New Roman" w:hAnsi="Times New Roman" w:eastAsia="黑体"/>
+          <w:b/>
+          <w:color w:val="000000"/>
+          <w:sz w:val="24"/>
+        </w:rPr>
+        <w:t>3.3.1 检出限是概率判决，不是“最小看见的峰”</w:t>
+      </w:r>
+    </w:p>
+    <w:p>
+      <w:pPr>
+        <w:widowControl/>
+        <w:spacing w:line="288" w:lineRule="auto" w:before="0" w:after="0"/>
+        <w:ind w:firstLine="420"/>
+        <w:jc w:val="both"/>
+      </w:pPr>
+      <w:r>
+        <w:rPr>
+          <w:rFonts w:ascii="Times New Roman" w:hAnsi="Times New Roman" w:eastAsia="宋体"/>
+          <w:color w:val="000000"/>
+          <w:sz w:val="21"/>
+        </w:rPr>
+        <w:t xml:space="preserve">分析信号是否“可检出”，本质上是对空白假设与含有分析物假设的判决。设空白响应均值和标准差分别为 </w:t>
+      </w:r>
+      <w:r>
+        <w:rPr>
+          <w:rFonts w:ascii="Cambria Math" w:hAnsi="Cambria Math" w:eastAsia="宋体"/>
+          <w:i/>
+          <w:color w:val="000000"/>
+          <w:sz w:val="21"/>
+        </w:rPr>
+        <w:t>\bar y_B</w:t>
+      </w:r>
+      <w:r>
+        <w:rPr>
+          <w:rFonts w:ascii="Times New Roman" w:hAnsi="Times New Roman" w:eastAsia="宋体"/>
+          <w:color w:val="000000"/>
+          <w:sz w:val="21"/>
+        </w:rPr>
+        <w:t xml:space="preserve"> 与 </w:t>
+      </w:r>
+      <w:r>
+        <w:rPr>
+          <w:rFonts w:ascii="Cambria Math" w:hAnsi="Cambria Math" w:eastAsia="宋体"/>
+          <w:i/>
+          <w:color w:val="000000"/>
+          <w:sz w:val="21"/>
+        </w:rPr>
+        <w:t>s_B</w:t>
+      </w:r>
+      <w:r>
+        <w:rPr>
+          <w:rFonts w:ascii="Times New Roman" w:hAnsi="Times New Roman" w:eastAsia="宋体"/>
+          <w:color w:val="000000"/>
+          <w:sz w:val="21"/>
+        </w:rPr>
+        <w:t xml:space="preserve">，常见的经验检出信号写为 </w:t>
+      </w:r>
+      <w:r>
+        <w:rPr>
+          <w:rFonts w:ascii="Cambria Math" w:hAnsi="Cambria Math" w:eastAsia="宋体"/>
+          <w:i/>
+          <w:color w:val="000000"/>
+          <w:sz w:val="21"/>
+        </w:rPr>
+        <w:t>y_D=\bar y_B+k s_B</w:t>
+      </w:r>
+      <w:r>
+        <w:rPr>
+          <w:rFonts w:ascii="Times New Roman" w:hAnsi="Times New Roman" w:eastAsia="宋体"/>
+          <w:color w:val="000000"/>
+          <w:sz w:val="21"/>
+        </w:rPr>
+        <w:t xml:space="preserve">。若校准曲线局部斜率为 </w:t>
+      </w:r>
+      <w:r>
+        <w:rPr>
+          <w:rFonts w:ascii="Cambria Math" w:hAnsi="Cambria Math" w:eastAsia="宋体"/>
+          <w:i/>
+          <w:color w:val="000000"/>
+          <w:sz w:val="21"/>
+        </w:rPr>
+        <w:t>b</w:t>
+      </w:r>
+      <w:r>
+        <w:rPr>
+          <w:rFonts w:ascii="Times New Roman" w:hAnsi="Times New Roman" w:eastAsia="宋体"/>
+          <w:color w:val="000000"/>
+          <w:sz w:val="21"/>
+        </w:rPr>
+        <w:t>，浓度检出限可近似为</w:t>
+      </w:r>
+    </w:p>
+    <w:p>
+      <w:pPr>
+        <w:spacing w:before="80" w:after="80"/>
+        <w:jc w:val="center"/>
+      </w:pPr>
+      <w:r>
+        <w:rPr>
+          <w:rFonts w:ascii="Cambria Math" w:hAnsi="Cambria Math" w:eastAsia="宋体"/>
+          <w:i/>
+          <w:color w:val="000000"/>
+          <w:sz w:val="21"/>
+        </w:rPr>
+        <w:t>c_D=\frac{k s_B}{b}$$</w:t>
+        <w:br/>
+        <w:br/>
+        <w:t>式中 $k$ 的选择对应允许的假阳性和假阴性风险。只用一次空白的标准差、只在高浓度区拟合斜率，或在完成所有预处理后选择最有利波长，都会低估检出限。多变量模型的检出能力还与校准样品分布、杠杆值和背景协方差有关，不能把单波长公式机械套到PLS预测上。</w:t>
+        <w:br/>
+        <w:br/>
+        <w:t>检出限、定量限和最低报告限也不相同。检出限回答能否与空白区分；定量限要求误差达到预定水平；最低报告限还包含实验室流程、稀释倍数和法规要求。智能模型输出高置信类别并不等于达到分析方法的检出限，因为分类置信度可能未校准，且训练集中未必包含真实空白和近阈值样品。</w:t>
+        <w:br/>
+        <w:br/>
+        <w:t>### 3.3.2 噪声的频谱与相关性</w:t>
+        <w:br/>
+        <w:br/>
+        <w:t>白噪声在频率上近似均匀，重复平均能有效降低；闪烁噪声在低频增强，长时间漂移不能靠简单平均消除；周期噪声可能来自电源、机械振动或扫描系统；散粒噪声随信号强度变化，常呈异方差。识别噪声类型可比较空白谱、重复谱差值、自相关函数和功率谱密度。若残差具有显著自相关，普通最小二乘的独立误差假设不成立，置信区间也会过窄。</w:t>
+        <w:br/>
+        <w:br/>
+        <w:t>去噪应以独立重复估计噪声，而不是把一条曲线中所有快速变化都当作噪声。窄峰本身也含高频成分；阶跃信号在傅里叶域具有广泛频率分量。一个滤波器若只根据频率高低删除成分，可能同时删除最有选择性的峰形信息。</w:t>
+        <w:br/>
+        <w:br/>
+        <w:t>### 3.3.3 预处理是测量模型的一部分</w:t>
+        <w:br/>
+        <w:br/>
+        <w:t>预处理常被误解为“让曲线更好看”。事实上，每一种预处理都隐含了对非化学变异来源的判断。均值中心化假定变量的绝对基准不如相对偏离重要；标准化赋予不同尺度变量相近权重；归一化假定总强度或向量长度主要受无关乘性因素影响；导数试图削弱缓慢变化的基线并突出局部形状；多元散射校正假定谱图与参考谱之间主要存在加性和乘性散射差异。</w:t>
+        <w:br/>
+        <w:br/>
+        <w:t>如果这些假定错误，预处理会删除目标信息。例如，浓度本来主要体现在整体强度上，向量归一化可能把定量信息除掉；窄峰上使用过宽的Savitzky–Golay窗口会降低峰高并改变半峰宽；高阶导数在增强分辨率的同时也会放大高频噪声。预处理必须在交叉验证的训练折内拟合，并由任务性能和残差结构共同评价，不能根据全数据上“分群更漂亮”来选择。</w:t>
+        <w:br/>
+        <w:br/>
+        <w:t>### 3.3.4 中心化、尺度变换与散射校正</w:t>
+        <w:br/>
+        <w:br/>
+        <w:t>对矩阵 $\mathbf{X}$ 的第 $j$ 列，均值中心化为</w:t>
+      </w:r>
+    </w:p>
+    <w:p>
+      <w:pPr>
+        <w:widowControl/>
+        <w:spacing w:line="288" w:lineRule="auto" w:before="0" w:after="0"/>
+        <w:ind w:firstLine="420"/>
+        <w:jc w:val="both"/>
+      </w:pPr>
+      <w:r>
+        <w:rPr>
+          <w:rFonts w:ascii="Times New Roman" w:hAnsi="Times New Roman" w:eastAsia="宋体"/>
+          <w:color w:val="000000"/>
+          <w:sz w:val="21"/>
+        </w:rPr>
+        <w:t xml:space="preserve">自动标准化进一步除以标准差 </w:t>
+      </w:r>
+      <w:r>
+        <w:rPr>
+          <w:rFonts w:ascii="Cambria Math" w:hAnsi="Cambria Math" w:eastAsia="宋体"/>
+          <w:i/>
+          <w:color w:val="000000"/>
+          <w:sz w:val="21"/>
+        </w:rPr>
+        <w:t>s_j</w:t>
+      </w:r>
+      <w:r>
+        <w:rPr>
+          <w:rFonts w:ascii="Times New Roman" w:hAnsi="Times New Roman" w:eastAsia="宋体"/>
+          <w:color w:val="000000"/>
+          <w:sz w:val="21"/>
+        </w:rPr>
+        <w:t>：</w:t>
+      </w:r>
+    </w:p>
+    <w:p>
+      <w:pPr>
+        <w:spacing w:before="80" w:after="80"/>
+        <w:jc w:val="center"/>
+      </w:pPr>
+      <w:r>
+        <w:rPr>
+          <w:rFonts w:ascii="Cambria Math" w:hAnsi="Cambria Math" w:eastAsia="宋体"/>
+          <w:i/>
+          <w:color w:val="000000"/>
+          <w:sz w:val="21"/>
+        </w:rPr>
+        <w:t>x''_{ij}=\frac{x_{ij}-\bar{x}_j}{s_j}$$</w:t>
+        <w:br/>
+        <w:br/>
+        <w:t>中心化改变坐标原点但不改变变量单位，适合波长点单位相同、方差本身包含化学意义的光谱数据。自动标准化会显著提高低方差变量的权重，适合变量量纲不同的表格数据，但可能把弱噪声波段放大到与强吸收带相同的重要程度。</w:t>
+        <w:br/>
+        <w:br/>
+        <w:t>标准正态变量变换（SNV）对每一条谱分别中心化并按该谱的标准差缩放：</w:t>
+      </w:r>
+    </w:p>
+    <w:p>
+      <w:pPr>
+        <w:widowControl/>
+        <w:spacing w:line="288" w:lineRule="auto" w:before="0" w:after="0"/>
+        <w:ind w:firstLine="420"/>
+        <w:jc w:val="both"/>
+      </w:pPr>
+      <w:r>
+        <w:rPr>
+          <w:rFonts w:ascii="Times New Roman" w:hAnsi="Times New Roman" w:eastAsia="宋体"/>
+          <w:color w:val="000000"/>
+          <w:sz w:val="21"/>
+        </w:rPr>
+        <w:t xml:space="preserve">它常用于减弱颗粒散射带来的加性和乘性变化。多元散射校正（MSC）则把每条谱对参考谱回归，估计截距 </w:t>
+      </w:r>
+      <w:r>
+        <w:rPr>
+          <w:rFonts w:ascii="Cambria Math" w:hAnsi="Cambria Math" w:eastAsia="宋体"/>
+          <w:i/>
+          <w:color w:val="000000"/>
+          <w:sz w:val="21"/>
+        </w:rPr>
+        <w:t>a_i</w:t>
+      </w:r>
+      <w:r>
+        <w:rPr>
+          <w:rFonts w:ascii="Times New Roman" w:hAnsi="Times New Roman" w:eastAsia="宋体"/>
+          <w:color w:val="000000"/>
+          <w:sz w:val="21"/>
+        </w:rPr>
+        <w:t xml:space="preserve"> 和斜率 </w:t>
+      </w:r>
+      <w:r>
+        <w:rPr>
+          <w:rFonts w:ascii="Cambria Math" w:hAnsi="Cambria Math" w:eastAsia="宋体"/>
+          <w:i/>
+          <w:color w:val="000000"/>
+          <w:sz w:val="21"/>
+        </w:rPr>
+        <w:t>b_i</w:t>
+      </w:r>
+      <w:r>
+        <w:rPr>
+          <w:rFonts w:ascii="Times New Roman" w:hAnsi="Times New Roman" w:eastAsia="宋体"/>
+          <w:color w:val="000000"/>
+          <w:sz w:val="21"/>
+        </w:rPr>
+        <w:t>，再计算</w:t>
+      </w:r>
+    </w:p>
+    <w:p>
+      <w:pPr>
+        <w:spacing w:before="80" w:after="80"/>
+        <w:jc w:val="center"/>
+      </w:pPr>
+      <w:r>
+        <w:rPr>
+          <w:rFonts w:ascii="Cambria Math" w:hAnsi="Cambria Math" w:eastAsia="宋体"/>
+          <w:i/>
+          <w:color w:val="000000"/>
+          <w:sz w:val="21"/>
+        </w:rPr>
+        <w:t>\mathbf{x}'_i=\frac{\mathbf{x}_i-a_i}{b_i}$$</w:t>
+        <w:br/>
+        <w:br/>
+        <w:t>SNV与MSC可能得到相近效果，但二者的参照对象不同：SNV使用单条谱自身的均值和标准差，MSC显式依赖参考谱。</w:t>
+        <w:br/>
+        <w:br/>
+        <w:t>### 3.3.5 平滑、导数与频域方法</w:t>
+        <w:br/>
+        <w:br/>
+        <w:t>移动平均用窗口内均值替代中心点，能够降低零均值高频噪声，但会使尖峰变宽。Savitzky–Golay方法在滑动窗口内做低阶多项式最小二乘拟合，因此能较好保留峰形，并可直接求拟合多项式的导数。窗口长度、阶数和导数阶数共同决定偏差—方差权衡：窗口太短时降噪不足，太长时局部化学结构被抹平；多项式阶数过高则重新追随噪声。</w:t>
+        <w:br/>
+        <w:br/>
+        <w:t>傅里叶变换把信号表示为不同频率正弦分量的叠加，适合频率成分相对稳定的信号。简单低通滤波通过删除高频系数实现平滑，但骤然截断会产生振铃。小波变换同时保留位置和尺度信息，更适合含有局部峰和突变的非平稳信号；其代价是小波基、分解层数和阈值的选择会影响结果。频域或小波降噪仍应由保峰能力、重构误差和下游预测共同验证，而不能只比较曲线光滑程度。</w:t>
+        <w:br/>
+        <w:br/>
+        <w:t>## 3.4 主成分分析：寻找数据变化的低维骨架</w:t>
+        <w:br/>
+        <w:br/>
+        <w:t>### 3.4.1 方差最大化的几何问题</w:t>
+        <w:br/>
+        <w:br/>
+        <w:t>设中心化后的数据矩阵为 $\mathbf{X}$。第一主成分寻找一个单位方向 $\mathbf{p}_1$，使样品投影 $\mathbf{t}_1=\mathbf{X}\mathbf{p}_1$ 的方差最大：</w:t>
+      </w:r>
+    </w:p>
+    <w:p>
+      <w:pPr>
+        <w:widowControl/>
+        <w:spacing w:line="288" w:lineRule="auto" w:before="0" w:after="0"/>
+        <w:ind w:firstLine="420"/>
+        <w:jc w:val="both"/>
+      </w:pPr>
+      <w:r>
+        <w:rPr>
+          <w:rFonts w:ascii="Times New Roman" w:hAnsi="Times New Roman" w:eastAsia="宋体"/>
+          <w:color w:val="000000"/>
+          <w:sz w:val="21"/>
+        </w:rPr>
+        <w:t>\quad \text{s.t. }\mathbf{p}_1^{\mathrm T}\mathbf{p}_1=1$$</w:t>
+      </w:r>
+    </w:p>
+    <w:p>
+      <w:pPr>
+        <w:widowControl/>
+        <w:spacing w:line="288" w:lineRule="auto" w:before="0" w:after="0"/>
+        <w:ind w:firstLine="420"/>
+        <w:jc w:val="both"/>
+      </w:pPr>
+      <w:r>
+        <w:rPr>
+          <w:rFonts w:ascii="Times New Roman" w:hAnsi="Times New Roman" w:eastAsia="宋体"/>
+          <w:color w:val="000000"/>
+          <w:sz w:val="21"/>
+        </w:rPr>
+        <w:t>拉格朗日求解得到</w:t>
+      </w:r>
+    </w:p>
+    <w:p>
+      <w:pPr>
+        <w:spacing w:before="80" w:after="80"/>
+        <w:jc w:val="center"/>
+      </w:pPr>
+      <w:r>
+        <w:rPr>
+          <w:rFonts w:ascii="Cambria Math" w:hAnsi="Cambria Math" w:eastAsia="宋体"/>
+          <w:i/>
+          <w:color w:val="000000"/>
+          <w:sz w:val="21"/>
+        </w:rPr>
+        <w:t>\mathbf{X}^{\mathrm T}\mathbf{X}\mathbf{p}_1=\lambda_1\mathbf{p}_1$$</w:t>
+        <w:br/>
+        <w:br/>
+        <w:t>即载荷向量是协方差矩阵的特征向量，特征值 $\lambda_1$ 表示该方向解释的变异。后续主成分在与前面方向正交的约束下依次最大化剩余方差。保留 $A$ 个主成分后，数据写为</w:t>
+      </w:r>
+    </w:p>
+    <w:p>
+      <w:pPr>
+        <w:widowControl/>
+        <w:spacing w:line="288" w:lineRule="auto" w:before="0" w:after="0"/>
+        <w:ind w:firstLine="420"/>
+        <w:jc w:val="both"/>
+      </w:pPr>
+      <w:r>
+        <w:rPr>
+          <w:rFonts w:ascii="Cambria Math" w:hAnsi="Cambria Math" w:eastAsia="宋体"/>
+          <w:i/>
+          <w:color w:val="000000"/>
+          <w:sz w:val="21"/>
+        </w:rPr>
+        <w:t>T_A</w:t>
+      </w:r>
+      <w:r>
+        <w:rPr>
+          <w:rFonts w:ascii="Times New Roman" w:hAnsi="Times New Roman" w:eastAsia="宋体"/>
+          <w:color w:val="000000"/>
+          <w:sz w:val="21"/>
+        </w:rPr>
+        <w:t xml:space="preserve"> 是得分矩阵，描述样品在低维坐标中的位置；</w:t>
+      </w:r>
+      <w:r>
+        <w:rPr>
+          <w:rFonts w:ascii="Cambria Math" w:hAnsi="Cambria Math" w:eastAsia="宋体"/>
+          <w:i/>
+          <w:color w:val="000000"/>
+          <w:sz w:val="21"/>
+        </w:rPr>
+        <w:t>P_A</w:t>
+      </w:r>
+      <w:r>
+        <w:rPr>
+          <w:rFonts w:ascii="Times New Roman" w:hAnsi="Times New Roman" w:eastAsia="宋体"/>
+          <w:color w:val="000000"/>
+          <w:sz w:val="21"/>
+        </w:rPr>
+        <w:t xml:space="preserve"> 是载荷矩阵，描述原始变量如何组成各主成分；</w:t>
+      </w:r>
+      <w:r>
+        <w:rPr>
+          <w:rFonts w:ascii="Cambria Math" w:hAnsi="Cambria Math" w:eastAsia="宋体"/>
+          <w:i/>
+          <w:color w:val="000000"/>
+          <w:sz w:val="21"/>
+        </w:rPr>
+        <w:t>E_A</w:t>
+      </w:r>
+      <w:r>
+        <w:rPr>
+          <w:rFonts w:ascii="Times New Roman" w:hAnsi="Times New Roman" w:eastAsia="宋体"/>
+          <w:color w:val="000000"/>
+          <w:sz w:val="21"/>
+        </w:rPr>
+        <w:t xml:space="preserve"> 是未被保留成分解释的残差。</w:t>
       </w:r>
     </w:p>
     <w:p>
       <w:pPr>
         <w:pStyle w:val="3"/>
-      </w:pPr>
-      <w:r>
-        <w:t>3.2.2 校准样品、验证样品和未知样品</w:t>
-      </w:r>
-    </w:p>
-    <w:p>
-      <w:r>
-        <w:t>就“校准样品、验证样品和未知样品”而言，围绕“校准样品、验证样品和未知样品”，精确率关注预测为阳性的样品中有多少真正阳性，召回率关注真正阳性中有多少被检出，F1是二者的调和平均。类别极不平衡时，PR曲线比ROC曲线更能反映少数类识别的实际难度。</w:t>
-      </w:r>
-    </w:p>
-    <w:p>
-      <w:r>
-        <w:t>把“校准样品、验证样品和未知样品”用于“采样、样品代表性与校准集合设计”时，在“采样、样品代表性与校准集合设计”的语境下，概率校准回答预测概率是否与实际发生率一致。Brier分数同时受到判别和校准影响；可靠性图可显示模型过度自信或过度保守。阈值应根据漏检和误报代价确定，而不是固定在0.5。教学上应把该概念落实为可观察变量、可运行程序和可反驳检验三层。</w:t>
+        <w:keepNext/>
+        <w:pageBreakBefore w:val="0"/>
+        <w:spacing w:line="288" w:lineRule="auto" w:before="120" w:after="60"/>
+      </w:pPr>
+      <w:r>
+        <w:rPr>
+          <w:rFonts w:ascii="Times New Roman" w:hAnsi="Times New Roman" w:eastAsia="黑体"/>
+          <w:b/>
+          <w:color w:val="000000"/>
+          <w:sz w:val="24"/>
+        </w:rPr>
+        <w:t>3.4.2 奇异值分解与秩</w:t>
+      </w:r>
+    </w:p>
+    <w:p>
+      <w:pPr>
+        <w:widowControl/>
+        <w:spacing w:line="288" w:lineRule="auto" w:before="0" w:after="0"/>
+        <w:ind w:firstLine="420"/>
+        <w:jc w:val="both"/>
+      </w:pPr>
+      <w:r>
+        <w:rPr>
+          <w:rFonts w:ascii="Times New Roman" w:hAnsi="Times New Roman" w:eastAsia="宋体"/>
+          <w:color w:val="000000"/>
+          <w:sz w:val="21"/>
+        </w:rPr>
+        <w:t>对中心化矩阵作奇异值分解</w:t>
+      </w:r>
+    </w:p>
+    <w:p>
+      <w:pPr>
+        <w:spacing w:before="80" w:after="80"/>
+        <w:jc w:val="center"/>
+      </w:pPr>
+      <w:r>
+        <w:rPr>
+          <w:rFonts w:ascii="Cambria Math" w:hAnsi="Cambria Math" w:eastAsia="宋体"/>
+          <w:i/>
+          <w:color w:val="000000"/>
+          <w:sz w:val="21"/>
+        </w:rPr>
+        <w:t>\mathbf{X}=\mathbf{U}\boldsymbol{\Sigma}\mathbf{V}^{\mathrm T}$$</w:t>
+        <w:br/>
+        <w:br/>
+        <w:t>可得 $\mathbf{P}=\mathbf{V}$，$\mathbf{T}=\mathbf{U}\boldsymbol{\Sigma}$。奇异值按从大到小排列，其平方与各主成分解释的平方和相对应。若理想线性混合物只含 $k$ 个独立组分，且没有背景和噪声，则信号矩阵的秩不超过 $k$。真实数据中噪声会使矩阵通常满秩，但前几个奇异值与后部噪声平台之间可能出现明显间隔。因此，秩估计可以为组分数和有效维数提供线索，但不能机械地把“主成分数”等同于“化学组分数”：温度漂移、散射和反应平衡也会形成独立变化方向。</w:t>
+        <w:br/>
+        <w:br/>
+        <w:t>### 3.4.3 得分图、载荷图和共同解释</w:t>
+        <w:br/>
+        <w:br/>
+        <w:t>得分图用于观察样品的相对位置、趋势、分群和异常。若PC1得分随浓度单调变化，说明第一变化方向可能与浓度有关；若样品按测量日期而非化学类别分开，则应优先怀疑仪器漂移或批次效应。载荷图显示哪些波长对该方向贡献较大。峰附近出现同号载荷，可能意味着相应吸收带协同增强；正负相间的导数形载荷常提示峰位移动，而不一定是两个组分此消彼长。</w:t>
+        <w:br/>
+        <w:br/>
+        <w:t>得分与载荷必须一起解释。只凭得分图看到两团样品，并不能说明存在两种化学机制；还需检查载荷是否落在有物理意义的谱段、分群是否与批次重合，以及该结构在外部样品中是否重现。PCA最大化的是 $X$ 的方差，而不是类别差异或与目标浓度的相关性。方差最大的方向可能只是水分或温度变化，真正与目标有关的弱谱带可能位于后续主成分。</w:t>
+        <w:br/>
+        <w:br/>
+        <w:t>### 3.4.4 主成分数、Hotelling $T^2$与Q残差</w:t>
+        <w:br/>
+        <w:br/>
+        <w:t>累计解释方差可作为主成分数的初步参考，但“达到95%”不是普适规则。高信噪比、强相关光谱可能用很少成分解释绝大多数方差；若弱目标信号恰好位于低方差方向，按累计方差截断会丢失预测信息。用于探索时，应结合碎石图、重复测量噪声和重构残差；用于回归时，应以交叉验证误差选择潜变量数。</w:t>
+        <w:br/>
+        <w:br/>
+        <w:t>Hotelling $T^2$ 衡量样品在模型子空间内离中心的距离，Q残差（也称平方预测误差）衡量样品到模型子空间的正交距离。高 $T^2$、低Q的样品位于已知变化方向的极端；低 $T^2$、高Q的样品包含模型没有表示的新结构；两者都高则既极端又不符合模型。异常值不应被自动删除。它可能是录入错误、仪器故障，也可能是最有价值的新化学状态。正确顺序是定位原因、回查原始实验，再决定修正、保留或将其定义为适用域外样品。</w:t>
+        <w:br/>
+        <w:br/>
+        <w:t>## 3.5 多元校正：从MLR到PCR和PLS</w:t>
+        <w:br/>
+        <w:br/>
+        <w:t>### 3.5.1 多元线性回归及其病态性</w:t>
+        <w:br/>
+        <w:br/>
+        <w:t>多元线性回归写为</w:t>
+      </w:r>
+    </w:p>
+    <w:p>
+      <w:pPr>
+        <w:widowControl/>
+        <w:spacing w:line="288" w:lineRule="auto" w:before="0" w:after="0"/>
+        <w:ind w:firstLine="420"/>
+        <w:jc w:val="both"/>
+      </w:pPr>
+      <w:r>
+        <w:rPr>
+          <w:rFonts w:ascii="Times New Roman" w:hAnsi="Times New Roman" w:eastAsia="宋体"/>
+          <w:color w:val="000000"/>
+          <w:sz w:val="21"/>
+        </w:rPr>
+        <w:t>最小二乘解为</w:t>
+      </w:r>
+    </w:p>
+    <w:p>
+      <w:pPr>
+        <w:spacing w:before="80" w:after="80"/>
+        <w:jc w:val="center"/>
+      </w:pPr>
+      <w:r>
+        <w:rPr>
+          <w:rFonts w:ascii="Cambria Math" w:hAnsi="Cambria Math" w:eastAsia="宋体"/>
+          <w:i/>
+          <w:color w:val="000000"/>
+          <w:sz w:val="21"/>
+        </w:rPr>
+        <w:t>\hat{\boldsymbol{\beta}}=(\mathbf{X}^{\mathrm T}\mathbf{X})^{-1}\mathbf{X}^{\mathrm T}\mathbf{y}$$</w:t>
+        <w:br/>
+        <w:br/>
+        <w:t>当波长数 $p$ 大于样品数 $n$，或相邻波长高度相关时，$\mathbf{X}^{\mathrm T}\mathbf{X}$ 不可逆或接近奇异。此时很小的测量噪声就可能引起回归系数剧烈变化。条件数可用于描述这种病态程度。系数曲线出现高频振荡、符号对微小数据扰动敏感，往往是共线性和过拟合的表现，而不是复杂的化学选择性。</w:t>
+        <w:br/>
+        <w:br/>
+        <w:t>岭回归通过惩罚系数大小稳定求解：</w:t>
+      </w:r>
+    </w:p>
+    <w:p>
+      <w:pPr>
+        <w:widowControl/>
+        <w:spacing w:line="288" w:lineRule="auto" w:before="0" w:after="0"/>
+        <w:ind w:firstLine="420"/>
+        <w:jc w:val="both"/>
+      </w:pPr>
+      <w:r>
+        <w:rPr>
+          <w:rFonts w:ascii="Cambria Math" w:hAnsi="Cambria Math" w:eastAsia="宋体"/>
+          <w:i/>
+          <w:color w:val="000000"/>
+          <w:sz w:val="21"/>
+        </w:rPr>
+        <w:t>\lambda</w:t>
+      </w:r>
+      <w:r>
+        <w:rPr>
+          <w:rFonts w:ascii="Times New Roman" w:hAnsi="Times New Roman" w:eastAsia="宋体"/>
+          <w:color w:val="000000"/>
+          <w:sz w:val="21"/>
+        </w:rPr>
+        <w:t xml:space="preserve"> 越大，方差越小但偏差越大。这是一个明确的偏差—方差交换，而非“消除误差”。</w:t>
       </w:r>
     </w:p>
     <w:p>
       <w:pPr>
         <w:pStyle w:val="3"/>
-      </w:pPr>
-      <w:r>
-        <w:t>3.2.3 覆盖范围、密度和代表性</w:t>
-      </w:r>
-    </w:p>
-    <w:p>
-      <w:r>
-        <w:t>就“覆盖范围、密度和代表性”而言，覆盖范围、密度和代表性决定数据能否代表待回答的总体。分析试份通常只占原始对象极小比例，空间异质、颗粒尺寸、相分布和批次结构会使制样误差大于仪器重复误差；增加同一试份的重复扫描不能弥补缺乏独立取样。</w:t>
-      </w:r>
-    </w:p>
-    <w:p>
-      <w:r>
-        <w:t>把“覆盖范围、密度和代表性”用于“采样、样品代表性与校准集合设计”时，应先定义总体、初级采样单元、实验样品和分析试份，再配置分层或随机取样、混匀和独立重复。训练/测试划分也必须以真正独立的样品单位为边界，否则模型会因伪重复获得虚高性能。在真实项目中，还应保存参数、软件版本和输入校验结果，以便定位变化来自样品还是计算。</w:t>
+        <w:keepNext/>
+        <w:pageBreakBefore w:val="0"/>
+        <w:spacing w:line="288" w:lineRule="auto" w:before="120" w:after="60"/>
+      </w:pPr>
+      <w:r>
+        <w:rPr>
+          <w:rFonts w:ascii="Times New Roman" w:hAnsi="Times New Roman" w:eastAsia="黑体"/>
+          <w:b/>
+          <w:color w:val="000000"/>
+          <w:sz w:val="24"/>
+        </w:rPr>
+        <w:t>3.5.2 主成分回归</w:t>
+      </w:r>
+    </w:p>
+    <w:p>
+      <w:pPr>
+        <w:widowControl/>
+        <w:spacing w:line="288" w:lineRule="auto" w:before="0" w:after="0"/>
+        <w:ind w:firstLine="420"/>
+        <w:jc w:val="both"/>
+      </w:pPr>
+      <w:r>
+        <w:rPr>
+          <w:rFonts w:ascii="Times New Roman" w:hAnsi="Times New Roman" w:eastAsia="宋体"/>
+          <w:color w:val="000000"/>
+          <w:sz w:val="21"/>
+        </w:rPr>
+        <w:t xml:space="preserve">PCR先对 </w:t>
+      </w:r>
+      <w:r>
+        <w:rPr>
+          <w:rFonts w:ascii="Cambria Math" w:hAnsi="Cambria Math" w:eastAsia="宋体"/>
+          <w:i/>
+          <w:color w:val="000000"/>
+          <w:sz w:val="21"/>
+        </w:rPr>
+        <w:t>X</w:t>
+      </w:r>
+      <w:r>
+        <w:rPr>
+          <w:rFonts w:ascii="Times New Roman" w:hAnsi="Times New Roman" w:eastAsia="宋体"/>
+          <w:color w:val="000000"/>
+          <w:sz w:val="21"/>
+        </w:rPr>
+        <w:t xml:space="preserve"> 做PCA，保留 </w:t>
+      </w:r>
+      <w:r>
+        <w:rPr>
+          <w:rFonts w:ascii="Cambria Math" w:hAnsi="Cambria Math" w:eastAsia="宋体"/>
+          <w:i/>
+          <w:color w:val="000000"/>
+          <w:sz w:val="21"/>
+        </w:rPr>
+        <w:t>A</w:t>
+      </w:r>
+      <w:r>
+        <w:rPr>
+          <w:rFonts w:ascii="Times New Roman" w:hAnsi="Times New Roman" w:eastAsia="宋体"/>
+          <w:color w:val="000000"/>
+          <w:sz w:val="21"/>
+        </w:rPr>
+        <w:t xml:space="preserve"> 个得分，再回归</w:t>
+      </w:r>
+    </w:p>
+    <w:p>
+      <w:pPr>
+        <w:spacing w:before="80" w:after="80"/>
+        <w:jc w:val="center"/>
+      </w:pPr>
+      <w:r>
+        <w:rPr>
+          <w:rFonts w:ascii="Cambria Math" w:hAnsi="Cambria Math" w:eastAsia="宋体"/>
+          <w:i/>
+          <w:color w:val="000000"/>
+          <w:sz w:val="21"/>
+        </w:rPr>
+        <w:t>\mathbf{y}=\mathbf{T}_A\mathbf{b}+\boldsymbol{\varepsilon}$$</w:t>
+        <w:br/>
+        <w:br/>
+        <w:t>由于得分彼此正交，回归不再受到原始变量严重共线性的影响；舍弃低方差成分还可能过滤噪声。但PCR选择的方向只追求解释 $X$ 的方差，不保证与 $y$ 有关。若样品浓度引起的变化很弱，而温度或散射贡献很大，PCR可能先用多个潜变量描述干扰，才捕获目标信号。</w:t>
+        <w:br/>
+        <w:br/>
+        <w:t>### 3.5.3 偏最小二乘回归</w:t>
+        <w:br/>
+        <w:br/>
+        <w:t>PLS同时考虑 $X$ 的结构和与 $y$ 的协方差。单响应PLS的每个潜变量寻找权重 $\mathbf{w}$，使得得分 $\mathbf{t}=\mathbf{X}\mathbf{w}$ 与 $\mathbf{y}$ 尽可能协变。提取一个成分后，从 $X$ 和 $y$ 中扣除该成分解释的部分，再处理残差。最终可写为</w:t>
+      </w:r>
+    </w:p>
+    <w:p>
+      <w:pPr>
+        <w:widowControl/>
+        <w:spacing w:line="288" w:lineRule="auto" w:before="0" w:after="0"/>
+        <w:ind w:firstLine="420"/>
+        <w:jc w:val="both"/>
+      </w:pPr>
+      <w:r>
+        <w:rPr>
+          <w:rFonts w:ascii="Times New Roman" w:hAnsi="Times New Roman" w:eastAsia="宋体"/>
+          <w:color w:val="000000"/>
+          <w:sz w:val="21"/>
+        </w:rPr>
+        <w:t xml:space="preserve">PLS常比PCR用更少潜变量获得较低预测误差，尤其适合全谱、多波长共线数据。但“监督地利用 </w:t>
+      </w:r>
+      <w:r>
+        <w:rPr>
+          <w:rFonts w:ascii="Cambria Math" w:hAnsi="Cambria Math" w:eastAsia="宋体"/>
+          <w:i/>
+          <w:color w:val="000000"/>
+          <w:sz w:val="21"/>
+        </w:rPr>
+        <w:t>y</w:t>
+      </w:r>
+      <w:r>
+        <w:rPr>
+          <w:rFonts w:ascii="Times New Roman" w:hAnsi="Times New Roman" w:eastAsia="宋体"/>
+          <w:color w:val="000000"/>
+          <w:sz w:val="21"/>
+        </w:rPr>
+        <w:t>”也意味着更容易把偶然相关带入模型，因此潜变量数必须在训练数据内部交叉验证，不能根据测试集误差选择。</w:t>
       </w:r>
     </w:p>
     <w:p>
       <w:pPr>
         <w:pStyle w:val="3"/>
-      </w:pPr>
-      <w:r>
-        <w:t>3.2.4 Kennard–Stone与SPXY</w:t>
-      </w:r>
-    </w:p>
-    <w:p>
-      <w:r>
-        <w:t>就“Kennard–Stone与SPXY”而言，在“采样、样品代表性与校准集合设计”中，Kennard–Stone与SPXY具体限定了样品—变量矩阵及参照值的一个技术接口。它必须被写成可检查的输入、变换和输出：输入保留样品与仪器条件，变换说明参数从何处估计，输出对应可观察量或候选判断；缺少任何一层，概念就无法进入实验和代码。</w:t>
-      </w:r>
-    </w:p>
-    <w:p>
-      <w:r>
-        <w:t>把“Kennard–Stone与SPXY”用于“采样、样品代表性与校准集合设计”时，本书用“比较MLR、PCR和PLS的外部定量性能”检验Kennard–Stone与SPXY。实现时遵循“先用潜变量模型分解变化、残差和适用域”，先建立经典基线，再对参数敏感性、独立样品和失败对象进行检查。若结果只能在同批数据或单次划分中成立，应把它视为探索性现象而非稳定规律。若该步骤改变了样品单位、统计独立性或物理峰形，必须在独立数据上重新证明其有效性。</w:t>
+        <w:keepNext/>
+        <w:pageBreakBefore w:val="0"/>
+        <w:spacing w:line="288" w:lineRule="auto" w:before="120" w:after="60"/>
+      </w:pPr>
+      <w:r>
+        <w:rPr>
+          <w:rFonts w:ascii="Times New Roman" w:hAnsi="Times New Roman" w:eastAsia="黑体"/>
+          <w:b/>
+          <w:color w:val="000000"/>
+          <w:sz w:val="24"/>
+        </w:rPr>
+        <w:t>3.5.4 潜变量数与嵌套选择</w:t>
+      </w:r>
+    </w:p>
+    <w:p>
+      <w:pPr>
+        <w:widowControl/>
+        <w:spacing w:line="288" w:lineRule="auto" w:before="0" w:after="0"/>
+        <w:ind w:firstLine="420"/>
+        <w:jc w:val="both"/>
+      </w:pPr>
+      <w:r>
+        <w:rPr>
+          <w:rFonts w:ascii="Times New Roman" w:hAnsi="Times New Roman" w:eastAsia="宋体"/>
+          <w:color w:val="000000"/>
+          <w:sz w:val="21"/>
+        </w:rPr>
+        <w:t>潜变量太少时，校准关系尚未被充分表示，校准误差和验证误差都较高；潜变量继续增加，训练误差通常单调下降，而验证误差在某一点以后回升。最佳点不是固定规则，而取决于样本量、信噪比和数据划分。实践中可选择交叉验证误差最小的模型，或采用“一倍标准误差规则”选择性能相近但更简单的模型。</w:t>
+      </w:r>
+    </w:p>
+    <w:p>
+      <w:pPr>
+        <w:widowControl/>
+        <w:spacing w:line="288" w:lineRule="auto" w:before="0" w:after="0"/>
+        <w:ind w:firstLine="420"/>
+        <w:jc w:val="both"/>
+      </w:pPr>
+      <w:r>
+        <w:rPr>
+          <w:rFonts w:ascii="Times New Roman" w:hAnsi="Times New Roman" w:eastAsia="宋体"/>
+          <w:color w:val="000000"/>
+          <w:sz w:val="21"/>
+        </w:rPr>
+        <w:t>只要预处理、波段、异常样品阈值或潜变量数是根据数据选择的，就必须把这些选择放入交叉验证循环。先用全数据挑波长，再交叉验证回归，会使验证样品的信息提前进入特征选择，得到乐观误差。</w:t>
       </w:r>
     </w:p>
     <w:p>
       <w:pPr>
         <w:pStyle w:val="3"/>
-      </w:pPr>
-      <w:r>
-        <w:t>3.2.5 异常样品与模型边界</w:t>
-      </w:r>
-    </w:p>
-    <w:p>
-      <w:r>
-        <w:t>就“异常样品与模型边界”而言，在“采样、样品代表性与校准集合设计”中，异常样品与模型边界具体限定了样品—变量矩阵及参照值的一个技术接口。它必须被写成可检查的输入、变换和输出：输入保留样品与仪器条件，变换说明参数从何处估计，输出对应可观察量或候选判断；缺少任何一层，概念就无法进入实验和代码。</w:t>
-      </w:r>
-    </w:p>
-    <w:p>
-      <w:r>
-        <w:t>把“异常样品与模型边界”用于“采样、样品代表性与校准集合设计”时，本书用“比较MLR、PCR和PLS的外部定量性能”检验异常样品与模型边界。实现时遵循“先用潜变量模型分解变化、残差和适用域”，先建立经典基线，再对参数敏感性、独立样品和失败对象进行检查。若结果只能在同批数据或单次划分中成立，应把它视为探索性现象而非稳定规律。读图或读指标时应返回原始数据抽查，避免把表示空间中的几何关系直接当成化学机制。</w:t>
+        <w:keepNext/>
+        <w:pageBreakBefore w:val="0"/>
+        <w:spacing w:line="288" w:lineRule="auto" w:before="120" w:after="60"/>
+      </w:pPr>
+      <w:r>
+        <w:rPr>
+          <w:rFonts w:ascii="Times New Roman" w:hAnsi="Times New Roman" w:eastAsia="黑体"/>
+          <w:b/>
+          <w:color w:val="000000"/>
+          <w:sz w:val="24"/>
+        </w:rPr>
+        <w:t>3.5.5 校准性能指标</w:t>
+      </w:r>
+    </w:p>
+    <w:p>
+      <w:pPr>
+        <w:widowControl/>
+        <w:spacing w:line="288" w:lineRule="auto" w:before="0" w:after="0"/>
+        <w:ind w:firstLine="420"/>
+        <w:jc w:val="both"/>
+      </w:pPr>
+      <w:r>
+        <w:rPr>
+          <w:rFonts w:ascii="Times New Roman" w:hAnsi="Times New Roman" w:eastAsia="宋体"/>
+          <w:color w:val="000000"/>
+          <w:sz w:val="21"/>
+        </w:rPr>
+        <w:t>常用回归指标包括</w:t>
+      </w:r>
+    </w:p>
+    <w:p>
+      <w:pPr>
+        <w:spacing w:before="80" w:after="80"/>
+        <w:jc w:val="center"/>
+      </w:pPr>
+      <w:r>
+        <w:rPr>
+          <w:rFonts w:ascii="Cambria Math" w:hAnsi="Cambria Math" w:eastAsia="宋体"/>
+          <w:i/>
+          <w:color w:val="000000"/>
+          <w:sz w:val="21"/>
+        </w:rPr>
+        <w:t>\mathrm{RMSEC}=\sqrt{\frac{1}{n_c}\sum_{i=1}^{n_c}(y_i-\hat y_i)^2}$$</w:t>
+      </w:r>
+    </w:p>
+    <w:p>
+      <w:pPr>
+        <w:spacing w:before="80" w:after="80"/>
+        <w:jc w:val="center"/>
+      </w:pPr>
+      <w:r>
+        <w:rPr>
+          <w:rFonts w:ascii="Cambria Math" w:hAnsi="Cambria Math" w:eastAsia="宋体"/>
+          <w:i/>
+          <w:color w:val="000000"/>
+          <w:sz w:val="21"/>
+        </w:rPr>
+        <w:t>\mathrm{RMSEP}=\sqrt{\frac{1}{n_p}\sum_{i=1}^{n_p}(y_i-\hat y_i)^2}$$</w:t>
+        <w:br/>
+        <w:br/>
+        <w:t>三者分别描述校准拟合、交叉验证和外部预测。$R^2$ 高只说明解释了较多总体变异；当浓度范围很宽时，即使绝对误差不可接受，$R^2$ 仍可能很高。Bias描述系统偏差，SEP在去除Bias后描述随机预测误差。RPD常定义为测试集参考值标准差与RMSEP之比，但它强烈依赖测试集浓度分布，不能跨数据集脱离背景比较。</w:t>
+        <w:br/>
+        <w:br/>
+        <w:t>更重要的是把RMSEP与参考方法重复性、允许误差和应用决策联系起来。若参考方法自身的不确定度为 $u_{\mathrm{ref}}$，模型误差不可能被解释为纯粹的算法误差。一个预测模型的目标不是超过不可能的“真值”，而是在明确的不确定度预算下满足用途要求。</w:t>
+        <w:br/>
+        <w:br/>
+        <w:t>### 3.5.6 直接校正、逆校正与多组分体系</w:t>
+        <w:br/>
+        <w:br/>
+        <w:t>若已知纯组分响应矩阵 $S$，直接校正从 $X=CS^T$ 出发求浓度 $C$。它具有明确物理含义，但要求所有重要组分的纯谱已知、线性叠加成立且响应矩阵条件良好。逆校正则直接拟合 $y=X\beta$，不要求显式知道所有干扰物，PCR和PLS属于这一路线。逆模型更适合复杂自然样品，却把选择性转移到校准集：未来干扰若没有在校准数据中变化，模型无法学到如何区分它。</w:t>
+        <w:br/>
+        <w:br/>
+        <w:t>多组分同时定量可为每个组分分别建立PLS1模型，也可用PLS2同时处理响应矩阵 $Y$。PLS2利用多个响应之间的共同结构，计算效率高，但当组分相关关系在部署数据中改变时，可能把一个组分的信息借给另一个组分。分别建模更易诊断各目标误差。选择哪一种取决于组分之间的稳定关系，而不是软件默认。</w:t>
+        <w:br/>
+        <w:br/>
+        <w:t>### 3.5.7 多元曲线分辨：从混合数据恢复轮廓</w:t>
+        <w:br/>
+        <w:br/>
+        <w:t>校准问题已知目标性质，曲线分辨则试图从混合矩阵中同时恢复浓度轮廓和纯信号。对一组随时间变化的光谱，可写为</w:t>
+      </w:r>
+    </w:p>
+    <w:p>
+      <w:pPr>
+        <w:widowControl/>
+        <w:spacing w:line="288" w:lineRule="auto" w:before="0" w:after="0"/>
+        <w:ind w:firstLine="420"/>
+        <w:jc w:val="both"/>
+      </w:pPr>
+      <w:r>
+        <w:rPr>
+          <w:rFonts w:ascii="Times New Roman" w:hAnsi="Times New Roman" w:eastAsia="宋体"/>
+          <w:color w:val="000000"/>
+          <w:sz w:val="21"/>
+        </w:rPr>
+        <w:t xml:space="preserve">交替最小二乘多元曲线分辨（MCR-ALS）在给定初始 </w:t>
+      </w:r>
+      <w:r>
+        <w:rPr>
+          <w:rFonts w:ascii="Cambria Math" w:hAnsi="Cambria Math" w:eastAsia="宋体"/>
+          <w:i/>
+          <w:color w:val="000000"/>
+          <w:sz w:val="21"/>
+        </w:rPr>
+        <w:t>S</w:t>
+      </w:r>
+      <w:r>
+        <w:rPr>
+          <w:rFonts w:ascii="Times New Roman" w:hAnsi="Times New Roman" w:eastAsia="宋体"/>
+          <w:color w:val="000000"/>
+          <w:sz w:val="21"/>
+        </w:rPr>
+        <w:t xml:space="preserve"> 时求 </w:t>
+      </w:r>
+      <w:r>
+        <w:rPr>
+          <w:rFonts w:ascii="Cambria Math" w:hAnsi="Cambria Math" w:eastAsia="宋体"/>
+          <w:i/>
+          <w:color w:val="000000"/>
+          <w:sz w:val="21"/>
+        </w:rPr>
+        <w:t>C</w:t>
+      </w:r>
+      <w:r>
+        <w:rPr>
+          <w:rFonts w:ascii="Times New Roman" w:hAnsi="Times New Roman" w:eastAsia="宋体"/>
+          <w:color w:val="000000"/>
+          <w:sz w:val="21"/>
+        </w:rPr>
+        <w:t xml:space="preserve">，再固定 </w:t>
+      </w:r>
+      <w:r>
+        <w:rPr>
+          <w:rFonts w:ascii="Cambria Math" w:hAnsi="Cambria Math" w:eastAsia="宋体"/>
+          <w:i/>
+          <w:color w:val="000000"/>
+          <w:sz w:val="21"/>
+        </w:rPr>
+        <w:t>C</w:t>
+      </w:r>
+      <w:r>
+        <w:rPr>
+          <w:rFonts w:ascii="Times New Roman" w:hAnsi="Times New Roman" w:eastAsia="宋体"/>
+          <w:color w:val="000000"/>
+          <w:sz w:val="21"/>
+        </w:rPr>
+        <w:t xml:space="preserve"> 求 </w:t>
+      </w:r>
+      <w:r>
+        <w:rPr>
+          <w:rFonts w:ascii="Cambria Math" w:hAnsi="Cambria Math" w:eastAsia="宋体"/>
+          <w:i/>
+          <w:color w:val="000000"/>
+          <w:sz w:val="21"/>
+        </w:rPr>
+        <w:t>S</w:t>
+      </w:r>
+      <w:r>
+        <w:rPr>
+          <w:rFonts w:ascii="Times New Roman" w:hAnsi="Times New Roman" w:eastAsia="宋体"/>
+          <w:color w:val="000000"/>
+          <w:sz w:val="21"/>
+        </w:rPr>
+        <w:t>，交替迭代至残差收敛。由于矩阵分解存在旋转不唯一性，必须加入非负、单峰、闭合、选择性区域或已知组分等化学约束。非负约束适合浓度和吸收强度，但导数谱、差谱和相位信号可以为负，不能机械使用。</w:t>
+      </w:r>
+    </w:p>
+    <w:p>
+      <w:pPr>
+        <w:widowControl/>
+        <w:spacing w:line="288" w:lineRule="auto" w:before="0" w:after="0"/>
+        <w:ind w:firstLine="420"/>
+        <w:jc w:val="both"/>
+      </w:pPr>
+      <w:r>
+        <w:rPr>
+          <w:rFonts w:ascii="Times New Roman" w:hAnsi="Times New Roman" w:eastAsia="宋体"/>
+          <w:color w:val="000000"/>
+          <w:sz w:val="21"/>
+        </w:rPr>
+        <w:t>初始估计可来自纯变量选择、演化因子分析或SVD。因子数过少会把多个组分合并，过多会把噪声解释为假组分。即使拟合残差很小，恢复谱仍可能不是唯一解；应通过不同初值、约束组合、缺乏拟合检验和已知标准谱比较评估旋转歧义。MCR的价值不在于输出“看起来像峰”的曲线，而在于把化学约束写进分解，使解空间缩小到可解释范围。</w:t>
+      </w:r>
+    </w:p>
+    <w:p>
+      <w:pPr>
+        <w:pStyle w:val="3"/>
+        <w:keepNext/>
+        <w:pageBreakBefore w:val="0"/>
+        <w:spacing w:line="288" w:lineRule="auto" w:before="120" w:after="60"/>
+      </w:pPr>
+      <w:r>
+        <w:rPr>
+          <w:rFonts w:ascii="Times New Roman" w:hAnsi="Times New Roman" w:eastAsia="黑体"/>
+          <w:b/>
+          <w:color w:val="000000"/>
+          <w:sz w:val="24"/>
+        </w:rPr>
+        <w:t>3.5.8 变量选择：删去变量也会改变问题</w:t>
+      </w:r>
+    </w:p>
+    <w:p>
+      <w:pPr>
+        <w:widowControl/>
+        <w:spacing w:line="288" w:lineRule="auto" w:before="0" w:after="0"/>
+        <w:ind w:firstLine="420"/>
+        <w:jc w:val="both"/>
+      </w:pPr>
+      <w:r>
+        <w:rPr>
+          <w:rFonts w:ascii="Times New Roman" w:hAnsi="Times New Roman" w:eastAsia="宋体"/>
+          <w:color w:val="000000"/>
+          <w:sz w:val="21"/>
+        </w:rPr>
+        <w:t>波段选择可降低计算量、去除强噪声区并提高模型可解释性。过滤式方法根据相关系数、方差或互信息独立评分；区间PLS以连续波段为单位比较预测；包裹式方法用遗传算法等直接优化交叉验证性能；嵌入式方法如LASSO在拟合中完成选择。</w:t>
+      </w:r>
+    </w:p>
+    <w:p>
+      <w:pPr>
+        <w:widowControl/>
+        <w:spacing w:line="288" w:lineRule="auto" w:before="0" w:after="0"/>
+        <w:ind w:firstLine="420"/>
+        <w:jc w:val="both"/>
+      </w:pPr>
+      <w:r>
+        <w:rPr>
+          <w:rFonts w:ascii="Times New Roman" w:hAnsi="Times New Roman" w:eastAsia="宋体"/>
+          <w:color w:val="000000"/>
+          <w:sz w:val="21"/>
+        </w:rPr>
+        <w:t xml:space="preserve">变量选择越灵活，过拟合机会越多。遗传算法在数千波长中反复搜索，可能找到偶然与 </w:t>
+      </w:r>
+      <w:r>
+        <w:rPr>
+          <w:rFonts w:ascii="Cambria Math" w:hAnsi="Cambria Math" w:eastAsia="宋体"/>
+          <w:i/>
+          <w:color w:val="000000"/>
+          <w:sz w:val="21"/>
+        </w:rPr>
+        <w:t>y</w:t>
+      </w:r>
+      <w:r>
+        <w:rPr>
+          <w:rFonts w:ascii="Times New Roman" w:hAnsi="Times New Roman" w:eastAsia="宋体"/>
+          <w:color w:val="000000"/>
+          <w:sz w:val="21"/>
+        </w:rPr>
+        <w:t xml:space="preserve"> 相关的组合，因此完整选择必须嵌入内层交叉验证，并用外部测试确认。对光谱而言，优先选择连续波段通常比零散波长更符合峰形和仪器分辨率。若相邻波长高度相关，单个“最佳波长”不稳定并不意味着模型不可用，但宣称该点具有独特机理意义是不可靠的。</w:t>
       </w:r>
     </w:p>
     <w:p>
       <w:pPr>
         <w:pStyle w:val="2"/>
-      </w:pPr>
-      <w:r>
-        <w:t>3.3 实验设计、信号处理与信息压缩</w:t>
-      </w:r>
-    </w:p>
-    <w:p>
-      <w:r>
-        <w:t>本节围绕“实验设计、信号处理与信息压缩”展开。分析对象是样品—变量矩阵及参照值，核心不是罗列名词，而是说明因素、水平、响应和实验误差、正交设计、区组与随机化、噪声、干扰和信噪比、平滑、滤波、导数和变换怎样进入同一条测量与推断链。读者首先要辨认哪些量来自真实样品，哪些量由仪器转换得到，哪些量由算法估计；三类量若混在一起，模型精度就很难被解释。</w:t>
-      </w:r>
-    </w:p>
-    <w:p>
-      <w:r>
-        <w:t>在“实验设计、信号处理与信息压缩”中，技术路线遵循“先用潜变量模型分解变化、残差和适用域”。具体计算从可诊断的经典基线开始，再增加本节所需的非线性、结构先验或不确定度组件。新增组件必须回答一个明确问题，并在相同数据边界下与基线比较；只有平均分提高而误差结构没有改善，不能构成采用复杂模型的充分理由。</w:t>
-      </w:r>
-    </w:p>
-    <w:p>
-      <w:r>
-        <w:t>本节把“比较MLR、PCR和PLS的外部定量性能”落实到峰分离、拟合、积分与信息压缩这一检查点。验证时保留与未来使用条件一致的独立对象，检查坐标轴、单位、样品身份、批次、参数来源和失败样本。由此得到的结论才可用于下一步测量或实验，而不是停留在一张看似分离良好的图上。</w:t>
+        <w:keepNext/>
+        <w:pageBreakBefore w:val="0"/>
+        <w:spacing w:line="288" w:lineRule="auto" w:before="240" w:after="120"/>
+      </w:pPr>
+      <w:r>
+        <w:rPr>
+          <w:rFonts w:ascii="Times New Roman" w:hAnsi="Times New Roman" w:eastAsia="黑体"/>
+          <w:b/>
+          <w:color w:val="000000"/>
+          <w:sz w:val="28"/>
+        </w:rPr>
+        <w:t>3.6 化学模式识别：距离、类别与边界</w:t>
       </w:r>
     </w:p>
     <w:p>
       <w:pPr>
         <w:pStyle w:val="3"/>
-      </w:pPr>
-      <w:r>
-        <w:t>3.3.1 因素、水平、响应和实验误差</w:t>
-      </w:r>
-    </w:p>
-    <w:p>
-      <w:r>
-        <w:t>就“因素、水平、响应和实验误差”而言，围绕“因素、水平、响应和实验误差”，随机误差反映重复测量的波动，系统偏差使结果稳定地偏离参照，不确定度则量化在现有知识下结果可能处于的范围。三者属于不同概念。高重复性不代表无偏，模型测试误差很低也不代表参照标签准确。</w:t>
-      </w:r>
-    </w:p>
-    <w:p>
-      <w:r>
-        <w:t>把“因素、水平、响应和实验误差”用于“实验设计、信号处理与信息压缩”时，在“实验设计、信号处理与信息压缩”的语境下，不确定度应沿采样、制样、校准、仪器、预处理和模型逐步传播。对于线性关系可使用一阶误差传播，对于明显非线性或参数相关的系统可使用蒙特卡洛抽样。报告时应给出覆盖概率、区间构造方法和适用条件，而不是只给一个小数位很多的点估计。最终报告需要给出适用范围和拒绝条件，使方法在证据不足时能够停止输出。</w:t>
+        <w:keepNext/>
+        <w:pageBreakBefore w:val="0"/>
+        <w:spacing w:line="288" w:lineRule="auto" w:before="120" w:after="60"/>
+      </w:pPr>
+      <w:r>
+        <w:rPr>
+          <w:rFonts w:ascii="Times New Roman" w:hAnsi="Times New Roman" w:eastAsia="黑体"/>
+          <w:b/>
+          <w:color w:val="000000"/>
+          <w:sz w:val="24"/>
+        </w:rPr>
+        <w:t>3.6.1 距离依赖于尺度和相关结构</w:t>
+      </w:r>
+    </w:p>
+    <w:p>
+      <w:pPr>
+        <w:widowControl/>
+        <w:spacing w:line="288" w:lineRule="auto" w:before="0" w:after="0"/>
+        <w:ind w:firstLine="420"/>
+        <w:jc w:val="both"/>
+      </w:pPr>
+      <w:r>
+        <w:rPr>
+          <w:rFonts w:ascii="Times New Roman" w:hAnsi="Times New Roman" w:eastAsia="宋体"/>
+          <w:color w:val="000000"/>
+          <w:sz w:val="21"/>
+        </w:rPr>
+        <w:t>欧氏距离</w:t>
+      </w:r>
+    </w:p>
+    <w:p>
+      <w:pPr>
+        <w:spacing w:before="80" w:after="80"/>
+        <w:jc w:val="center"/>
+      </w:pPr>
+      <w:r>
+        <w:rPr>
+          <w:rFonts w:ascii="Cambria Math" w:hAnsi="Cambria Math" w:eastAsia="宋体"/>
+          <w:i/>
+          <w:color w:val="000000"/>
+          <w:sz w:val="21"/>
+        </w:rPr>
+        <w:t>d_{ij}=\sqrt{\sum_{k=1}^{p}(x_{ik}-x_{jk})^2}$$</w:t>
+        <w:br/>
+        <w:br/>
+        <w:t>把各变量视为正交且同等尺度。若变量单位不同，大量小方差变量或高度相关的相邻波长会重复贡献距离。马氏距离利用协方差矩阵校正尺度和相关性：</w:t>
+      </w:r>
+    </w:p>
+    <w:p>
+      <w:pPr>
+        <w:widowControl/>
+        <w:spacing w:line="288" w:lineRule="auto" w:before="0" w:after="0"/>
+        <w:ind w:firstLine="420"/>
+        <w:jc w:val="both"/>
+      </w:pPr>
+      <w:r>
+        <w:rPr>
+          <w:rFonts w:ascii="Times New Roman" w:hAnsi="Times New Roman" w:eastAsia="宋体"/>
+          <w:color w:val="000000"/>
+          <w:sz w:val="21"/>
+        </w:rPr>
+        <w:t>但在高维小样本下，</w:t>
+      </w:r>
+      <w:r>
+        <w:rPr>
+          <w:rFonts w:ascii="Cambria Math" w:hAnsi="Cambria Math" w:eastAsia="宋体"/>
+          <w:i/>
+          <w:color w:val="000000"/>
+          <w:sz w:val="21"/>
+        </w:rPr>
+        <w:t>S^-1</w:t>
+      </w:r>
+      <w:r>
+        <w:rPr>
+          <w:rFonts w:ascii="Times New Roman" w:hAnsi="Times New Roman" w:eastAsia="宋体"/>
+          <w:color w:val="000000"/>
+          <w:sz w:val="21"/>
+        </w:rPr>
+        <w:t xml:space="preserve"> 同样不稳定，常需先降维或使用收缩协方差。相关系数或余弦相似度对整体尺度不敏感，却可能对峰位偏移非常敏感，也可能把具有相似宽背景但关键峰不同的谱判断为“相似”。相似度必须服务于具体化学差异，不能因为数值接近1就自动成立。</w:t>
       </w:r>
     </w:p>
     <w:p>
       <w:pPr>
         <w:pStyle w:val="3"/>
-      </w:pPr>
-      <w:r>
-        <w:t>3.3.2 正交设计、区组与随机化</w:t>
-      </w:r>
-    </w:p>
-    <w:p>
-      <w:r>
-        <w:t>就“正交设计、区组与随机化”而言，在“实验设计、信号处理与信息压缩”中，正交设计、区组与随机化具体限定了样品—变量矩阵及参照值的一个技术接口。它必须被写成可检查的输入、变换和输出：输入保留样品与仪器条件，变换说明参数从何处估计，输出对应可观察量或候选判断；缺少任何一层，概念就无法进入实验和代码。</w:t>
-      </w:r>
-    </w:p>
-    <w:p>
-      <w:r>
-        <w:t>把“正交设计、区组与随机化”用于“实验设计、信号处理与信息压缩”时，本书用“比较MLR、PCR和PLS的外部定量性能”检验正交设计、区组与随机化。实现时遵循“先用潜变量模型分解变化、残差和适用域”，先建立经典基线，再对参数敏感性、独立样品和失败对象进行检查。若结果只能在同批数据或单次划分中成立，应把它视为探索性现象而非稳定规律。教学上应把该概念落实为可观察变量、可运行程序和可反驳检验三层。</w:t>
+        <w:keepNext/>
+        <w:pageBreakBefore w:val="0"/>
+        <w:spacing w:line="288" w:lineRule="auto" w:before="120" w:after="60"/>
+      </w:pPr>
+      <w:r>
+        <w:rPr>
+          <w:rFonts w:ascii="Times New Roman" w:hAnsi="Times New Roman" w:eastAsia="黑体"/>
+          <w:b/>
+          <w:color w:val="000000"/>
+          <w:sz w:val="24"/>
+        </w:rPr>
+        <w:t>3.6.2 无监督聚类</w:t>
+      </w:r>
+    </w:p>
+    <w:p>
+      <w:pPr>
+        <w:widowControl/>
+        <w:spacing w:line="288" w:lineRule="auto" w:before="0" w:after="0"/>
+        <w:ind w:firstLine="420"/>
+        <w:jc w:val="both"/>
+      </w:pPr>
+      <w:r>
+        <w:rPr>
+          <w:rFonts w:ascii="Times New Roman" w:hAnsi="Times New Roman" w:eastAsia="宋体"/>
+          <w:color w:val="000000"/>
+          <w:sz w:val="21"/>
+        </w:rPr>
+        <w:t xml:space="preserve">层次聚类从样品间距离出发逐步合并样品，树状图可以展示不同尺度上的结构；结果同时受距离定义和连接准则影响。单连接容易形成链状簇，完全连接倾向紧凑簇，Ward方法最小化合并后的类内平方和。K-means通过交替分配样品和更新中心最小化类内平方和，适合近似球状、方差相当的簇；它要求预先指定 </w:t>
+      </w:r>
+      <w:r>
+        <w:rPr>
+          <w:rFonts w:ascii="Cambria Math" w:hAnsi="Cambria Math" w:eastAsia="宋体"/>
+          <w:i/>
+          <w:color w:val="000000"/>
+          <w:sz w:val="21"/>
+        </w:rPr>
+        <w:t>K</w:t>
+      </w:r>
+      <w:r>
+        <w:rPr>
+          <w:rFonts w:ascii="Times New Roman" w:hAnsi="Times New Roman" w:eastAsia="宋体"/>
+          <w:color w:val="000000"/>
+          <w:sz w:val="21"/>
+        </w:rPr>
+        <w:t>，并对初始中心和异常值敏感。</w:t>
+      </w:r>
+    </w:p>
+    <w:p>
+      <w:pPr>
+        <w:widowControl/>
+        <w:spacing w:line="288" w:lineRule="auto" w:before="0" w:after="0"/>
+        <w:ind w:firstLine="420"/>
+        <w:jc w:val="both"/>
+      </w:pPr>
+      <w:r>
+        <w:rPr>
+          <w:rFonts w:ascii="Times New Roman" w:hAnsi="Times New Roman" w:eastAsia="宋体"/>
+          <w:color w:val="000000"/>
+          <w:sz w:val="21"/>
+        </w:rPr>
+        <w:t>聚类发现的是给定表示和距离下的数据结构，不是天然类别。若预处理改变，簇也可能改变。稳定性检验可通过重采样后比较聚类一致性，化学验证则要检查簇间差异是否对应可解释的组成、来源或状态变量。</w:t>
       </w:r>
     </w:p>
     <w:p>
       <w:pPr>
         <w:pStyle w:val="3"/>
-      </w:pPr>
-      <w:r>
-        <w:t>3.3.3 噪声、干扰和信噪比</w:t>
-      </w:r>
-    </w:p>
-    <w:p>
-      <w:r>
-        <w:t>就“噪声、干扰和信噪比”而言，围绕“噪声、干扰和信噪比”，信噪比必须连同信号和噪声的定义给出。以峰高、峰面积或均值作为信号，以空白标准差、基线残差或重复测量波动作为噪声，会得到不同数值。只有定义与分析任务一致，SNR才具有比较意义。</w:t>
-      </w:r>
-    </w:p>
-    <w:p>
-      <w:r>
-        <w:t>把“噪声、干扰和信噪比”用于“实验设计、信号处理与信息压缩”时，在“实验设计、信号处理与信息压缩”的语境下，重复平均可降低独立随机噪声，但不能消除系统漂移；平滑可压低高频波动，却可能同时改变窄峰。提高SNR的优先顺序通常是改进采样与仪器、使用参比和内标、优化制样，最后才是数字滤波。在真实项目中，还应保存参数、软件版本和输入校验结果，以便定位变化来自样品还是计算。</w:t>
+        <w:keepNext/>
+        <w:pageBreakBefore w:val="0"/>
+        <w:spacing w:line="288" w:lineRule="auto" w:before="120" w:after="60"/>
+      </w:pPr>
+      <w:r>
+        <w:rPr>
+          <w:rFonts w:ascii="Times New Roman" w:hAnsi="Times New Roman" w:eastAsia="黑体"/>
+          <w:b/>
+          <w:color w:val="000000"/>
+          <w:sz w:val="24"/>
+        </w:rPr>
+        <w:t>3.6.3 有监督分类</w:t>
+      </w:r>
+    </w:p>
+    <w:p>
+      <w:pPr>
+        <w:widowControl/>
+        <w:spacing w:line="288" w:lineRule="auto" w:before="0" w:after="0"/>
+        <w:ind w:firstLine="420"/>
+        <w:jc w:val="both"/>
+      </w:pPr>
+      <w:r>
+        <w:rPr>
+          <w:rFonts w:ascii="Times New Roman" w:hAnsi="Times New Roman" w:eastAsia="宋体"/>
+          <w:color w:val="000000"/>
+          <w:sz w:val="21"/>
+        </w:rPr>
+        <w:t>线性判别分析假定各类别近似服从多元正态分布并共享协方差，通过最大化类间散布相对于类内散布获得判别方向。SIMCA为每一类别分别建立PCA模型，根据样品到各类模型子空间的距离判断归属，因而允许“不属于任何已知类”或同时接近多个类，更适合类别边界具有化学意义的软分类。PLS-DA把类别编码为响应变量后进行PLS回归，再按阈值判别；其简洁但容易被误用，尤其在小样本高维数据中必须使用外部验证、置换检验和按批次划分。</w:t>
+      </w:r>
+    </w:p>
+    <w:p>
+      <w:pPr>
+        <w:widowControl/>
+        <w:spacing w:line="288" w:lineRule="auto" w:before="0" w:after="0"/>
+        <w:ind w:firstLine="420"/>
+        <w:jc w:val="both"/>
+      </w:pPr>
+      <w:r>
+        <w:rPr>
+          <w:rFonts w:ascii="Times New Roman" w:hAnsi="Times New Roman" w:eastAsia="宋体"/>
+          <w:color w:val="000000"/>
+          <w:sz w:val="21"/>
+        </w:rPr>
+        <w:t>分类评价不能只报准确率。类别不平衡时，应同时报告灵敏度、特异度、精确率、召回率、F1和混淆矩阵；若输出概率用于筛查或确证，还需检查概率校准和阈值对应的错误代价。把连续得分强行二分会损失信息，阈值应由用途而不是软件默认值决定。</w:t>
+      </w:r>
+    </w:p>
+    <w:p>
+      <w:pPr>
+        <w:pStyle w:val="2"/>
+        <w:keepNext/>
+        <w:pageBreakBefore w:val="0"/>
+        <w:spacing w:line="288" w:lineRule="auto" w:before="240" w:after="120"/>
+      </w:pPr>
+      <w:r>
+        <w:rPr>
+          <w:rFonts w:ascii="Times New Roman" w:hAnsi="Times New Roman" w:eastAsia="黑体"/>
+          <w:b/>
+          <w:color w:val="000000"/>
+          <w:sz w:val="28"/>
+        </w:rPr>
+        <w:t>3.7 验证、适用域与模型维护</w:t>
       </w:r>
     </w:p>
     <w:p>
       <w:pPr>
         <w:pStyle w:val="3"/>
-      </w:pPr>
-      <w:r>
-        <w:t>3.3.4 平滑、滤波、导数和变换</w:t>
-      </w:r>
-    </w:p>
-    <w:p>
-      <w:r>
-        <w:t>就“平滑、滤波、导数和变换”而言，围绕“平滑、滤波、导数和变换”，Savitzky-Golay方法在滑动窗口内拟合低阶多项式，可同时实现平滑和导数估计。窗口过短会保留噪声，过长会压低窄峰；多项式阶数过高则增加振荡。参数应根据仪器分辨率、最窄有效峰宽和下游任务共同确定。</w:t>
-      </w:r>
-    </w:p>
-    <w:p>
-      <w:r>
-        <w:t>把“平滑、滤波、导数和变换”用于“实验设计、信号处理与信息压缩”时，在“实验设计、信号处理与信息压缩”的语境下，基线校正实质上是在区分慢变化背景与分析信号。多项式、非对称最小二乘和形态学方法对应不同的背景假设。校正后不仅要看曲线是否平直，还要比较峰位、峰宽、峰面积、空白残差和定量偏差。若该步骤改变了样品单位、统计独立性或物理峰形，必须在独立数据上重新证明其有效性。</w:t>
+        <w:keepNext/>
+        <w:pageBreakBefore w:val="0"/>
+        <w:spacing w:line="288" w:lineRule="auto" w:before="120" w:after="60"/>
+      </w:pPr>
+      <w:r>
+        <w:rPr>
+          <w:rFonts w:ascii="Times New Roman" w:hAnsi="Times New Roman" w:eastAsia="黑体"/>
+          <w:b/>
+          <w:color w:val="000000"/>
+          <w:sz w:val="24"/>
+        </w:rPr>
+        <w:t>3.7.1 交叉验证必须模拟未来使用</w:t>
+      </w:r>
+    </w:p>
+    <w:p>
+      <w:pPr>
+        <w:widowControl/>
+        <w:spacing w:line="288" w:lineRule="auto" w:before="0" w:after="0"/>
+        <w:ind w:firstLine="420"/>
+        <w:jc w:val="both"/>
+      </w:pPr>
+      <w:r>
+        <w:rPr>
+          <w:rFonts w:ascii="Times New Roman" w:hAnsi="Times New Roman" w:eastAsia="宋体"/>
+          <w:color w:val="000000"/>
+          <w:sz w:val="21"/>
+        </w:rPr>
+        <w:t>随机K折假定样品独立同分布。化学数据常包含重复测量、同批样品、同一受试者、同一分子系列或时间相关过程，随机划分会把高度相似样品放到训练和验证两侧。分组交叉验证以批次、样品、受试者或结构系列为分组单位；时间外推采用前段训练、后段验证；跨仪器任务则整台仪器留出。验证方案越接近部署条件，误差越可能反映真实使用。</w:t>
+      </w:r>
+    </w:p>
+    <w:p>
+      <w:pPr>
+        <w:widowControl/>
+        <w:spacing w:line="288" w:lineRule="auto" w:before="0" w:after="0"/>
+        <w:ind w:firstLine="420"/>
+        <w:jc w:val="both"/>
+      </w:pPr>
+      <w:r>
+        <w:rPr>
+          <w:rFonts w:ascii="Times New Roman" w:hAnsi="Times New Roman" w:eastAsia="宋体"/>
+          <w:color w:val="000000"/>
+          <w:sz w:val="21"/>
+        </w:rPr>
+        <w:t>若同时比较多种预处理、算法和超参数，应使用嵌套交叉验证：内层选择模型，外层估计选择后的泛化误差。否则，同一验证集被反复使用，也会逐渐成为训练信息的一部分。</w:t>
       </w:r>
     </w:p>
     <w:p>
       <w:pPr>
         <w:pStyle w:val="3"/>
-      </w:pPr>
-      <w:r>
-        <w:t>3.3.5 峰分离、拟合、积分与信息压缩</w:t>
-      </w:r>
-    </w:p>
-    <w:p>
-      <w:r>
-        <w:t>就“峰分离、拟合、积分与信息压缩”而言，在“实验设计、信号处理与信息压缩”中，峰分离、拟合、积分与信息压缩具体限定了样品—变量矩阵及参照值的一个技术接口。它必须被写成可检查的输入、变换和输出：输入保留样品与仪器条件，变换说明参数从何处估计，输出对应可观察量或候选判断；缺少任何一层，概念就无法进入实验和代码。</w:t>
-      </w:r>
-    </w:p>
-    <w:p>
-      <w:r>
-        <w:t>把“峰分离、拟合、积分与信息压缩”用于“实验设计、信号处理与信息压缩”时，本书用“比较MLR、PCR和PLS的外部定量性能”检验峰分离、拟合、积分与信息压缩。实现时遵循“先用潜变量模型分解变化、残差和适用域”，先建立经典基线，再对参数敏感性、独立样品和失败对象进行检查。若结果只能在同批数据或单次划分中成立，应把它视为探索性现象而非稳定规律。读图或读指标时应返回原始数据抽查，避免把表示空间中的几何关系直接当成化学机制。</w:t>
+        <w:keepNext/>
+        <w:pageBreakBefore w:val="0"/>
+        <w:spacing w:line="288" w:lineRule="auto" w:before="120" w:after="60"/>
+      </w:pPr>
+      <w:r>
+        <w:rPr>
+          <w:rFonts w:ascii="Times New Roman" w:hAnsi="Times New Roman" w:eastAsia="黑体"/>
+          <w:b/>
+          <w:color w:val="000000"/>
+          <w:sz w:val="24"/>
+        </w:rPr>
+        <w:t>3.7.2 置换检验与Y随机化</w:t>
+      </w:r>
+    </w:p>
+    <w:p>
+      <w:pPr>
+        <w:widowControl/>
+        <w:spacing w:line="288" w:lineRule="auto" w:before="0" w:after="0"/>
+        <w:ind w:firstLine="420"/>
+        <w:jc w:val="both"/>
+      </w:pPr>
+      <w:r>
+        <w:rPr>
+          <w:rFonts w:ascii="Times New Roman" w:hAnsi="Times New Roman" w:eastAsia="宋体"/>
+          <w:color w:val="000000"/>
+          <w:sz w:val="21"/>
+        </w:rPr>
+        <w:t xml:space="preserve">小样本高维分类很容易偶然得到看似良好的分离。置换检验保持 </w:t>
+      </w:r>
+      <w:r>
+        <w:rPr>
+          <w:rFonts w:ascii="Cambria Math" w:hAnsi="Cambria Math" w:eastAsia="宋体"/>
+          <w:i/>
+          <w:color w:val="000000"/>
+          <w:sz w:val="21"/>
+        </w:rPr>
+        <w:t>X</w:t>
+      </w:r>
+      <w:r>
+        <w:rPr>
+          <w:rFonts w:ascii="Times New Roman" w:hAnsi="Times New Roman" w:eastAsia="宋体"/>
+          <w:color w:val="000000"/>
+          <w:sz w:val="21"/>
+        </w:rPr>
+        <w:t xml:space="preserve"> 不变，随机打乱类别或 </w:t>
+      </w:r>
+      <w:r>
+        <w:rPr>
+          <w:rFonts w:ascii="Cambria Math" w:hAnsi="Cambria Math" w:eastAsia="宋体"/>
+          <w:i/>
+          <w:color w:val="000000"/>
+          <w:sz w:val="21"/>
+        </w:rPr>
+        <w:t>y</w:t>
+      </w:r>
+      <w:r>
+        <w:rPr>
+          <w:rFonts w:ascii="Times New Roman" w:hAnsi="Times New Roman" w:eastAsia="宋体"/>
+          <w:color w:val="000000"/>
+          <w:sz w:val="21"/>
+        </w:rPr>
+        <w:t>，重复完整建模流程，形成“没有真实关联时”性能指标的零分布。真实模型若没有显著优于置换模型，则不能声称发现了稳定关系。Y随机化尤其适合QSAR和PLS类模型，但它只能排除简单的偶然相关，不能修复批次混杂或数据泄漏。</w:t>
+      </w:r>
+    </w:p>
+    <w:p>
+      <w:pPr>
+        <w:pStyle w:val="3"/>
+        <w:keepNext/>
+        <w:pageBreakBefore w:val="0"/>
+        <w:spacing w:line="288" w:lineRule="auto" w:before="120" w:after="60"/>
+      </w:pPr>
+      <w:r>
+        <w:rPr>
+          <w:rFonts w:ascii="Times New Roman" w:hAnsi="Times New Roman" w:eastAsia="黑体"/>
+          <w:b/>
+          <w:color w:val="000000"/>
+          <w:sz w:val="24"/>
+        </w:rPr>
+        <w:t>3.7.3 适用域</w:t>
+      </w:r>
+    </w:p>
+    <w:p>
+      <w:pPr>
+        <w:widowControl/>
+        <w:spacing w:line="288" w:lineRule="auto" w:before="0" w:after="0"/>
+        <w:ind w:firstLine="420"/>
+        <w:jc w:val="both"/>
+      </w:pPr>
+      <w:r>
+        <w:rPr>
+          <w:rFonts w:ascii="Times New Roman" w:hAnsi="Times New Roman" w:eastAsia="宋体"/>
+          <w:color w:val="000000"/>
+          <w:sz w:val="21"/>
+        </w:rPr>
+        <w:t>模型只在校准样本覆盖的化学和仪器空间内具有经验依据。适用域可结合得分空间距离、Q残差、杠杆值、局部邻域密度和预测不确定度定义。距离阈值应由校准数据分布和允许风险确定，不宜把某个固定马氏距离当作普遍标准。</w:t>
+      </w:r>
+    </w:p>
+    <w:p>
+      <w:pPr>
+        <w:widowControl/>
+        <w:spacing w:line="288" w:lineRule="auto" w:before="0" w:after="0"/>
+        <w:ind w:firstLine="420"/>
+        <w:jc w:val="both"/>
+      </w:pPr>
+      <w:r>
+        <w:rPr>
+          <w:rFonts w:ascii="Times New Roman" w:hAnsi="Times New Roman" w:eastAsia="宋体"/>
+          <w:color w:val="000000"/>
+          <w:sz w:val="21"/>
+        </w:rPr>
+        <w:t>当未知样品超出适用域时，正确输出不是勉强给出一个浓度，而是拒绝预测、提示复测或启动参考方法。拒绝机制是可信分析的一部分。一个永远给答案的模型，往往比会说“不知道”的模型更危险。</w:t>
+      </w:r>
+    </w:p>
+    <w:p>
+      <w:pPr>
+        <w:pStyle w:val="3"/>
+        <w:keepNext/>
+        <w:pageBreakBefore w:val="0"/>
+        <w:spacing w:line="288" w:lineRule="auto" w:before="120" w:after="60"/>
+      </w:pPr>
+      <w:r>
+        <w:rPr>
+          <w:rFonts w:ascii="Times New Roman" w:hAnsi="Times New Roman" w:eastAsia="黑体"/>
+          <w:b/>
+          <w:color w:val="000000"/>
+          <w:sz w:val="24"/>
+        </w:rPr>
+        <w:t>3.7.4 漂移、转移与更新</w:t>
+      </w:r>
+    </w:p>
+    <w:p>
+      <w:pPr>
+        <w:widowControl/>
+        <w:spacing w:line="288" w:lineRule="auto" w:before="0" w:after="0"/>
+        <w:ind w:firstLine="420"/>
+        <w:jc w:val="both"/>
+      </w:pPr>
+      <w:r>
+        <w:rPr>
+          <w:rFonts w:ascii="Times New Roman" w:hAnsi="Times New Roman" w:eastAsia="宋体"/>
+          <w:color w:val="000000"/>
+          <w:sz w:val="21"/>
+        </w:rPr>
+        <w:t>模型性能会随光源老化、波长偏移、探头更换、环境变化和原料演变而下降。日常质量控制应保留稳定控制样、监测预测残差和光谱距离，并记录仪器维护事件。发现漂移后，先区分轴偏移、强度变化、分辨率改变和样品分布改变，再选择重新校准、标准化转移或局部更新。直接把新样品追加到训练集并重训，可能扩大范围，也可能掩盖仪器故障。</w:t>
+      </w:r>
+    </w:p>
+    <w:p>
+      <w:pPr>
+        <w:pStyle w:val="3"/>
+        <w:keepNext/>
+        <w:pageBreakBefore w:val="0"/>
+        <w:spacing w:line="288" w:lineRule="auto" w:before="120" w:after="60"/>
+      </w:pPr>
+      <w:r>
+        <w:rPr>
+          <w:rFonts w:ascii="Times New Roman" w:hAnsi="Times New Roman" w:eastAsia="黑体"/>
+          <w:b/>
+          <w:color w:val="000000"/>
+          <w:sz w:val="24"/>
+        </w:rPr>
+        <w:t>3.7.5 从模型指标回到分析方法学指标</w:t>
+      </w:r>
+    </w:p>
+    <w:p>
+      <w:pPr>
+        <w:widowControl/>
+        <w:spacing w:line="288" w:lineRule="auto" w:before="0" w:after="0"/>
+        <w:ind w:firstLine="420"/>
+        <w:jc w:val="both"/>
+      </w:pPr>
+      <w:r>
+        <w:rPr>
+          <w:rFonts w:ascii="Times New Roman" w:hAnsi="Times New Roman" w:eastAsia="宋体"/>
+          <w:color w:val="000000"/>
+          <w:sz w:val="21"/>
+        </w:rPr>
+        <w:t>一个AI校准模型若要成为分析方法，需要像传统方法一样考察选择性、工作范围、准确度、精密度、检出能力、稳健性和测量不确定度。这里的“线性”不要求模型函数必须线性，而是要检查预测与参考值在工作范围内是否存在系统偏离。精密度应分为同一条件重复性、不同日期中间精密度和跨实验室再现性；稳健性则通过小幅改变温度、样品装载、探头或预处理参数观察结果。</w:t>
+      </w:r>
+    </w:p>
+    <w:p>
+      <w:pPr>
+        <w:widowControl/>
+        <w:spacing w:line="288" w:lineRule="auto" w:before="0" w:after="0"/>
+        <w:ind w:firstLine="420"/>
+        <w:jc w:val="both"/>
+      </w:pPr>
+      <w:r>
+        <w:rPr>
+          <w:rFonts w:ascii="Times New Roman" w:hAnsi="Times New Roman" w:eastAsia="宋体"/>
+          <w:color w:val="000000"/>
+          <w:sz w:val="21"/>
+        </w:rPr>
+        <w:t>模型验证与方法验证的区别在于，前者常固定数据集比较预测，后者改变测量条件来检验整个流程。若只验证算法而不重新制样和测量，就无法估计采样、制样与仪器环节的误差。最终不确定度可由参考方法、重复测量、模型残差和域转移等分量组成；具体合成方式取决于误差是否独立及其分布。报告一个小数点后很多位的预测值，并不会增加实际测量精度。</w:t>
       </w:r>
     </w:p>
     <w:p>
       <w:pPr>
         <w:pStyle w:val="2"/>
-      </w:pPr>
-      <w:r>
-        <w:t>3.4 矩阵语言、协方差、SVD与PCA</w:t>
-      </w:r>
-    </w:p>
-    <w:p>
-      <w:r>
-        <w:t>本节围绕“矩阵语言、协方差、SVD与PCA”展开。分析对象是样品—变量矩阵及参照值，核心不是罗列名词，而是说明样品—变量矩阵、均值、方差、协方差与相关、矩阵秩、投影和正交分解、奇异值分解SVD怎样进入同一条测量与推断链。读者首先要辨认哪些量来自真实样品，哪些量由仪器转换得到，哪些量由算法估计；三类量若混在一起，模型精度就很难被解释。</w:t>
-      </w:r>
-    </w:p>
-    <w:p>
-      <w:r>
-        <w:t>在“矩阵语言、协方差、SVD与PCA”中，技术路线遵循“先用潜变量模型分解变化、残差和适用域”。具体计算从可诊断的经典基线开始，再增加本节所需的非线性、结构先验或不确定度组件。新增组件必须回答一个明确问题，并在相同数据边界下与基线比较；只有平均分提高而误差结构没有改善，不能构成采用复杂模型的充分理由。</w:t>
-      </w:r>
-    </w:p>
-    <w:p>
-      <w:r>
-        <w:t>本节把“比较MLR、PCR和PLS的外部定量性能”落实到Hotelling T²与Q残差这一检查点。验证时保留与未来使用条件一致的独立对象，检查坐标轴、单位、样品身份、批次、参数来源和失败样本。由此得到的结论才可用于下一步测量或实验，而不是停留在一张看似分离良好的图上。</w:t>
+        <w:keepNext/>
+        <w:pageBreakBefore w:val="0"/>
+        <w:spacing w:line="288" w:lineRule="auto" w:before="240" w:after="120"/>
+      </w:pPr>
+      <w:r>
+        <w:rPr>
+          <w:rFonts w:ascii="Times New Roman" w:hAnsi="Times New Roman" w:eastAsia="黑体"/>
+          <w:b/>
+          <w:color w:val="000000"/>
+          <w:sz w:val="28"/>
+        </w:rPr>
+        <w:t>3.8 贯穿案例：小麦蛋白近红外定量</w:t>
+      </w:r>
+    </w:p>
+    <w:p>
+      <w:pPr>
+        <w:widowControl/>
+        <w:spacing w:line="288" w:lineRule="auto" w:before="0" w:after="0"/>
+        <w:ind w:firstLine="420"/>
+        <w:jc w:val="both"/>
+      </w:pPr>
+      <w:r>
+        <w:rPr>
+          <w:rFonts w:ascii="Times New Roman" w:hAnsi="Times New Roman" w:eastAsia="宋体"/>
+          <w:color w:val="000000"/>
+          <w:sz w:val="21"/>
+        </w:rPr>
+        <w:t>设目标是用近红外漫反射光谱预测小麦蛋白含量。第一步不是选择PLS，而是定义总体：模型是否服务于单一产区当季样品，还是跨产地、跨年份使用。若目标是后者，校准集必须覆盖品种、年份、含水量和粒径。参考蛋白测定应与光谱取自同一均匀样品，并评估重复性。</w:t>
+      </w:r>
+    </w:p>
+    <w:p>
+      <w:pPr>
+        <w:widowControl/>
+        <w:spacing w:line="288" w:lineRule="auto" w:before="0" w:after="0"/>
+        <w:ind w:firstLine="420"/>
+        <w:jc w:val="both"/>
+      </w:pPr>
+      <w:r>
+        <w:rPr>
+          <w:rFonts w:ascii="Times New Roman" w:hAnsi="Times New Roman" w:eastAsia="宋体"/>
+          <w:color w:val="000000"/>
+          <w:sz w:val="21"/>
+        </w:rPr>
+        <w:t>原始谱图首先检查饱和、断点、波长错位和重复测量一致性。若主要无关变异来自颗粒散射，可比较原始谱、SNV、MSC及一阶导数；所有预处理参数只在训练折内确定。用PCA检查样品覆盖和批次趋势：如果测试年份位于校准集得分空间之外，后续低RMSECV也不能证明模型能跨年份使用。</w:t>
+      </w:r>
+    </w:p>
+    <w:p>
+      <w:pPr>
+        <w:widowControl/>
+        <w:spacing w:line="288" w:lineRule="auto" w:before="0" w:after="0"/>
+        <w:ind w:firstLine="420"/>
+        <w:jc w:val="both"/>
+      </w:pPr>
+      <w:r>
+        <w:rPr>
+          <w:rFonts w:ascii="Times New Roman" w:hAnsi="Times New Roman" w:eastAsia="宋体"/>
+          <w:color w:val="000000"/>
+          <w:sz w:val="21"/>
+        </w:rPr>
+        <w:t>建模时同时建立均值预测、单波长回归、PCR和PLS作为层级基线。若PLS只比PCR略好，应优先考虑更简单、系数更稳定的模型；若两者都远差于随机森林，需检查是否存在真实非线性，还是树模型利用了批次标签。最终在完全留出的年份上报告RMSEP、Bias、SEP和适用域覆盖率，并把误差与参考方法重复性比较。对适用域外样品，系统返回“需参考法确认”，而不是给出伪精确数值。</w:t>
+      </w:r>
+    </w:p>
+    <w:p>
+      <w:pPr>
+        <w:widowControl/>
+        <w:spacing w:line="288" w:lineRule="auto" w:before="0" w:after="0"/>
+        <w:ind w:firstLine="420"/>
+        <w:jc w:val="both"/>
+      </w:pPr>
+      <w:r>
+        <w:rPr>
+          <w:rFonts w:ascii="Times New Roman" w:hAnsi="Times New Roman" w:eastAsia="宋体"/>
+          <w:color w:val="000000"/>
+          <w:sz w:val="21"/>
+        </w:rPr>
+        <w:t>这个案例说明，模型名称只占整个工作流的一小部分。决定可用性的主要环节是总体定义、样品覆盖、参考值质量、测量标准化和外部验证。</w:t>
+      </w:r>
+    </w:p>
+    <w:p>
+      <w:pPr>
+        <w:pStyle w:val="2"/>
+        <w:keepNext/>
+        <w:pageBreakBefore w:val="0"/>
+        <w:spacing w:line="288" w:lineRule="auto" w:before="240" w:after="120"/>
+      </w:pPr>
+      <w:r>
+        <w:rPr>
+          <w:rFonts w:ascii="Times New Roman" w:hAnsi="Times New Roman" w:eastAsia="黑体"/>
+          <w:b/>
+          <w:color w:val="000000"/>
+          <w:sz w:val="28"/>
+        </w:rPr>
+        <w:t>【本章小结】</w:t>
+      </w:r>
+    </w:p>
+    <w:p>
+      <w:pPr>
+        <w:widowControl/>
+        <w:spacing w:line="288" w:lineRule="auto" w:before="0" w:after="0"/>
+        <w:ind w:firstLine="420"/>
+        <w:jc w:val="both"/>
+      </w:pPr>
+      <w:r>
+        <w:rPr>
+          <w:rFonts w:ascii="Times New Roman" w:hAnsi="Times New Roman" w:eastAsia="宋体"/>
+          <w:color w:val="000000"/>
+          <w:sz w:val="21"/>
+        </w:rPr>
+        <w:t xml:space="preserve">化学计量学把化学测量表示为含有结构与误差的矩阵问题。其起点是代表性采样，核心是区分与目标有关的共同变化和无关变化，终点是对未知样品作出带有适用域和不确定度约束的判断。PCA通过方差最大化描述 </w:t>
+      </w:r>
+      <w:r>
+        <w:rPr>
+          <w:rFonts w:ascii="Cambria Math" w:hAnsi="Cambria Math" w:eastAsia="宋体"/>
+          <w:i/>
+          <w:color w:val="000000"/>
+          <w:sz w:val="21"/>
+        </w:rPr>
+        <w:t>X</w:t>
+      </w:r>
+      <w:r>
+        <w:rPr>
+          <w:rFonts w:ascii="Times New Roman" w:hAnsi="Times New Roman" w:eastAsia="宋体"/>
+          <w:color w:val="000000"/>
+          <w:sz w:val="21"/>
+        </w:rPr>
+        <w:t xml:space="preserve"> 的低维结构；PCR在PCA得分上回归，解决共线性但不利用响应信息；PLS同时利用 </w:t>
+      </w:r>
+      <w:r>
+        <w:rPr>
+          <w:rFonts w:ascii="Cambria Math" w:hAnsi="Cambria Math" w:eastAsia="宋体"/>
+          <w:i/>
+          <w:color w:val="000000"/>
+          <w:sz w:val="21"/>
+        </w:rPr>
+        <w:t>X</w:t>
+      </w:r>
+      <w:r>
+        <w:rPr>
+          <w:rFonts w:ascii="Times New Roman" w:hAnsi="Times New Roman" w:eastAsia="宋体"/>
+          <w:color w:val="000000"/>
+          <w:sz w:val="21"/>
+        </w:rPr>
+        <w:t xml:space="preserve"> 的方差和与 </w:t>
+      </w:r>
+      <w:r>
+        <w:rPr>
+          <w:rFonts w:ascii="Cambria Math" w:hAnsi="Cambria Math" w:eastAsia="宋体"/>
+          <w:i/>
+          <w:color w:val="000000"/>
+          <w:sz w:val="21"/>
+        </w:rPr>
+        <w:t>y</w:t>
+      </w:r>
+      <w:r>
+        <w:rPr>
+          <w:rFonts w:ascii="Times New Roman" w:hAnsi="Times New Roman" w:eastAsia="宋体"/>
+          <w:color w:val="000000"/>
+          <w:sz w:val="21"/>
+        </w:rPr>
+        <w:t xml:space="preserve"> 的协方差，更适合多波长校准，也更需要严格交叉验证。模式识别的结果依赖表示、尺度和距离，分群不等于机制，分类准确也不等于可部署。任何复杂模型都应与这些透明基线比较，因为只有先理解数据的秩、投影、残差和覆盖范围，才有可能判断人工智能真正增加了什么。</w:t>
+      </w:r>
+    </w:p>
+    <w:p>
+      <w:pPr>
+        <w:pStyle w:val="2"/>
+        <w:keepNext/>
+        <w:pageBreakBefore w:val="0"/>
+        <w:spacing w:line="288" w:lineRule="auto" w:before="240" w:after="120"/>
+      </w:pPr>
+      <w:r>
+        <w:rPr>
+          <w:rFonts w:ascii="Times New Roman" w:hAnsi="Times New Roman" w:eastAsia="黑体"/>
+          <w:b/>
+          <w:color w:val="000000"/>
+          <w:sz w:val="28"/>
+        </w:rPr>
+        <w:t>【思考题与习题】</w:t>
       </w:r>
     </w:p>
     <w:p>
       <w:pPr>
         <w:pStyle w:val="3"/>
-      </w:pPr>
-      <w:r>
-        <w:t>3.4.1 样品—变量矩阵</w:t>
-      </w:r>
-    </w:p>
-    <w:p>
-      <w:r>
-        <w:t>就“样品—变量矩阵”而言，在“矩阵语言、协方差、SVD与PCA”中，样品—变量矩阵具体限定了样品—变量矩阵及参照值的一个技术接口。它必须被写成可检查的输入、变换和输出：输入保留样品与仪器条件，变换说明参数从何处估计，输出对应可观察量或候选判断；缺少任何一层，概念就无法进入实验和代码。</w:t>
-      </w:r>
-    </w:p>
-    <w:p>
-      <w:r>
-        <w:t>把“样品—变量矩阵”用于“矩阵语言、协方差、SVD与PCA”时，本书用“比较MLR、PCR和PLS的外部定量性能”检验样品—变量矩阵。实现时遵循“先用潜变量模型分解变化、残差和适用域”，先建立经典基线，再对参数敏感性、独立样品和失败对象进行检查。若结果只能在同批数据或单次划分中成立，应把它视为探索性现象而非稳定规律。最终报告需要给出适用范围和拒绝条件，使方法在证据不足时能够停止输出。</w:t>
+        <w:keepNext/>
+        <w:pageBreakBefore w:val="0"/>
+        <w:spacing w:line="288" w:lineRule="auto" w:before="120" w:after="60"/>
+      </w:pPr>
+      <w:r>
+        <w:rPr>
+          <w:rFonts w:ascii="Times New Roman" w:hAnsi="Times New Roman" w:eastAsia="黑体"/>
+          <w:b/>
+          <w:color w:val="000000"/>
+          <w:sz w:val="24"/>
+        </w:rPr>
+        <w:t>基础题（60%）</w:t>
+      </w:r>
+    </w:p>
+    <w:p>
+      <w:pPr>
+        <w:widowControl/>
+        <w:spacing w:line="288" w:lineRule="auto" w:before="0" w:after="0"/>
+        <w:ind w:left="420" w:hanging="420"/>
+        <w:jc w:val="left"/>
+      </w:pPr>
+      <w:r>
+        <w:rPr>
+          <w:rFonts w:ascii="Times New Roman" w:hAnsi="Times New Roman" w:eastAsia="宋体"/>
+          <w:color w:val="000000"/>
+          <w:sz w:val="21"/>
+        </w:rPr>
+        <w:t xml:space="preserve">1. 一批50个样品在1000个波长上测得光谱。写出 </w:t>
+      </w:r>
+      <w:r>
+        <w:rPr>
+          <w:rFonts w:ascii="Cambria Math" w:hAnsi="Cambria Math" w:eastAsia="宋体"/>
+          <w:i/>
+          <w:color w:val="000000"/>
+          <w:sz w:val="21"/>
+        </w:rPr>
+        <w:t>X</w:t>
+      </w:r>
+      <w:r>
+        <w:rPr>
+          <w:rFonts w:ascii="Times New Roman" w:hAnsi="Times New Roman" w:eastAsia="宋体"/>
+          <w:color w:val="000000"/>
+          <w:sz w:val="21"/>
+        </w:rPr>
+        <w:t xml:space="preserve">、单组分 </w:t>
+      </w:r>
+      <w:r>
+        <w:rPr>
+          <w:rFonts w:ascii="Cambria Math" w:hAnsi="Cambria Math" w:eastAsia="宋体"/>
+          <w:i/>
+          <w:color w:val="000000"/>
+          <w:sz w:val="21"/>
+        </w:rPr>
+        <w:t>y</w:t>
+      </w:r>
+      <w:r>
+        <w:rPr>
+          <w:rFonts w:ascii="Times New Roman" w:hAnsi="Times New Roman" w:eastAsia="宋体"/>
+          <w:color w:val="000000"/>
+          <w:sz w:val="21"/>
+        </w:rPr>
+        <w:t xml:space="preserve"> 和三组分 </w:t>
+      </w:r>
+      <w:r>
+        <w:rPr>
+          <w:rFonts w:ascii="Cambria Math" w:hAnsi="Cambria Math" w:eastAsia="宋体"/>
+          <w:i/>
+          <w:color w:val="000000"/>
+          <w:sz w:val="21"/>
+        </w:rPr>
+        <w:t>Y</w:t>
+      </w:r>
+      <w:r>
+        <w:rPr>
+          <w:rFonts w:ascii="Times New Roman" w:hAnsi="Times New Roman" w:eastAsia="宋体"/>
+          <w:color w:val="000000"/>
+          <w:sz w:val="21"/>
+        </w:rPr>
+        <w:t xml:space="preserve"> 的维度，并说明矩阵的行和列分别代表什么。</w:t>
+      </w:r>
+    </w:p>
+    <w:p>
+      <w:pPr>
+        <w:widowControl/>
+        <w:spacing w:line="288" w:lineRule="auto" w:before="0" w:after="0"/>
+        <w:ind w:left="420" w:hanging="420"/>
+        <w:jc w:val="left"/>
+      </w:pPr>
+      <w:r>
+        <w:rPr>
+          <w:rFonts w:ascii="Times New Roman" w:hAnsi="Times New Roman" w:eastAsia="宋体"/>
+          <w:color w:val="000000"/>
+          <w:sz w:val="21"/>
+        </w:rPr>
+        <w:t>2. 解释为什么对同一份非均匀粉末重复扫描20次不能替代20次独立取样。</w:t>
+      </w:r>
+    </w:p>
+    <w:p>
+      <w:pPr>
+        <w:widowControl/>
+        <w:spacing w:line="288" w:lineRule="auto" w:before="0" w:after="0"/>
+        <w:ind w:left="420" w:hanging="420"/>
+        <w:jc w:val="left"/>
+      </w:pPr>
+      <w:r>
+        <w:rPr>
+          <w:rFonts w:ascii="Times New Roman" w:hAnsi="Times New Roman" w:eastAsia="宋体"/>
+          <w:color w:val="000000"/>
+          <w:sz w:val="21"/>
+        </w:rPr>
+        <w:t>3. 写出均值中心化、自动标准化和SNV的公式，并比较它们的参照方向。</w:t>
+      </w:r>
+    </w:p>
+    <w:p>
+      <w:pPr>
+        <w:widowControl/>
+        <w:spacing w:line="288" w:lineRule="auto" w:before="0" w:after="0"/>
+        <w:ind w:left="420" w:hanging="420"/>
+        <w:jc w:val="left"/>
+      </w:pPr>
+      <w:r>
+        <w:rPr>
+          <w:rFonts w:ascii="Times New Roman" w:hAnsi="Times New Roman" w:eastAsia="宋体"/>
+          <w:color w:val="000000"/>
+          <w:sz w:val="21"/>
+        </w:rPr>
+        <w:t xml:space="preserve">4. 为什么PCA载荷是 </w:t>
+      </w:r>
+      <w:r>
+        <w:rPr>
+          <w:rFonts w:ascii="Cambria Math" w:hAnsi="Cambria Math" w:eastAsia="宋体"/>
+          <w:i/>
+          <w:color w:val="000000"/>
+          <w:sz w:val="21"/>
+        </w:rPr>
+        <w:t>X^TX</w:t>
+      </w:r>
+      <w:r>
+        <w:rPr>
+          <w:rFonts w:ascii="Times New Roman" w:hAnsi="Times New Roman" w:eastAsia="宋体"/>
+          <w:color w:val="000000"/>
+          <w:sz w:val="21"/>
+        </w:rPr>
+        <w:t xml:space="preserve"> 的特征向量？得分和载荷各自回答什么问题？</w:t>
+      </w:r>
+    </w:p>
+    <w:p>
+      <w:pPr>
+        <w:widowControl/>
+        <w:spacing w:line="288" w:lineRule="auto" w:before="0" w:after="0"/>
+        <w:ind w:left="420" w:hanging="420"/>
+        <w:jc w:val="left"/>
+      </w:pPr>
+      <w:r>
+        <w:rPr>
+          <w:rFonts w:ascii="Times New Roman" w:hAnsi="Times New Roman" w:eastAsia="宋体"/>
+          <w:color w:val="000000"/>
+          <w:sz w:val="21"/>
+        </w:rPr>
+        <w:t>5. 比较MLR、PCR和PLS处理共线性的方式。</w:t>
+      </w:r>
+    </w:p>
+    <w:p>
+      <w:pPr>
+        <w:widowControl/>
+        <w:spacing w:line="288" w:lineRule="auto" w:before="0" w:after="0"/>
+        <w:ind w:left="420" w:hanging="420"/>
+        <w:jc w:val="left"/>
+      </w:pPr>
+      <w:r>
+        <w:rPr>
+          <w:rFonts w:ascii="Times New Roman" w:hAnsi="Times New Roman" w:eastAsia="宋体"/>
+          <w:color w:val="000000"/>
+          <w:sz w:val="21"/>
+        </w:rPr>
+        <w:t>6. RMSEC很低而RMSEP很高，至少列出四种可能原因。</w:t>
       </w:r>
     </w:p>
     <w:p>
       <w:pPr>
         <w:pStyle w:val="3"/>
-      </w:pPr>
-      <w:r>
-        <w:t>3.4.2 均值、方差、协方差与相关</w:t>
-      </w:r>
-    </w:p>
-    <w:p>
-      <w:r>
-        <w:t>就“均值、方差、协方差与相关”而言，在“矩阵语言、协方差、SVD与PCA”中，均值、方差、协方差与相关具体限定了样品—变量矩阵及参照值的一个技术接口。它必须被写成可检查的输入、变换和输出：输入保留样品与仪器条件，变换说明参数从何处估计，输出对应可观察量或候选判断；缺少任何一层，概念就无法进入实验和代码。</w:t>
-      </w:r>
-    </w:p>
-    <w:p>
-      <w:r>
-        <w:t>把“均值、方差、协方差与相关”用于“矩阵语言、协方差、SVD与PCA”时，本书用“比较MLR、PCR和PLS的外部定量性能”检验均值、方差、协方差与相关。实现时遵循“先用潜变量模型分解变化、残差和适用域”，先建立经典基线，再对参数敏感性、独立样品和失败对象进行检查。若结果只能在同批数据或单次划分中成立，应把它视为探索性现象而非稳定规律。教学上应把该概念落实为可观察变量、可运行程序和可反驳检验三层。</w:t>
+        <w:keepNext/>
+        <w:pageBreakBefore w:val="0"/>
+        <w:spacing w:line="288" w:lineRule="auto" w:before="120" w:after="60"/>
+      </w:pPr>
+      <w:r>
+        <w:rPr>
+          <w:rFonts w:ascii="Times New Roman" w:hAnsi="Times New Roman" w:eastAsia="黑体"/>
+          <w:b/>
+          <w:color w:val="000000"/>
+          <w:sz w:val="24"/>
+        </w:rPr>
+        <w:t>进阶题（30%）</w:t>
+      </w:r>
+    </w:p>
+    <w:p>
+      <w:pPr>
+        <w:widowControl/>
+        <w:spacing w:line="288" w:lineRule="auto" w:before="0" w:after="0"/>
+        <w:ind w:left="420" w:hanging="420"/>
+        <w:jc w:val="left"/>
+      </w:pPr>
+      <w:r>
+        <w:rPr>
+          <w:rFonts w:ascii="Times New Roman" w:hAnsi="Times New Roman" w:eastAsia="宋体"/>
+          <w:color w:val="000000"/>
+          <w:sz w:val="21"/>
+        </w:rPr>
+        <w:t>7. 某分类数据中，每个患者有5张拉曼谱。若把所有谱随机分折，为什么会高估性能？设计正确的交叉验证方案。</w:t>
+      </w:r>
+    </w:p>
+    <w:p>
+      <w:pPr>
+        <w:widowControl/>
+        <w:spacing w:line="288" w:lineRule="auto" w:before="0" w:after="0"/>
+        <w:ind w:left="420" w:hanging="420"/>
+        <w:jc w:val="left"/>
+      </w:pPr>
+      <w:r>
+        <w:rPr>
+          <w:rFonts w:ascii="Times New Roman" w:hAnsi="Times New Roman" w:eastAsia="宋体"/>
+          <w:color w:val="000000"/>
+          <w:sz w:val="21"/>
+        </w:rPr>
+        <w:t>8. 两张光谱峰形相同但整体平移4 cm⁻¹。Pearson相关系数显著降低。讨论这是“化学不相似”还是“坐标未对齐”，并提出诊断步骤。</w:t>
+      </w:r>
+    </w:p>
+    <w:p>
+      <w:pPr>
+        <w:widowControl/>
+        <w:spacing w:line="288" w:lineRule="auto" w:before="0" w:after="0"/>
+        <w:ind w:left="420" w:hanging="420"/>
+        <w:jc w:val="left"/>
+      </w:pPr>
+      <w:r>
+        <w:rPr>
+          <w:rFonts w:ascii="Times New Roman" w:hAnsi="Times New Roman" w:eastAsia="宋体"/>
+          <w:color w:val="000000"/>
+          <w:sz w:val="21"/>
+        </w:rPr>
+        <w:t xml:space="preserve">9. 一个PCA模型中某样品 </w:t>
+      </w:r>
+      <w:r>
+        <w:rPr>
+          <w:rFonts w:ascii="Cambria Math" w:hAnsi="Cambria Math" w:eastAsia="宋体"/>
+          <w:i/>
+          <w:color w:val="000000"/>
+          <w:sz w:val="21"/>
+        </w:rPr>
+        <w:t>T^2</w:t>
+      </w:r>
+      <w:r>
+        <w:rPr>
+          <w:rFonts w:ascii="Times New Roman" w:hAnsi="Times New Roman" w:eastAsia="宋体"/>
+          <w:color w:val="000000"/>
+          <w:sz w:val="21"/>
+        </w:rPr>
+        <w:t xml:space="preserve"> 很高而Q残差很低；另一个样品相反。分别解释两类样品的几何位置和可能化学含义。</w:t>
+      </w:r>
+    </w:p>
+    <w:p>
+      <w:pPr>
+        <w:widowControl/>
+        <w:spacing w:line="288" w:lineRule="auto" w:before="0" w:after="0"/>
+        <w:ind w:left="420" w:hanging="420"/>
+        <w:jc w:val="left"/>
+      </w:pPr>
+      <w:r>
+        <w:rPr>
+          <w:rFonts w:ascii="Times New Roman" w:hAnsi="Times New Roman" w:eastAsia="宋体"/>
+          <w:color w:val="000000"/>
+          <w:sz w:val="21"/>
+        </w:rPr>
+        <w:t>10. 设计一个嵌套交叉验证流程，同时选择SNV/MSC、PLS潜变量数和波段区间，画出内外层数据流。</w:t>
       </w:r>
     </w:p>
     <w:p>
       <w:pPr>
         <w:pStyle w:val="3"/>
-      </w:pPr>
-      <w:r>
-        <w:t>3.4.3 矩阵秩、投影和正交分解</w:t>
-      </w:r>
-    </w:p>
-    <w:p>
-      <w:r>
-        <w:t>就“矩阵秩、投影和正交分解”而言，在“矩阵语言、协方差、SVD与PCA”中，矩阵秩、投影和正交分解具体限定了样品—变量矩阵及参照值的一个技术接口。它必须被写成可检查的输入、变换和输出：输入保留样品与仪器条件，变换说明参数从何处估计，输出对应可观察量或候选判断；缺少任何一层，概念就无法进入实验和代码。</w:t>
-      </w:r>
-    </w:p>
-    <w:p>
-      <w:r>
-        <w:t>把“矩阵秩、投影和正交分解”用于“矩阵语言、协方差、SVD与PCA”时，本书用“比较MLR、PCR和PLS的外部定量性能”检验矩阵秩、投影和正交分解。实现时遵循“先用潜变量模型分解变化、残差和适用域”，先建立经典基线，再对参数敏感性、独立样品和失败对象进行检查。若结果只能在同批数据或单次划分中成立，应把它视为探索性现象而非稳定规律。在真实项目中，还应保存参数、软件版本和输入校验结果，以便定位变化来自样品还是计算。</w:t>
-      </w:r>
-    </w:p>
-    <w:p>
-      <w:pPr>
-        <w:pStyle w:val="3"/>
-      </w:pPr>
-      <w:r>
-        <w:t>3.4.4 奇异值分解SVD</w:t>
-      </w:r>
-    </w:p>
-    <w:p>
-      <w:r>
-        <w:t>就“奇异值分解SVD”而言，围绕“奇异值分解SVD”，奇异值分解将中心化矩阵写为X=UΣVᵀ。右奇异向量给出变量空间的正交方向，奇异值刻画每个方向承载的变化，UΣ形成样品得分。PCA可视为保留最大方差方向的低秩近似，但最大方差不一定等于与目标最相关的化学变化。</w:t>
-      </w:r>
-    </w:p>
-    <w:p>
-      <w:r>
-        <w:t>把“奇异值分解SVD”用于“矩阵语言、协方差、SVD与PCA”时，在“矩阵语言、协方差、SVD与PCA”的语境下，解释PCA必须同时阅读得分、载荷和残差。得分显示样品在潜变量空间的位置，载荷提示变量对方向的贡献，Q残差反映模型未解释的结构。任何聚类或分离都应回到原始谱图、批次和样品信息验证。若该步骤改变了样品单位、统计独立性或物理峰形，必须在独立数据上重新证明其有效性。</w:t>
-      </w:r>
-    </w:p>
-    <w:p>
-      <w:pPr>
-        <w:pStyle w:val="3"/>
-      </w:pPr>
-      <w:r>
-        <w:t>3.4.5 PCA得分、载荷和解释方差</w:t>
-      </w:r>
-    </w:p>
-    <w:p>
-      <w:r>
-        <w:t>就“PCA得分、载荷和解释方差”而言，围绕“PCA得分、载荷和解释方差”，奇异值分解将中心化矩阵写为X=UΣVᵀ。右奇异向量给出变量空间的正交方向，奇异值刻画每个方向承载的变化，UΣ形成样品得分。PCA可视为保留最大方差方向的低秩近似，但最大方差不一定等于与目标最相关的化学变化。</w:t>
-      </w:r>
-    </w:p>
-    <w:p>
-      <w:r>
-        <w:t>把“PCA得分、载荷和解释方差”用于“矩阵语言、协方差、SVD与PCA”时，在“矩阵语言、协方差、SVD与PCA”的语境下，解释PCA必须同时阅读得分、载荷和残差。得分显示样品在潜变量空间的位置，载荷提示变量对方向的贡献，Q残差反映模型未解释的结构。任何聚类或分离都应回到原始谱图、批次和样品信息验证。读图或读指标时应返回原始数据抽查，避免把表示空间中的几何关系直接当成化学机制。</w:t>
-      </w:r>
-    </w:p>
-    <w:p>
-      <w:pPr>
-        <w:pStyle w:val="3"/>
-      </w:pPr>
-      <w:r>
-        <w:t>3.4.6 Hotelling T²与Q残差</w:t>
-      </w:r>
-    </w:p>
-    <w:p>
-      <w:r>
-        <w:t>就“Hotelling T²与Q残差”而言，围绕“Hotelling T²与Q残差”，RMSE对大误差更敏感，MAE更接近典型绝对偏差；偏差则显示预测是否系统性高估或低估。单一指标会隐藏误差结构，因此还需绘制预测—参照图、残差—浓度图，并按批次、浓度和样品类型分层。</w:t>
-      </w:r>
-    </w:p>
-    <w:p>
-      <w:r>
-        <w:t>把“Hotelling T²与Q残差”用于“矩阵语言、协方差、SVD与PCA”时，在“矩阵语言、协方差、SVD与PCA”的语境下，Hotelling T²描述样品在模型潜空间内的杠杆程度，Q残差描述样品不能被模型子空间解释的部分。二者结合可区分“位于已知方向的极端样品”和“具有新型结构的样品”，是建立适用域和异常诊断的重要工具。最终报告需要给出适用范围和拒绝条件，使方法在证据不足时能够停止输出。</w:t>
+        <w:keepNext/>
+        <w:pageBreakBefore w:val="0"/>
+        <w:spacing w:line="288" w:lineRule="auto" w:before="120" w:after="60"/>
+      </w:pPr>
+      <w:r>
+        <w:rPr>
+          <w:rFonts w:ascii="Times New Roman" w:hAnsi="Times New Roman" w:eastAsia="黑体"/>
+          <w:b/>
+          <w:color w:val="000000"/>
+          <w:sz w:val="24"/>
+        </w:rPr>
+        <w:t>开放题（10%）</w:t>
+      </w:r>
+    </w:p>
+    <w:p>
+      <w:pPr>
+        <w:widowControl/>
+        <w:spacing w:line="288" w:lineRule="auto" w:before="0" w:after="0"/>
+        <w:ind w:left="420" w:hanging="420"/>
+        <w:jc w:val="left"/>
+      </w:pPr>
+      <w:r>
+        <w:rPr>
+          <w:rFonts w:ascii="Times New Roman" w:hAnsi="Times New Roman" w:eastAsia="宋体"/>
+          <w:color w:val="000000"/>
+          <w:sz w:val="21"/>
+        </w:rPr>
+        <w:t>11. 选择你熟悉的一种光谱、色谱或电化学数据，写出一个包含化学组成、基质、仪器参数和随机误差的测量模型，并指出哪些变量在现有实验中被混杂。</w:t>
+      </w:r>
+    </w:p>
+    <w:p>
+      <w:pPr>
+        <w:widowControl/>
+        <w:spacing w:line="288" w:lineRule="auto" w:before="0" w:after="0"/>
+        <w:ind w:left="420" w:hanging="420"/>
+        <w:jc w:val="left"/>
+      </w:pPr>
+      <w:r>
+        <w:rPr>
+          <w:rFonts w:ascii="Times New Roman" w:hAnsi="Times New Roman" w:eastAsia="宋体"/>
+          <w:color w:val="000000"/>
+          <w:sz w:val="21"/>
+        </w:rPr>
+        <w:t>12. 在什么情况下，一个性能略低但能给出适用域的PLS模型，比黑箱深度模型更适合作为分析方法？请从监管、维护、样本成本和错误代价论证。</w:t>
       </w:r>
     </w:p>
     <w:p>
       <w:pPr>
         <w:pStyle w:val="2"/>
-      </w:pPr>
-      <w:r>
-        <w:t>3.5 多元线性回归、PCR与PLS</w:t>
-      </w:r>
-    </w:p>
-    <w:p>
-      <w:r>
-        <w:t>本节围绕“多元线性回归、PCR与PLS”展开。分析对象是样品—变量矩阵及参照值，核心不是罗列名词，而是说明单变量和多元校正、多元线性回归及共线性、主成分回归PCR、偏最小二乘PLS怎样进入同一条测量与推断链。读者首先要辨认哪些量来自真实样品，哪些量由仪器转换得到，哪些量由算法估计；三类量若混在一起，模型精度就很难被解释。</w:t>
-      </w:r>
-    </w:p>
-    <w:p>
-      <w:r>
-        <w:t>在“多元线性回归、PCR与PLS”中，技术路线遵循“先用潜变量模型分解变化、残差和适用域”。具体计算从可诊断的经典基线开始，再增加本节所需的非线性、结构先验或不确定度组件。新增组件必须回答一个明确问题，并在相同数据边界下与基线比较；只有平均分提高而误差结构没有改善，不能构成采用复杂模型的充分理由。</w:t>
-      </w:r>
-    </w:p>
-    <w:p>
-      <w:r>
-        <w:t>本节把“比较MLR、PCR和PLS的外部定量性能”落实到RMSEC、RMSECV与RMSEP这一检查点。验证时保留与未来使用条件一致的独立对象，检查坐标轴、单位、样品身份、批次、参数来源和失败样本。由此得到的结论才可用于下一步测量或实验，而不是停留在一张看似分离良好的图上。</w:t>
-      </w:r>
-    </w:p>
-    <w:p>
-      <w:pPr>
-        <w:pStyle w:val="3"/>
-      </w:pPr>
-      <w:r>
-        <w:t>3.5.1 单变量和多元校正</w:t>
-      </w:r>
-    </w:p>
-    <w:p>
-      <w:r>
-        <w:t>就“单变量和多元校正”而言，在“多元线性回归、PCR与PLS”中，单变量和多元校正具体限定了样品—变量矩阵及参照值的一个技术接口。它必须被写成可检查的输入、变换和输出：输入保留样品与仪器条件，变换说明参数从何处估计，输出对应可观察量或候选判断；缺少任何一层，概念就无法进入实验和代码。</w:t>
-      </w:r>
-    </w:p>
-    <w:p>
-      <w:r>
-        <w:t>把“单变量和多元校正”用于“多元线性回归、PCR与PLS”时，本书用“比较MLR、PCR和PLS的外部定量性能”检验单变量和多元校正。实现时遵循“先用潜变量模型分解变化、残差和适用域”，先建立经典基线，再对参数敏感性、独立样品和失败对象进行检查。若结果只能在同批数据或单次划分中成立，应把它视为探索性现象而非稳定规律。最终报告需要给出适用范围和拒绝条件，使方法在证据不足时能够停止输出。</w:t>
-      </w:r>
-    </w:p>
-    <w:p>
-      <w:pPr>
-        <w:pStyle w:val="3"/>
-      </w:pPr>
-      <w:r>
-        <w:t>3.5.2 多元线性回归及共线性</w:t>
-      </w:r>
-    </w:p>
-    <w:p>
-      <w:r>
-        <w:t>就“多元线性回归及共线性”而言，在“多元线性回归、PCR与PLS”中，多元线性回归及共线性具体限定了样品—变量矩阵及参照值的一个技术接口。它必须被写成可检查的输入、变换和输出：输入保留样品与仪器条件，变换说明参数从何处估计，输出对应可观察量或候选判断；缺少任何一层，概念就无法进入实验和代码。</w:t>
-      </w:r>
-    </w:p>
-    <w:p>
-      <w:r>
-        <w:t>把“多元线性回归及共线性”用于“多元线性回归、PCR与PLS”时，本书用“比较MLR、PCR和PLS的外部定量性能”检验多元线性回归及共线性。实现时遵循“先用潜变量模型分解变化、残差和适用域”，先建立经典基线，再对参数敏感性、独立样品和失败对象进行检查。若结果只能在同批数据或单次划分中成立，应把它视为探索性现象而非稳定规律。教学上应把该概念落实为可观察变量、可运行程序和可反驳检验三层。</w:t>
-      </w:r>
-    </w:p>
-    <w:p>
-      <w:pPr>
-        <w:pStyle w:val="3"/>
-      </w:pPr>
-      <w:r>
-        <w:t>3.5.3 主成分回归PCR</w:t>
-      </w:r>
-    </w:p>
-    <w:p>
-      <w:r>
-        <w:t>就“主成分回归PCR”而言，围绕“主成分回归PCR”，PCR先对X进行PCA，再用选定主成分预测y；PLS则在构造潜变量时同时考虑X的变化和X与y的协方差。因此，当与y有关的方向并非X中方差最大的方向时，PLS可能使用更少潜变量获得较好预测。</w:t>
-      </w:r>
-    </w:p>
-    <w:p>
-      <w:r>
-        <w:t>把“主成分回归PCR”用于“多元线性回归、PCR与PLS”时，在“多元线性回归、PCR与PLS”的语境下，潜变量数必须通过交叉验证选择。数量不足会遗漏有效关系，数量过多会把噪声和批次差异吸收进模型。报告时应区分校准误差、交叉验证误差和独立预测误差，并检查载荷和回归系数是否具有稳定的化学含义。在真实项目中，还应保存参数、软件版本和输入校验结果，以便定位变化来自样品还是计算。</w:t>
-      </w:r>
-    </w:p>
-    <w:p>
-      <w:pPr>
-        <w:pStyle w:val="3"/>
-      </w:pPr>
-      <w:r>
-        <w:t>3.5.4 偏最小二乘PLS</w:t>
-      </w:r>
-    </w:p>
-    <w:p>
-      <w:r>
-        <w:t>就“偏最小二乘PLS”而言，围绕“偏最小二乘PLS”，PCR先对X进行PCA，再用选定主成分预测y；PLS则在构造潜变量时同时考虑X的变化和X与y的协方差。因此，当与y有关的方向并非X中方差最大的方向时，PLS可能使用更少潜变量获得较好预测。</w:t>
-      </w:r>
-    </w:p>
-    <w:p>
-      <w:r>
-        <w:t>把“偏最小二乘PLS”用于“多元线性回归、PCR与PLS”时，在“多元线性回归、PCR与PLS”的语境下，潜变量数必须通过交叉验证选择。数量不足会遗漏有效关系，数量过多会把噪声和批次差异吸收进模型。报告时应区分校准误差、交叉验证误差和独立预测误差，并检查载荷和回归系数是否具有稳定的化学含义。若该步骤改变了样品单位、统计独立性或物理峰形，必须在独立数据上重新证明其有效性。</w:t>
-      </w:r>
-    </w:p>
-    <w:p>
-      <w:pPr>
-        <w:pStyle w:val="3"/>
-      </w:pPr>
-      <w:r>
-        <w:t>3.5.5 潜变量数的选择</w:t>
-      </w:r>
-    </w:p>
-    <w:p>
-      <w:r>
-        <w:t>就“潜变量数的选择”而言，在“多元线性回归、PCR与PLS”中，潜变量数的选择具体限定了样品—变量矩阵及参照值的一个技术接口。它必须被写成可检查的输入、变换和输出：输入保留样品与仪器条件，变换说明参数从何处估计，输出对应可观察量或候选判断；缺少任何一层，概念就无法进入实验和代码。</w:t>
-      </w:r>
-    </w:p>
-    <w:p>
-      <w:r>
-        <w:t>把“潜变量数的选择”用于“多元线性回归、PCR与PLS”时，本书用“比较MLR、PCR和PLS的外部定量性能”检验潜变量数的选择。实现时遵循“先用潜变量模型分解变化、残差和适用域”，先建立经典基线，再对参数敏感性、独立样品和失败对象进行检查。若结果只能在同批数据或单次划分中成立，应把它视为探索性现象而非稳定规律。读图或读指标时应返回原始数据抽查，避免把表示空间中的几何关系直接当成化学机制。</w:t>
-      </w:r>
-    </w:p>
-    <w:p>
-      <w:pPr>
-        <w:pStyle w:val="3"/>
-      </w:pPr>
-      <w:r>
-        <w:t>3.5.6 RMSEC、RMSECV与RMSEP</w:t>
-      </w:r>
-    </w:p>
-    <w:p>
-      <w:r>
-        <w:t>就“RMSEC、RMSECV与RMSEP”而言，围绕“RMSEC、RMSECV与RMSEP”，RMSE对大误差更敏感，MAE更接近典型绝对偏差；偏差则显示预测是否系统性高估或低估。单一指标会隐藏误差结构，因此还需绘制预测—参照图、残差—浓度图，并按批次、浓度和样品类型分层。</w:t>
-      </w:r>
-    </w:p>
-    <w:p>
-      <w:r>
-        <w:t>把“RMSEC、RMSECV与RMSEP”用于“多元线性回归、PCR与PLS”时，在“多元线性回归、PCR与PLS”的语境下，Hotelling T²描述样品在模型潜空间内的杠杆程度，Q残差描述样品不能被模型子空间解释的部分。二者结合可区分“位于已知方向的极端样品”和“具有新型结构的样品”，是建立适用域和异常诊断的重要工具。最终报告需要给出适用范围和拒绝条件，使方法在证据不足时能够停止输出。</w:t>
-      </w:r>
-    </w:p>
-    <w:p>
-      <w:pPr>
-        <w:pStyle w:val="2"/>
-      </w:pPr>
-      <w:r>
-        <w:t>3.6 聚类、模式识别与异常诊断</w:t>
-      </w:r>
-    </w:p>
-    <w:p>
-      <w:r>
-        <w:t>本节围绕“聚类、模式识别与异常诊断”展开。分析对象是样品—变量矩阵及参照值，核心不是罗列名词，而是说明距离、相似度和数据尺度、层次聚类与K-means、无监督结构与监督判别、SIMCA、LDA与PLS-DA怎样进入同一条测量与推断链。读者首先要辨认哪些量来自真实样品，哪些量由仪器转换得到，哪些量由算法估计；三类量若混在一起，模型精度就很难被解释。</w:t>
-      </w:r>
-    </w:p>
-    <w:p>
-      <w:r>
-        <w:t>在“聚类、模式识别与异常诊断”中，技术路线遵循“先用潜变量模型分解变化、残差和适用域”。具体计算从可诊断的经典基线开始，再增加本节所需的非线性、结构先验或不确定度组件。新增组件必须回答一个明确问题，并在相同数据边界下与基线比较；只有平均分提高而误差结构没有改善，不能构成采用复杂模型的充分理由。</w:t>
-      </w:r>
-    </w:p>
-    <w:p>
-      <w:r>
-        <w:t>本节把“比较MLR、PCR和PLS的外部定量性能”落实到异常检测和类别边界这一检查点。验证时保留与未来使用条件一致的独立对象，检查坐标轴、单位、样品身份、批次、参数来源和失败样本。由此得到的结论才可用于下一步测量或实验，而不是停留在一张看似分离良好的图上。</w:t>
-      </w:r>
-    </w:p>
-    <w:p>
-      <w:pPr>
-        <w:pStyle w:val="3"/>
-      </w:pPr>
-      <w:r>
-        <w:t>3.6.1 距离、相似度和数据尺度</w:t>
-      </w:r>
-    </w:p>
-    <w:p>
-      <w:r>
-        <w:t>就“距离、相似度和数据尺度”而言，距离、相似度和数据尺度决定数字能否被重新解释。仅保存强度矩阵会丢失坐标轴、单位、采样间隔、样品身份、仪器参数和校准状态；这些信息一旦脱离原始信号，后续很难判断变化来自化学对象还是采集条件。</w:t>
-      </w:r>
-    </w:p>
-    <w:p>
-      <w:r>
-        <w:t>把“距离、相似度和数据尺度”用于“聚类、模式识别与异常诊断”时，推荐把原始文件设为只读，以持久样品标识连接实验表和信号文件，并为每次转换记录脚本版本、参数和校验码。单位转换、重采样与轴反向属于会改变数值含义的操作，必须在数据进入模型前自动检查。最终报告需要给出适用范围和拒绝条件，使方法在证据不足时能够停止输出。</w:t>
-      </w:r>
-    </w:p>
-    <w:p>
-      <w:pPr>
-        <w:pStyle w:val="3"/>
-      </w:pPr>
-      <w:r>
-        <w:t>3.6.2 层次聚类与K-means</w:t>
-      </w:r>
-    </w:p>
-    <w:p>
-      <w:r>
-        <w:t>就“层次聚类与K-means”而言，在“聚类、模式识别与异常诊断”中，层次聚类与K-means具体限定了样品—变量矩阵及参照值的一个技术接口。它必须被写成可检查的输入、变换和输出：输入保留样品与仪器条件，变换说明参数从何处估计，输出对应可观察量或候选判断；缺少任何一层，概念就无法进入实验和代码。</w:t>
-      </w:r>
-    </w:p>
-    <w:p>
-      <w:r>
-        <w:t>把“层次聚类与K-means”用于“聚类、模式识别与异常诊断”时，本书用“比较MLR、PCR和PLS的外部定量性能”检验层次聚类与K-means。实现时遵循“先用潜变量模型分解变化、残差和适用域”，先建立经典基线，再对参数敏感性、独立样品和失败对象进行检查。若结果只能在同批数据或单次划分中成立，应把它视为探索性现象而非稳定规律。教学上应把该概念落实为可观察变量、可运行程序和可反驳检验三层。</w:t>
-      </w:r>
-    </w:p>
-    <w:p>
-      <w:pPr>
-        <w:pStyle w:val="3"/>
-      </w:pPr>
-      <w:r>
-        <w:t>3.6.3 无监督结构与监督判别</w:t>
-      </w:r>
-    </w:p>
-    <w:p>
-      <w:r>
-        <w:t>就“无监督结构与监督判别”而言，无监督结构与监督判别属于从观测反推对象的逆问题，常存在多解性。同一峰可由多个结构片段贡献，同一空间热点也可能受厚度、照明或离子抑制影响；因此模型输出首先是候选解释，而不是自动成立的机制。</w:t>
-      </w:r>
-    </w:p>
-    <w:p>
-      <w:r>
-        <w:t>把“无监督结构与监督判别”用于“聚类、模式识别与异常诊断”时，可信解释需要至少一条独立证据链：改变实验条件观察可预测响应、使用互补仪器验证候选，或以标准物质复现特征。显著性图、注意力和SHAP可定位模型依赖，却不能替代干预和机理实验。在真实项目中，还应保存参数、软件版本和输入校验结果，以便定位变化来自样品还是计算。</w:t>
-      </w:r>
-    </w:p>
-    <w:p>
-      <w:pPr>
-        <w:pStyle w:val="3"/>
-      </w:pPr>
-      <w:r>
-        <w:t>3.6.4 SIMCA、LDA与PLS-DA</w:t>
-      </w:r>
-    </w:p>
-    <w:p>
-      <w:r>
-        <w:t>就“SIMCA、LDA与PLS-DA”而言，围绕“SIMCA、LDA与PLS-DA”，PCR先对X进行PCA，再用选定主成分预测y；PLS则在构造潜变量时同时考虑X的变化和X与y的协方差。因此，当与y有关的方向并非X中方差最大的方向时，PLS可能使用更少潜变量获得较好预测。</w:t>
-      </w:r>
-    </w:p>
-    <w:p>
-      <w:r>
-        <w:t>把“SIMCA、LDA与PLS-DA”用于“聚类、模式识别与异常诊断”时，在“聚类、模式识别与异常诊断”的语境下，潜变量数必须通过交叉验证选择。数量不足会遗漏有效关系，数量过多会把噪声和批次差异吸收进模型。报告时应区分校准误差、交叉验证误差和独立预测误差，并检查载荷和回归系数是否具有稳定的化学含义。若该步骤改变了样品单位、统计独立性或物理峰形，必须在独立数据上重新证明其有效性。</w:t>
-      </w:r>
-    </w:p>
-    <w:p>
-      <w:pPr>
-        <w:pStyle w:val="3"/>
-      </w:pPr>
-      <w:r>
-        <w:t>3.6.5 异常检测和类别边界</w:t>
-      </w:r>
-    </w:p>
-    <w:p>
-      <w:r>
-        <w:t>就“异常检测和类别边界”而言，在“聚类、模式识别与异常诊断”中，异常检测和类别边界具体限定了样品—变量矩阵及参照值的一个技术接口。它必须被写成可检查的输入、变换和输出：输入保留样品与仪器条件，变换说明参数从何处估计，输出对应可观察量或候选判断；缺少任何一层，概念就无法进入实验和代码。</w:t>
-      </w:r>
-    </w:p>
-    <w:p>
-      <w:r>
-        <w:t>把“异常检测和类别边界”用于“聚类、模式识别与异常诊断”时，本书用“比较MLR、PCR和PLS的外部定量性能”检验异常检测和类别边界。实现时遵循“先用潜变量模型分解变化、残差和适用域”，先建立经典基线，再对参数敏感性、独立样品和失败对象进行检查。若结果只能在同批数据或单次划分中成立，应把它视为探索性现象而非稳定规律。读图或读指标时应返回原始数据抽查，避免把表示空间中的几何关系直接当成化学机制。</w:t>
-      </w:r>
-    </w:p>
-    <w:p>
-      <w:pPr>
-        <w:pStyle w:val="2"/>
-      </w:pPr>
-      <w:r>
-        <w:t>3.7 交叉验证、外部预测与适用域</w:t>
-      </w:r>
-    </w:p>
-    <w:p>
-      <w:r>
-        <w:t>本节围绕“交叉验证、外部预测与适用域”展开。分析对象是样品—变量矩阵及参照值，核心不是罗列名词，而是说明训练集、验证集和独立测试集、交叉验证与分组交叉验证、准确度、偏差、RMSE和R²、灵敏度、特异度与混淆矩阵怎样进入同一条测量与推断链。读者首先要辨认哪些量来自真实样品，哪些量由仪器转换得到，哪些量由算法估计；三类量若混在一起，模型精度就很难被解释。</w:t>
-      </w:r>
-    </w:p>
-    <w:p>
-      <w:r>
-        <w:t>在“交叉验证、外部预测与适用域”中，技术路线遵循“先用潜变量模型分解变化、残差和适用域”。具体计算从可诊断的经典基线开始，再增加本节所需的非线性、结构先验或不确定度组件。新增组件必须回答一个明确问题，并在相同数据边界下与基线比较；只有平均分提高而误差结构没有改善，不能构成采用复杂模型的充分理由。</w:t>
-      </w:r>
-    </w:p>
-    <w:p>
-      <w:r>
-        <w:t>本节把“比较MLR、PCR和PLS的外部定量性能”落实到适用域与拒绝预测这一检查点。验证时保留与未来使用条件一致的独立对象，检查坐标轴、单位、样品身份、批次、参数来源和失败样本。由此得到的结论才可用于下一步测量或实验，而不是停留在一张看似分离良好的图上。</w:t>
-      </w:r>
-    </w:p>
-    <w:p>
-      <w:pPr>
-        <w:pStyle w:val="3"/>
-      </w:pPr>
-      <w:r>
-        <w:t>3.7.1 训练集、验证集和独立测试集</w:t>
-      </w:r>
-    </w:p>
-    <w:p>
-      <w:r>
-        <w:t>就“训练集、验证集和独立测试集”而言，在“交叉验证、外部预测与适用域”中，训练集、验证集和独立测试集具体限定了样品—变量矩阵及参照值的一个技术接口。它必须被写成可检查的输入、变换和输出：输入保留样品与仪器条件，变换说明参数从何处估计，输出对应可观察量或候选判断；缺少任何一层，概念就无法进入实验和代码。</w:t>
-      </w:r>
-    </w:p>
-    <w:p>
-      <w:r>
-        <w:t>把“训练集、验证集和独立测试集”用于“交叉验证、外部预测与适用域”时，本书用“比较MLR、PCR和PLS的外部定量性能”检验训练集、验证集和独立测试集。实现时遵循“先用潜变量模型分解变化、残差和适用域”，先建立经典基线，再对参数敏感性、独立样品和失败对象进行检查。若结果只能在同批数据或单次划分中成立，应把它视为探索性现象而非稳定规律。最终报告需要给出适用范围和拒绝条件，使方法在证据不足时能够停止输出。</w:t>
-      </w:r>
-    </w:p>
-    <w:p>
-      <w:pPr>
-        <w:pStyle w:val="3"/>
-      </w:pPr>
-      <w:r>
-        <w:t>3.7.2 交叉验证与分组交叉验证</w:t>
-      </w:r>
-    </w:p>
-    <w:p>
-      <w:r>
-        <w:t>就“交叉验证与分组交叉验证”而言，围绕“交叉验证与分组交叉验证”，数据划分单位必须对应未来真正的新对象。重复谱、同一化合物的多个构象、同一患者的多个视野或同一批次的多次测量不能跨越训练集和测试集。GroupKFold用组标签保证同源对象整体进入同一折。</w:t>
-      </w:r>
-    </w:p>
-    <w:p>
-      <w:r>
-        <w:t>把“交叉验证与分组交叉验证”用于“交叉验证、外部预测与适用域”时，在“交叉验证、外部预测与适用域”的语境下，嵌套交叉验证用内层选择预处理、特征和超参数，用外层估计选择完成后的泛化误差。若同一测试折反复参与调参，最终分数会产生乐观偏差。锁定测试集只能在整个流程冻结后使用一次。教学上应把该概念落实为可观察变量、可运行程序和可反驳检验三层。</w:t>
-      </w:r>
-    </w:p>
-    <w:p>
-      <w:pPr>
-        <w:pStyle w:val="3"/>
-      </w:pPr>
-      <w:r>
-        <w:t>3.7.3 准确度、偏差、RMSE和R²</w:t>
-      </w:r>
-    </w:p>
-    <w:p>
-      <w:r>
-        <w:t>就“准确度、偏差、RMSE和R²”而言，围绕“准确度、偏差、RMSE和R²”，随机误差反映重复测量的波动，系统偏差使结果稳定地偏离参照，不确定度则量化在现有知识下结果可能处于的范围。三者属于不同概念。高重复性不代表无偏，模型测试误差很低也不代表参照标签准确。</w:t>
-      </w:r>
-    </w:p>
-    <w:p>
-      <w:r>
-        <w:t>把“准确度、偏差、RMSE和R²”用于“交叉验证、外部预测与适用域”时，在“交叉验证、外部预测与适用域”的语境下，不确定度应沿采样、制样、校准、仪器、预处理和模型逐步传播。对于线性关系可使用一阶误差传播，对于明显非线性或参数相关的系统可使用蒙特卡洛抽样。报告时应给出覆盖概率、区间构造方法和适用条件，而不是只给一个小数位很多的点估计。在真实项目中，还应保存参数、软件版本和输入校验结果，以便定位变化来自样品还是计算。</w:t>
-      </w:r>
-    </w:p>
-    <w:p>
-      <w:pPr>
-        <w:pStyle w:val="3"/>
-      </w:pPr>
-      <w:r>
-        <w:t>3.7.4 灵敏度、特异度与混淆矩阵</w:t>
-      </w:r>
-    </w:p>
-    <w:p>
-      <w:r>
-        <w:t>就“灵敏度、特异度与混淆矩阵”而言，在“交叉验证、外部预测与适用域”中，灵敏度、特异度与混淆矩阵具体限定了样品—变量矩阵及参照值的一个技术接口。它必须被写成可检查的输入、变换和输出：输入保留样品与仪器条件，变换说明参数从何处估计，输出对应可观察量或候选判断；缺少任何一层，概念就无法进入实验和代码。</w:t>
-      </w:r>
-    </w:p>
-    <w:p>
-      <w:r>
-        <w:t>把“灵敏度、特异度与混淆矩阵”用于“交叉验证、外部预测与适用域”时，本书用“比较MLR、PCR和PLS的外部定量性能”检验灵敏度、特异度与混淆矩阵。实现时遵循“先用潜变量模型分解变化、残差和适用域”，先建立经典基线，再对参数敏感性、独立样品和失败对象进行检查。若结果只能在同批数据或单次划分中成立，应把它视为探索性现象而非稳定规律。若该步骤改变了样品单位、统计独立性或物理峰形，必须在独立数据上重新证明其有效性。</w:t>
-      </w:r>
-    </w:p>
-    <w:p>
-      <w:pPr>
-        <w:pStyle w:val="3"/>
-      </w:pPr>
-      <w:r>
-        <w:t>3.7.5 稳健性、转移性和模型更新</w:t>
-      </w:r>
-    </w:p>
-    <w:p>
-      <w:r>
-        <w:t>就“稳健性、转移性和模型更新”而言，在“交叉验证、外部预测与适用域”中，稳健性、转移性和模型更新具体限定了样品—变量矩阵及参照值的一个技术接口。它必须被写成可检查的输入、变换和输出：输入保留样品与仪器条件，变换说明参数从何处估计，输出对应可观察量或候选判断；缺少任何一层，概念就无法进入实验和代码。</w:t>
-      </w:r>
-    </w:p>
-    <w:p>
-      <w:r>
-        <w:t>把“稳健性、转移性和模型更新”用于“交叉验证、外部预测与适用域”时，本书用“比较MLR、PCR和PLS的外部定量性能”检验稳健性、转移性和模型更新。实现时遵循“先用潜变量模型分解变化、残差和适用域”，先建立经典基线，再对参数敏感性、独立样品和失败对象进行检查。若结果只能在同批数据或单次划分中成立，应把它视为探索性现象而非稳定规律。读图或读指标时应返回原始数据抽查，避免把表示空间中的几何关系直接当成化学机制。</w:t>
-      </w:r>
-    </w:p>
-    <w:p>
-      <w:pPr>
-        <w:pStyle w:val="3"/>
-      </w:pPr>
-      <w:r>
-        <w:t>3.7.6 适用域与拒绝预测</w:t>
-      </w:r>
-    </w:p>
-    <w:p>
-      <w:r>
-        <w:t>就“适用域与拒绝预测”而言，围绕“适用域与拒绝预测”，RMSE对大误差更敏感，MAE更接近典型绝对偏差；偏差则显示预测是否系统性高估或低估。单一指标会隐藏误差结构，因此还需绘制预测—参照图、残差—浓度图，并按批次、浓度和样品类型分层。</w:t>
-      </w:r>
-    </w:p>
-    <w:p>
-      <w:r>
-        <w:t>把“适用域与拒绝预测”用于“交叉验证、外部预测与适用域”时，在“交叉验证、外部预测与适用域”的语境下，Hotelling T²描述样品在模型潜空间内的杠杆程度，Q残差描述样品不能被模型子空间解释的部分。二者结合可区分“位于已知方向的极端样品”和“具有新型结构的样品”，是建立适用域和异常诊断的重要工具。最终报告需要给出适用范围和拒绝条件，使方法在证据不足时能够停止输出。</w:t>
-      </w:r>
-    </w:p>
-    <w:p>
-      <w:pPr>
-        <w:pStyle w:val="2"/>
-      </w:pPr>
-      <w:r>
-        <w:t>3.8 从经典化学计量学到现代智能分析</w:t>
-      </w:r>
-    </w:p>
-    <w:p>
-      <w:r>
-        <w:t>本节围绕“从经典化学计量学到现代智能分析”展开。分析对象是样品—变量矩阵及参照值，核心不是罗列名词，而是说明经典潜变量模型作为可诊断基线、非线性学习的增益与代价、现代OOD与传统残差诊断、化学计量学在智能测量闭环中的位置怎样进入同一条测量与推断链。读者首先要辨认哪些量来自真实样品，哪些量由仪器转换得到，哪些量由算法估计；三类量若混在一起，模型精度就很难被解释。</w:t>
-      </w:r>
-    </w:p>
-    <w:p>
-      <w:r>
-        <w:t>在“从经典化学计量学到现代智能分析”中，技术路线遵循“先用潜变量模型分解变化、残差和适用域”。具体计算从可诊断的经典基线开始，再增加本节所需的非线性、结构先验或不确定度组件。新增组件必须回答一个明确问题，并在相同数据边界下与基线比较；只有平均分提高而误差结构没有改善，不能构成采用复杂模型的充分理由。</w:t>
-      </w:r>
-    </w:p>
-    <w:p>
-      <w:r>
-        <w:t>本节把“比较MLR、PCR和PLS的外部定量性能”落实到化学计量学在智能测量闭环中的位置这一检查点。验证时保留与未来使用条件一致的独立对象，检查坐标轴、单位、样品身份、批次、参数来源和失败样本。由此得到的结论才可用于下一步测量或实验，而不是停留在一张看似分离良好的图上。</w:t>
-      </w:r>
-    </w:p>
-    <w:p>
-      <w:pPr>
-        <w:pStyle w:val="3"/>
-      </w:pPr>
-      <w:r>
-        <w:t>3.8.1 经典潜变量模型作为可诊断基线</w:t>
-      </w:r>
-    </w:p>
-    <w:p>
-      <w:r>
-        <w:t>就“经典潜变量模型作为可诊断基线”而言，围绕“经典潜变量模型作为可诊断基线”，Savitzky-Golay方法在滑动窗口内拟合低阶多项式，可同时实现平滑和导数估计。窗口过短会保留噪声，过长会压低窄峰；多项式阶数过高则增加振荡。参数应根据仪器分辨率、最窄有效峰宽和下游任务共同确定。</w:t>
-      </w:r>
-    </w:p>
-    <w:p>
-      <w:r>
-        <w:t>把“经典潜变量模型作为可诊断基线”用于“从经典化学计量学到现代智能分析”时，在“从经典化学计量学到现代智能分析”的语境下，基线校正实质上是在区分慢变化背景与分析信号。多项式、非对称最小二乘和形态学方法对应不同的背景假设。校正后不仅要看曲线是否平直，还要比较峰位、峰宽、峰面积、空白残差和定量偏差。最终报告需要给出适用范围和拒绝条件，使方法在证据不足时能够停止输出。</w:t>
-      </w:r>
-    </w:p>
-    <w:p>
-      <w:pPr>
-        <w:pStyle w:val="3"/>
-      </w:pPr>
-      <w:r>
-        <w:t>3.8.2 非线性学习的增益与代价</w:t>
-      </w:r>
-    </w:p>
-    <w:p>
-      <w:r>
-        <w:t>就“非线性学习的增益与代价”而言，在“从经典化学计量学到现代智能分析”中，非线性学习的增益与代价具体限定了样品—变量矩阵及参照值的一个技术接口。它必须被写成可检查的输入、变换和输出：输入保留样品与仪器条件，变换说明参数从何处估计，输出对应可观察量或候选判断；缺少任何一层，概念就无法进入实验和代码。</w:t>
-      </w:r>
-    </w:p>
-    <w:p>
-      <w:r>
-        <w:t>把“非线性学习的增益与代价”用于“从经典化学计量学到现代智能分析”时，本书用“比较MLR、PCR和PLS的外部定量性能”检验非线性学习的增益与代价。实现时遵循“先用潜变量模型分解变化、残差和适用域”，先建立经典基线，再对参数敏感性、独立样品和失败对象进行检查。若结果只能在同批数据或单次划分中成立，应把它视为探索性现象而非稳定规律。教学上应把该概念落实为可观察变量、可运行程序和可反驳检验三层。</w:t>
-      </w:r>
-    </w:p>
-    <w:p>
-      <w:pPr>
-        <w:pStyle w:val="3"/>
-      </w:pPr>
-      <w:r>
-        <w:t>3.8.3 现代OOD与传统残差诊断</w:t>
-      </w:r>
-    </w:p>
-    <w:p>
-      <w:r>
-        <w:t>就“现代OOD与传统残差诊断”而言，在“从经典化学计量学到现代智能分析”中，现代OOD与传统残差诊断具体限定了样品—变量矩阵及参照值的一个技术接口。它必须被写成可检查的输入、变换和输出：输入保留样品与仪器条件，变换说明参数从何处估计，输出对应可观察量或候选判断；缺少任何一层，概念就无法进入实验和代码。</w:t>
-      </w:r>
-    </w:p>
-    <w:p>
-      <w:r>
-        <w:t>把“现代OOD与传统残差诊断”用于“从经典化学计量学到现代智能分析”时，本书用“比较MLR、PCR和PLS的外部定量性能”检验现代OOD与传统残差诊断。实现时遵循“先用潜变量模型分解变化、残差和适用域”，先建立经典基线，再对参数敏感性、独立样品和失败对象进行检查。若结果只能在同批数据或单次划分中成立，应把它视为探索性现象而非稳定规律。在真实项目中，还应保存参数、软件版本和输入校验结果，以便定位变化来自样品还是计算。</w:t>
-      </w:r>
-    </w:p>
-    <w:p>
-      <w:pPr>
-        <w:pStyle w:val="3"/>
-      </w:pPr>
-      <w:r>
-        <w:t>3.8.4 化学计量学在智能测量闭环中的位置</w:t>
-      </w:r>
-    </w:p>
-    <w:p>
-      <w:r>
-        <w:t>就“化学计量学在智能测量闭环中的位置”而言，在“从经典化学计量学到现代智能分析”中，化学计量学在智能测量闭环中的位置具体限定了样品—变量矩阵及参照值的一个技术接口。它必须被写成可检查的输入、变换和输出：输入保留样品与仪器条件，变换说明参数从何处估计，输出对应可观察量或候选判断；缺少任何一层，概念就无法进入实验和代码。</w:t>
-      </w:r>
-    </w:p>
-    <w:p>
-      <w:r>
-        <w:t>把“化学计量学在智能测量闭环中的位置”用于“从经典化学计量学到现代智能分析”时，本书用“比较MLR、PCR和PLS的外部定量性能”检验化学计量学在智能测量闭环中的位置。实现时遵循“先用潜变量模型分解变化、残差和适用域”，先建立经典基线，再对参数敏感性、独立样品和失败对象进行检查。若结果只能在同批数据或单次划分中成立，应把它视为探索性现象而非稳定规律。若该步骤改变了样品单位、统计独立性或物理峰形，必须在独立数据上重新证明其有效性。</w:t>
-      </w:r>
-    </w:p>
-    <w:p>
-      <w:pPr>
-        <w:pStyle w:val="2"/>
-      </w:pPr>
-      <w:r>
-        <w:t>关键关系与计算抓手</w:t>
-      </w:r>
-    </w:p>
-    <w:p>
-      <w:pPr>
-        <w:ind w:firstLine="0"/>
-      </w:pPr>
-      <w:r>
-        <w:rPr>
+        <w:keepNext/>
+        <w:pageBreakBefore w:val="0"/>
+        <w:spacing w:line="288" w:lineRule="auto" w:before="240" w:after="120"/>
+      </w:pPr>
+      <w:r>
+        <w:rPr>
+          <w:rFonts w:ascii="Times New Roman" w:hAnsi="Times New Roman" w:eastAsia="黑体"/>
           <w:b/>
-          <w:color w:val="345A8A"/>
-        </w:rPr>
-        <w:t>（1）X=TPᵀ+E</w:t>
-      </w:r>
-    </w:p>
-    <w:p>
-      <w:pPr>
-        <w:ind w:firstLine="0"/>
-      </w:pPr>
-      <w:r>
-        <w:rPr>
-          <w:b/>
-          <w:color w:val="345A8A"/>
-        </w:rPr>
-        <w:t>（2）RMSE=√[Σ(y−ŷ)²/n]</w:t>
-      </w:r>
-    </w:p>
-    <w:p>
-      <w:pPr>
-        <w:pStyle w:val="2"/>
-      </w:pPr>
-      <w:r>
-        <w:t>本章综合案例</w:t>
-      </w:r>
-    </w:p>
-    <w:p>
-      <w:r>
-        <w:t>本章案例为“比较MLR、PCR和PLS的外部定量性能”。先冻结问题、样品单位、测量协议和独立测试边界，再建立可诊断的经典基线。新增模型组件必须解决已识别的误差来源，并通过相同测试集、消融和失败样本分析证明价值。</w:t>
-      </w:r>
-    </w:p>
-    <w:p>
-      <w:r>
-        <w:t>案例交付物包括问题卡、数据字典、运行日志、关键图表、错误对象和可执行代码。模型给出的结构、机制或实验建议属于待验证假设，需由互补测量或后续干预确认。</w:t>
-      </w:r>
-    </w:p>
-    <w:p>
-      <w:pPr>
-        <w:pStyle w:val="2"/>
-      </w:pPr>
-      <w:r>
-        <w:t>代码实践</w:t>
-      </w:r>
-    </w:p>
-    <w:p>
-      <w:r>
-        <w:t>从SVD实现PCA，比较MLR、PCR与PLS的校准、交叉验证和外部预测误差。</w:t>
-      </w:r>
-    </w:p>
-    <w:p>
-      <w:pPr>
-        <w:pStyle w:val="CodeBlock"/>
-        <w:spacing w:after="0"/>
-        <w:ind w:firstLine="0"/>
-      </w:pPr>
-      <w:r>
-        <w:t>"""第3章代码练习：化学计量学：从测量信号到化学信息</w:t>
-      </w:r>
-    </w:p>
-    <w:p>
-      <w:pPr>
-        <w:pStyle w:val="CodeBlock"/>
-        <w:spacing w:after="0"/>
-        <w:ind w:firstLine="0"/>
-      </w:pPr>
-      <w:r>
-        <w:t xml:space="preserve"> </w:t>
-      </w:r>
-    </w:p>
-    <w:p>
-      <w:pPr>
-        <w:pStyle w:val="CodeBlock"/>
-        <w:spacing w:after="0"/>
-        <w:ind w:firstLine="0"/>
-      </w:pPr>
-      <w:r>
-        <w:t>任务：从SVD实现PCA，比较MLR、PCR与PLS的校准、交叉验证和外部预测误差。</w:t>
-      </w:r>
-    </w:p>
-    <w:p>
-      <w:pPr>
-        <w:pStyle w:val="CodeBlock"/>
-        <w:spacing w:after="0"/>
-        <w:ind w:firstLine="0"/>
-      </w:pPr>
-      <w:r>
-        <w:t>运行方式：python chapter_exercise.py</w:t>
-      </w:r>
-    </w:p>
-    <w:p>
-      <w:pPr>
-        <w:pStyle w:val="CodeBlock"/>
-        <w:spacing w:after="0"/>
-        <w:ind w:firstLine="0"/>
-      </w:pPr>
-      <w:r>
-        <w:t>所有合成数据仅用于验证接口；换用真实数据时必须保留样品/批次分组。</w:t>
-      </w:r>
-    </w:p>
-    <w:p>
-      <w:pPr>
-        <w:pStyle w:val="CodeBlock"/>
-        <w:spacing w:after="0"/>
-        <w:ind w:firstLine="0"/>
-      </w:pPr>
-      <w:r>
-        <w:t>"""</w:t>
-      </w:r>
-    </w:p>
-    <w:p>
-      <w:pPr>
-        <w:pStyle w:val="CodeBlock"/>
-        <w:spacing w:after="0"/>
-        <w:ind w:firstLine="0"/>
-      </w:pPr>
-      <w:r>
-        <w:t xml:space="preserve"> </w:t>
-      </w:r>
-    </w:p>
-    <w:p>
-      <w:pPr>
-        <w:pStyle w:val="CodeBlock"/>
-        <w:spacing w:after="0"/>
-        <w:ind w:firstLine="0"/>
-      </w:pPr>
-      <w:r>
-        <w:t>import numpy as np</w:t>
-      </w:r>
-    </w:p>
-    <w:p>
-      <w:pPr>
-        <w:pStyle w:val="CodeBlock"/>
-        <w:spacing w:after="0"/>
-        <w:ind w:firstLine="0"/>
-      </w:pPr>
-      <w:r>
-        <w:t xml:space="preserve"> </w:t>
-      </w:r>
-    </w:p>
-    <w:p>
-      <w:pPr>
-        <w:pStyle w:val="CodeBlock"/>
-        <w:spacing w:after="0"/>
-        <w:ind w:firstLine="0"/>
-      </w:pPr>
-      <w:r>
-        <w:t>rng = np.random.default_rng(42)</w:t>
-      </w:r>
-    </w:p>
-    <w:p>
-      <w:pPr>
-        <w:pStyle w:val="CodeBlock"/>
-        <w:spacing w:after="0"/>
-        <w:ind w:firstLine="0"/>
-      </w:pPr>
-      <w:r>
-        <w:t xml:space="preserve"> </w:t>
-      </w:r>
-    </w:p>
-    <w:p>
-      <w:pPr>
-        <w:pStyle w:val="CodeBlock"/>
-        <w:spacing w:after="0"/>
-        <w:ind w:firstLine="0"/>
-      </w:pPr>
-      <w:r>
-        <w:t>X=rng.normal(size=(40,120))</w:t>
-      </w:r>
-    </w:p>
-    <w:p>
-      <w:pPr>
-        <w:pStyle w:val="CodeBlock"/>
-        <w:spacing w:after="0"/>
-        <w:ind w:firstLine="0"/>
-      </w:pPr>
-      <w:r>
-        <w:t>k=5</w:t>
-      </w:r>
-    </w:p>
-    <w:p>
-      <w:pPr>
-        <w:pStyle w:val="CodeBlock"/>
-        <w:spacing w:after="0"/>
-        <w:ind w:firstLine="0"/>
-      </w:pPr>
-      <w:r>
-        <w:t>Xc=X-X.mean(0)</w:t>
-      </w:r>
-    </w:p>
-    <w:p>
-      <w:pPr>
-        <w:pStyle w:val="CodeBlock"/>
-        <w:spacing w:after="0"/>
-        <w:ind w:firstLine="0"/>
-      </w:pPr>
-      <w:r>
-        <w:t>U,S,Vt=np.linalg.svd(Xc,full_matrices=False)</w:t>
-      </w:r>
-    </w:p>
-    <w:p>
-      <w:pPr>
-        <w:pStyle w:val="CodeBlock"/>
-        <w:spacing w:after="0"/>
-        <w:ind w:firstLine="0"/>
-      </w:pPr>
-      <w:r>
-        <w:t>T=U[:,:k]*S[:k]</w:t>
-      </w:r>
-    </w:p>
-    <w:p>
-      <w:pPr>
-        <w:pStyle w:val="CodeBlock"/>
-        <w:spacing w:after="0"/>
-        <w:ind w:firstLine="0"/>
-      </w:pPr>
-      <w:r>
-        <w:t>P=Vt[:k].T</w:t>
-      </w:r>
-    </w:p>
-    <w:p>
-      <w:pPr>
-        <w:pStyle w:val="CodeBlock"/>
-        <w:spacing w:after="0"/>
-        <w:ind w:firstLine="0"/>
-      </w:pPr>
-      <w:r>
-        <w:t>Xhat=T@P.T+X.mean(0)</w:t>
-      </w:r>
-    </w:p>
-    <w:p>
-      <w:pPr>
-        <w:pStyle w:val="CodeBlock"/>
-        <w:spacing w:after="0"/>
-        <w:ind w:firstLine="0"/>
-      </w:pPr>
-      <w:r>
-        <w:t>q_residual=((X-Xhat)**2).sum(1)</w:t>
-      </w:r>
-    </w:p>
-    <w:p>
-      <w:pPr>
-        <w:pStyle w:val="CodeBlock"/>
-        <w:spacing w:after="0"/>
-        <w:ind w:firstLine="0"/>
-      </w:pPr>
-      <w:r>
-        <w:t xml:space="preserve"> </w:t>
-      </w:r>
-    </w:p>
-    <w:p>
-      <w:pPr>
-        <w:pStyle w:val="CodeBlock"/>
-        <w:spacing w:after="0"/>
-        <w:ind w:firstLine="0"/>
-      </w:pPr>
-      <w:r>
-        <w:t># TODO 1: 用课程或开放数据替换合成输入，明确对象为近红外样品—变量矩阵及辛烷值参照。</w:t>
-      </w:r>
-    </w:p>
-    <w:p>
-      <w:pPr>
-        <w:pStyle w:val="CodeBlock"/>
-        <w:spacing w:after="0"/>
-        <w:ind w:firstLine="0"/>
-      </w:pPr>
-      <w:r>
-        <w:t># TODO 2: 实现按生产批次留出整组样品，并与随机划分或默认流程对照。</w:t>
-      </w:r>
-    </w:p>
-    <w:p>
-      <w:pPr>
-        <w:pStyle w:val="CodeBlock"/>
-        <w:spacing w:after="0"/>
-        <w:ind w:firstLine="0"/>
-      </w:pPr>
-      <w:r>
-        <w:t># TODO 3: 输出联合阅读得分、载荷、Q残差和预测残差，据此判断能否选择潜变量数并给出模型适用域。</w:t>
-      </w:r>
-    </w:p>
-    <w:p>
-      <w:pPr>
-        <w:pStyle w:val="2"/>
-      </w:pPr>
-      <w:r>
-        <w:t>【本章小结】</w:t>
-      </w:r>
-    </w:p>
-    <w:p>
-      <w:r>
-        <w:t>本章以样品—变量矩阵及参照值为对象，把测量原理、数据表示、模型计算和分析决策连成完整链条。掌握本章的标准，不是记住模型名称，而是能够说明数据如何生成、结论怎样验证、方法在哪些条件下失效。</w:t>
-      </w:r>
-    </w:p>
-    <w:p>
-      <w:pPr>
-        <w:pStyle w:val="2"/>
-      </w:pPr>
-      <w:r>
-        <w:t>【思考题与计算题】</w:t>
-      </w:r>
-    </w:p>
-    <w:p>
-      <w:pPr>
-        <w:ind w:firstLine="0"/>
-      </w:pPr>
-      <w:r>
-        <w:t>1. 为“比较MLR、PCR和PLS的外部定量性能”画出测量链并标出三处可能失真位置。</w:t>
-      </w:r>
-    </w:p>
-    <w:p>
-      <w:pPr>
-        <w:ind w:firstLine="0"/>
-      </w:pPr>
-      <w:r>
-        <w:t>2. 选择一个核心方法，写出输入、输出、参数、假设和两个失效条件。</w:t>
-      </w:r>
-    </w:p>
-    <w:p>
-      <w:pPr>
-        <w:ind w:firstLine="0"/>
-      </w:pPr>
-      <w:r>
-        <w:t>3. 建立经典基线，给出复杂模型必须超过的独立评价门槛。</w:t>
-      </w:r>
-    </w:p>
-    <w:p>
-      <w:pPr>
-        <w:ind w:firstLine="0"/>
-      </w:pPr>
-      <w:r>
-        <w:t>4. 设计符合未来使用条件的分组或外推划分，并与随机划分比较。</w:t>
-      </w:r>
-    </w:p>
-    <w:p>
-      <w:pPr>
-        <w:ind w:firstLine="0"/>
-      </w:pPr>
-      <w:r>
-        <w:t>5. 完成配套代码，增加一个单元测试和一个失败样本可视化。</w:t>
-      </w:r>
-    </w:p>
-    <w:p>
-      <w:pPr>
-        <w:ind w:firstLine="0"/>
-      </w:pPr>
-      <w:r>
-        <w:t>6. 设计能区分化学信息与批次捷径的对照实验。</w:t>
+          <w:color w:val="000000"/>
+          <w:sz w:val="28"/>
+        </w:rPr>
+        <w:t>【代码实践】</w:t>
+      </w:r>
+    </w:p>
+    <w:p>
+      <w:pPr>
+        <w:widowControl/>
+        <w:spacing w:line="288" w:lineRule="auto" w:before="0" w:after="0"/>
+        <w:ind w:firstLine="420"/>
+        <w:jc w:val="both"/>
+      </w:pPr>
+      <w:r>
+        <w:rPr>
+          <w:rFonts w:ascii="Times New Roman" w:hAnsi="Times New Roman" w:eastAsia="宋体"/>
+          <w:color w:val="000000"/>
+          <w:sz w:val="21"/>
+        </w:rPr>
+        <w:t>代码文件包括：</w:t>
+      </w:r>
+      <w:r>
+        <w:rPr>
+          <w:rFonts w:ascii="Menlo" w:hAnsi="Menlo" w:eastAsia="等线"/>
+          <w:color w:val="000000"/>
+          <w:sz w:val="19"/>
+        </w:rPr>
+        <w:t>01_pca_svd.py</w:t>
+      </w:r>
+      <w:r>
+        <w:rPr>
+          <w:rFonts w:ascii="Times New Roman" w:hAnsi="Times New Roman" w:eastAsia="宋体"/>
+          <w:color w:val="000000"/>
+          <w:sz w:val="21"/>
+        </w:rPr>
+        <w:t>、</w:t>
+      </w:r>
+      <w:r>
+        <w:rPr>
+          <w:rFonts w:ascii="Menlo" w:hAnsi="Menlo" w:eastAsia="等线"/>
+          <w:color w:val="000000"/>
+          <w:sz w:val="19"/>
+        </w:rPr>
+        <w:t>02_pcr_pls_nested_cv.py</w:t>
+      </w:r>
+      <w:r>
+        <w:rPr>
+          <w:rFonts w:ascii="Times New Roman" w:hAnsi="Times New Roman" w:eastAsia="宋体"/>
+          <w:color w:val="000000"/>
+          <w:sz w:val="21"/>
+        </w:rPr>
+        <w:t>、</w:t>
+      </w:r>
+      <w:r>
+        <w:rPr>
+          <w:rFonts w:ascii="Menlo" w:hAnsi="Menlo" w:eastAsia="等线"/>
+          <w:color w:val="000000"/>
+          <w:sz w:val="19"/>
+        </w:rPr>
+        <w:t>03_applicability_domain.py</w:t>
+      </w:r>
+      <w:r>
+        <w:rPr>
+          <w:rFonts w:ascii="Times New Roman" w:hAnsi="Times New Roman" w:eastAsia="宋体"/>
+          <w:color w:val="000000"/>
+          <w:sz w:val="21"/>
+        </w:rPr>
+        <w:t xml:space="preserve">。练习要求先用NumPy从SVD计算得分、载荷和重构误差，再与scikit-learn结果核对；随后在模拟共线光谱上比较MLR、PCR和PLS，并用分组嵌套交叉验证选择潜变量；最后以Hotelling </w:t>
+      </w:r>
+      <w:r>
+        <w:rPr>
+          <w:rFonts w:ascii="Cambria Math" w:hAnsi="Cambria Math" w:eastAsia="宋体"/>
+          <w:i/>
+          <w:color w:val="000000"/>
+          <w:sz w:val="21"/>
+        </w:rPr>
+        <w:t>T^2</w:t>
+      </w:r>
+      <w:r>
+        <w:rPr>
+          <w:rFonts w:ascii="Times New Roman" w:hAnsi="Times New Roman" w:eastAsia="宋体"/>
+          <w:color w:val="000000"/>
+          <w:sz w:val="21"/>
+        </w:rPr>
+        <w:t xml:space="preserve"> 和Q残差标记适用域外样品。代码输出必须同时包含图、误差表和对失效样品的解释。</w:t>
       </w:r>
     </w:p>
     <w:sectPr>
       <w:headerReference w:type="default" r:id="rId9"/>
       <w:footerReference w:type="default" r:id="rId10"/>
-      <w:pgSz w:w="10488" w:h="14740"/>
-      <w:pgMar w:top="1417" w:right="1247" w:bottom="1417" w:left="1247" w:header="720" w:footer="720" w:gutter="0"/>
+      <w:pgSz w:w="10411" w:h="14746"/>
+      <w:pgMar w:top="1411" w:right="1253" w:bottom="1411" w:left="1253" w:header="720" w:footer="720" w:gutter="0"/>
       <w:cols w:space="720"/>
     </w:sectPr>
   </w:body>
@@ -1467,10 +3080,10 @@
     <w:pPr>
       <w:jc w:val="center"/>
     </w:pPr>
-    <w:r/>
     <w:r>
       <w:fldChar w:fldCharType="begin"/>
       <w:instrText xml:space="preserve"> PAGE </w:instrText>
+      <w:fldChar w:fldCharType="separate"/>
       <w:fldChar w:fldCharType="end"/>
     </w:r>
   </w:p>
@@ -1515,7 +3128,12 @@
       <w:jc w:val="center"/>
     </w:pPr>
     <w:r>
-      <w:t>智能分析化学 · 第3章</w:t>
+      <w:rPr>
+        <w:rFonts w:ascii="Times New Roman" w:hAnsi="Times New Roman" w:eastAsia="宋体"/>
+        <w:color w:val="000000"/>
+        <w:sz w:val="18"/>
+      </w:rPr>
+      <w:t>智能分析化学：化学计量学主干</w:t>
     </w:r>
   </w:p>
 </w:hdr>
@@ -5417,12 +7035,11 @@
     <w:name w:val="Normal"/>
     <w:qFormat/>
     <w:pPr>
-      <w:spacing w:after="120" w:line="324" w:lineRule="auto"/>
-      <w:ind w:firstLine="460"/>
+      <w:spacing w:after="200"/>
     </w:pPr>
     <w:rPr>
-      <w:rFonts w:eastAsiaTheme="minorHAnsi" w:ascii="Arial Unicode MS" w:hAnsi="Arial Unicode MS" w:eastAsia="Arial Unicode MS" w:cs="Arial Unicode MS"/>
-      <w:sz w:val="23"/>
+      <w:rFonts w:eastAsiaTheme="minorHAnsi"/>
+      <w:sz w:val="24"/>
       <w:szCs w:val="24"/>
       <w:lang w:eastAsia="en-US"/>
     </w:rPr>
@@ -5440,10 +7057,10 @@
       <w:outlineLvl w:val="0"/>
     </w:pPr>
     <w:rPr>
-      <w:rFonts w:asciiTheme="majorHAnsi" w:eastAsiaTheme="majorEastAsia" w:hAnsiTheme="majorHAnsi" w:cstheme="majorBidi" w:ascii="Arial Unicode MS" w:hAnsi="Arial Unicode MS" w:eastAsia="Arial Unicode MS" w:cs="Arial Unicode MS"/>
+      <w:rFonts w:asciiTheme="majorHAnsi" w:eastAsiaTheme="majorEastAsia" w:hAnsiTheme="majorHAnsi" w:cstheme="majorBidi"/>
       <w:b/>
       <w:bCs/>
-      <w:color w:val="4F81BD"/>
+      <w:color w:val="4F81BD" w:themeColor="accent1"/>
       <w:sz w:val="32"/>
       <w:szCs w:val="32"/>
     </w:rPr>
@@ -5462,10 +7079,10 @@
       <w:outlineLvl w:val="1"/>
     </w:pPr>
     <w:rPr>
-      <w:rFonts w:asciiTheme="majorHAnsi" w:eastAsiaTheme="majorEastAsia" w:hAnsiTheme="majorHAnsi" w:cstheme="majorBidi" w:ascii="Arial Unicode MS" w:hAnsi="Arial Unicode MS" w:eastAsia="Arial Unicode MS" w:cs="Arial Unicode MS"/>
+      <w:rFonts w:asciiTheme="majorHAnsi" w:eastAsiaTheme="majorEastAsia" w:hAnsiTheme="majorHAnsi" w:cstheme="majorBidi"/>
       <w:b/>
       <w:bCs/>
-      <w:color w:val="4F81BD"/>
+      <w:color w:val="4F81BD" w:themeColor="accent1"/>
       <w:sz w:val="28"/>
       <w:szCs w:val="28"/>
     </w:rPr>
@@ -5484,11 +7101,10 @@
       <w:outlineLvl w:val="2"/>
     </w:pPr>
     <w:rPr>
-      <w:rFonts w:asciiTheme="majorHAnsi" w:eastAsiaTheme="majorEastAsia" w:hAnsiTheme="majorHAnsi" w:cstheme="majorBidi" w:ascii="Arial Unicode MS" w:hAnsi="Arial Unicode MS" w:eastAsia="Arial Unicode MS" w:cs="Arial Unicode MS"/>
+      <w:rFonts w:asciiTheme="majorHAnsi" w:eastAsiaTheme="majorEastAsia" w:hAnsiTheme="majorHAnsi" w:cstheme="majorBidi"/>
       <w:b/>
       <w:bCs/>
-      <w:color w:val="4F81BD"/>
-      <w:sz w:val="24"/>
+      <w:color w:val="4F81BD" w:themeColor="accent1"/>
     </w:rPr>
   </w:style>
   <w:style w:type="paragraph" w:styleId="4">
@@ -5505,7 +7121,7 @@
       <w:outlineLvl w:val="3"/>
     </w:pPr>
     <w:rPr>
-      <w:rFonts w:asciiTheme="majorHAnsi" w:eastAsiaTheme="majorEastAsia" w:hAnsiTheme="majorHAnsi" w:cstheme="majorBidi" w:ascii="Arial Unicode MS" w:hAnsi="Arial Unicode MS" w:eastAsia="Arial Unicode MS" w:cs="Arial Unicode MS"/>
+      <w:rFonts w:asciiTheme="majorHAnsi" w:eastAsiaTheme="majorEastAsia" w:hAnsiTheme="majorHAnsi" w:cstheme="majorBidi"/>
       <w:bCs/>
       <w:i/>
       <w:color w:val="4F81BD" w:themeColor="accent1"/>
@@ -5525,7 +7141,7 @@
       <w:outlineLvl w:val="4"/>
     </w:pPr>
     <w:rPr>
-      <w:rFonts w:asciiTheme="majorHAnsi" w:eastAsiaTheme="majorEastAsia" w:hAnsiTheme="majorHAnsi" w:cstheme="majorBidi" w:ascii="Arial Unicode MS" w:hAnsi="Arial Unicode MS" w:eastAsia="Arial Unicode MS" w:cs="Arial Unicode MS"/>
+      <w:rFonts w:asciiTheme="majorHAnsi" w:eastAsiaTheme="majorEastAsia" w:hAnsiTheme="majorHAnsi" w:cstheme="majorBidi"/>
       <w:iCs/>
       <w:color w:val="4F81BD" w:themeColor="accent1"/>
     </w:rPr>
@@ -5544,7 +7160,7 @@
       <w:outlineLvl w:val="5"/>
     </w:pPr>
     <w:rPr>
-      <w:rFonts w:asciiTheme="majorHAnsi" w:eastAsiaTheme="majorEastAsia" w:hAnsiTheme="majorHAnsi" w:cstheme="majorBidi" w:ascii="Arial Unicode MS" w:hAnsi="Arial Unicode MS" w:eastAsia="Arial Unicode MS" w:cs="Arial Unicode MS"/>
+      <w:rFonts w:asciiTheme="majorHAnsi" w:eastAsiaTheme="majorEastAsia" w:hAnsiTheme="majorHAnsi" w:cstheme="majorBidi"/>
       <w:color w:val="4F81BD" w:themeColor="accent1"/>
     </w:rPr>
   </w:style>
@@ -5562,7 +7178,7 @@
       <w:outlineLvl w:val="6"/>
     </w:pPr>
     <w:rPr>
-      <w:rFonts w:asciiTheme="majorHAnsi" w:eastAsiaTheme="majorEastAsia" w:hAnsiTheme="majorHAnsi" w:cstheme="majorBidi" w:ascii="Arial Unicode MS" w:hAnsi="Arial Unicode MS" w:eastAsia="Arial Unicode MS" w:cs="Arial Unicode MS"/>
+      <w:rFonts w:asciiTheme="majorHAnsi" w:eastAsiaTheme="majorEastAsia" w:hAnsiTheme="majorHAnsi" w:cstheme="majorBidi"/>
       <w:color w:val="4F81BD" w:themeColor="accent1"/>
     </w:rPr>
   </w:style>
@@ -5580,7 +7196,7 @@
       <w:outlineLvl w:val="7"/>
     </w:pPr>
     <w:rPr>
-      <w:rFonts w:asciiTheme="majorHAnsi" w:eastAsiaTheme="majorEastAsia" w:hAnsiTheme="majorHAnsi" w:cstheme="majorBidi" w:ascii="Arial Unicode MS" w:hAnsi="Arial Unicode MS" w:eastAsia="Arial Unicode MS" w:cs="Arial Unicode MS"/>
+      <w:rFonts w:asciiTheme="majorHAnsi" w:eastAsiaTheme="majorEastAsia" w:hAnsiTheme="majorHAnsi" w:cstheme="majorBidi"/>
       <w:color w:val="4F81BD" w:themeColor="accent1"/>
     </w:rPr>
   </w:style>
@@ -5598,7 +7214,7 @@
       <w:outlineLvl w:val="8"/>
     </w:pPr>
     <w:rPr>
-      <w:rFonts w:asciiTheme="majorHAnsi" w:eastAsiaTheme="majorEastAsia" w:hAnsiTheme="majorHAnsi" w:cstheme="majorBidi" w:ascii="Arial Unicode MS" w:hAnsi="Arial Unicode MS" w:eastAsia="Arial Unicode MS" w:cs="Arial Unicode MS"/>
+      <w:rFonts w:asciiTheme="majorHAnsi" w:eastAsiaTheme="majorEastAsia" w:hAnsiTheme="majorHAnsi" w:cstheme="majorBidi"/>
       <w:color w:val="4F81BD" w:themeColor="accent1"/>
     </w:rPr>
   </w:style>
@@ -5607,18 +7223,12 @@
     <w:uiPriority w:val="1"/>
     <w:semiHidden/>
     <w:unhideWhenUsed/>
-    <w:rPr>
-      <w:rFonts w:ascii="Arial Unicode MS" w:hAnsi="Arial Unicode MS" w:eastAsia="Arial Unicode MS" w:cs="Arial Unicode MS"/>
-    </w:rPr>
   </w:style>
   <w:style w:type="table" w:default="1" w:styleId="a2">
     <w:name w:val="Normal Table"/>
     <w:uiPriority w:val="99"/>
     <w:semiHidden/>
     <w:unhideWhenUsed/>
-    <w:rPr>
-      <w:rFonts w:ascii="Arial Unicode MS" w:hAnsi="Arial Unicode MS" w:eastAsia="Arial Unicode MS" w:cs="Arial Unicode MS"/>
-    </w:rPr>
     <w:tblPr>
       <w:tblInd w:w="0" w:type="dxa"/>
       <w:tblCellMar>
@@ -5643,9 +7253,6 @@
     <w:pPr>
       <w:spacing w:before="180" w:after="180"/>
     </w:pPr>
-    <w:rPr>
-      <w:rFonts w:ascii="Arial Unicode MS" w:hAnsi="Arial Unicode MS" w:eastAsia="Arial Unicode MS" w:cs="Arial Unicode MS"/>
-    </w:rPr>
   </w:style>
   <w:style w:type="paragraph" w:styleId="a5">
     <w:name w:val="caption"/>
@@ -5654,7 +7261,6 @@
       <w:spacing w:after="120"/>
     </w:pPr>
     <w:rPr>
-      <w:rFonts w:ascii="Arial Unicode MS" w:hAnsi="Arial Unicode MS" w:eastAsia="Arial Unicode MS" w:cs="Arial Unicode MS"/>
       <w:i/>
     </w:rPr>
   </w:style>
@@ -5669,9 +7275,6 @@
       <w:spacing w:before="100" w:after="100"/>
       <w:ind w:left="480" w:right="480"/>
     </w:pPr>
-    <w:rPr>
-      <w:rFonts w:ascii="Arial Unicode MS" w:hAnsi="Arial Unicode MS" w:eastAsia="Arial Unicode MS" w:cs="Arial Unicode MS"/>
-    </w:rPr>
   </w:style>
   <w:style w:type="paragraph" w:styleId="a7">
     <w:name w:val="Date"/>
@@ -5684,7 +7287,7 @@
       <w:jc w:val="center"/>
     </w:pPr>
     <w:rPr>
-      <w:rFonts w:eastAsiaTheme="minorHAnsi" w:ascii="Arial Unicode MS" w:hAnsi="Arial Unicode MS" w:eastAsia="Arial Unicode MS" w:cs="Arial Unicode MS"/>
+      <w:rFonts w:eastAsiaTheme="minorHAnsi"/>
       <w:sz w:val="24"/>
       <w:szCs w:val="24"/>
       <w:lang w:eastAsia="en-US"/>
@@ -5699,7 +7302,6 @@
       <w:spacing w:before="240"/>
     </w:pPr>
     <w:rPr>
-      <w:rFonts w:ascii="Arial Unicode MS" w:hAnsi="Arial Unicode MS" w:eastAsia="Arial Unicode MS" w:cs="Arial Unicode MS"/>
       <w:sz w:val="30"/>
       <w:szCs w:val="30"/>
     </w:rPr>
@@ -5716,10 +7318,10 @@
       <w:jc w:val="center"/>
     </w:pPr>
     <w:rPr>
-      <w:rFonts w:asciiTheme="majorHAnsi" w:eastAsiaTheme="majorEastAsia" w:hAnsiTheme="majorHAnsi" w:cstheme="majorBidi" w:ascii="Arial Unicode MS" w:hAnsi="Arial Unicode MS" w:eastAsia="Arial Unicode MS" w:cs="Arial Unicode MS"/>
+      <w:rFonts w:asciiTheme="majorHAnsi" w:eastAsiaTheme="majorEastAsia" w:hAnsiTheme="majorHAnsi" w:cstheme="majorBidi"/>
       <w:b/>
       <w:bCs/>
-      <w:color w:val="345A8A"/>
+      <w:color w:val="345A8A" w:themeColor="accent1" w:themeShade="B5"/>
       <w:sz w:val="36"/>
       <w:szCs w:val="36"/>
     </w:rPr>
@@ -5730,16 +7332,12 @@
     <w:uiPriority w:val="9"/>
     <w:unhideWhenUsed/>
     <w:qFormat/>
-    <w:rPr>
-      <w:rFonts w:ascii="Arial Unicode MS" w:hAnsi="Arial Unicode MS" w:eastAsia="Arial Unicode MS" w:cs="Arial Unicode MS"/>
-    </w:rPr>
   </w:style>
   <w:style w:type="character" w:styleId="ab">
     <w:name w:val="Hyperlink"/>
     <w:basedOn w:val="a4"/>
     <w:qFormat/>
     <w:rPr>
-      <w:rFonts w:ascii="Arial Unicode MS" w:hAnsi="Arial Unicode MS" w:eastAsia="Arial Unicode MS" w:cs="Arial Unicode MS"/>
       <w:color w:val="4F81BD" w:themeColor="accent1"/>
     </w:rPr>
   </w:style>
@@ -5748,16 +7346,12 @@
     <w:basedOn w:val="a1"/>
     <w:link w:val="a0"/>
     <w:qFormat/>
-    <w:rPr>
-      <w:rFonts w:ascii="Arial Unicode MS" w:hAnsi="Arial Unicode MS" w:eastAsia="Arial Unicode MS" w:cs="Arial Unicode MS"/>
-    </w:rPr>
   </w:style>
   <w:style w:type="character" w:styleId="ac">
     <w:name w:val="footnote reference"/>
     <w:basedOn w:val="a4"/>
     <w:qFormat/>
     <w:rPr>
-      <w:rFonts w:ascii="Arial Unicode MS" w:hAnsi="Arial Unicode MS" w:eastAsia="Arial Unicode MS" w:cs="Arial Unicode MS"/>
       <w:vertAlign w:val="superscript"/>
     </w:rPr>
   </w:style>
@@ -5766,9 +7360,6 @@
     <w:basedOn w:val="a0"/>
     <w:next w:val="a0"/>
     <w:qFormat/>
-    <w:rPr>
-      <w:rFonts w:ascii="Arial Unicode MS" w:hAnsi="Arial Unicode MS" w:eastAsia="Arial Unicode MS" w:cs="Arial Unicode MS"/>
-    </w:rPr>
   </w:style>
   <w:style w:type="paragraph" w:customStyle="1" w:styleId="Compact">
     <w:name w:val="Compact"/>
@@ -5777,9 +7368,6 @@
     <w:pPr>
       <w:spacing w:before="36" w:after="36"/>
     </w:pPr>
-    <w:rPr>
-      <w:rFonts w:ascii="Arial Unicode MS" w:hAnsi="Arial Unicode MS" w:eastAsia="Arial Unicode MS" w:cs="Arial Unicode MS"/>
-    </w:rPr>
   </w:style>
   <w:style w:type="paragraph" w:customStyle="1" w:styleId="Author">
     <w:name w:val="Author"/>
@@ -5792,7 +7380,7 @@
       <w:jc w:val="center"/>
     </w:pPr>
     <w:rPr>
-      <w:rFonts w:eastAsiaTheme="minorHAnsi" w:ascii="Arial Unicode MS" w:hAnsi="Arial Unicode MS" w:eastAsia="Arial Unicode MS" w:cs="Arial Unicode MS"/>
+      <w:rFonts w:eastAsiaTheme="minorHAnsi"/>
       <w:sz w:val="24"/>
       <w:szCs w:val="24"/>
       <w:lang w:eastAsia="en-US"/>
@@ -5809,7 +7397,6 @@
       <w:spacing w:before="300" w:after="300"/>
     </w:pPr>
     <w:rPr>
-      <w:rFonts w:ascii="Arial Unicode MS" w:hAnsi="Arial Unicode MS" w:eastAsia="Arial Unicode MS" w:cs="Arial Unicode MS"/>
       <w:sz w:val="20"/>
       <w:szCs w:val="20"/>
     </w:rPr>
@@ -5818,18 +7405,12 @@
     <w:name w:val="书目1"/>
     <w:basedOn w:val="a"/>
     <w:qFormat/>
-    <w:rPr>
-      <w:rFonts w:ascii="Arial Unicode MS" w:hAnsi="Arial Unicode MS" w:eastAsia="Arial Unicode MS" w:cs="Arial Unicode MS"/>
-    </w:rPr>
   </w:style>
   <w:style w:type="table" w:customStyle="1" w:styleId="Table">
     <w:name w:val="Table"/>
     <w:semiHidden/>
     <w:unhideWhenUsed/>
     <w:qFormat/>
-    <w:rPr>
-      <w:rFonts w:ascii="Arial Unicode MS" w:hAnsi="Arial Unicode MS" w:eastAsia="Arial Unicode MS" w:cs="Arial Unicode MS"/>
-    </w:rPr>
     <w:tblPr>
       <w:tblCellMar>
         <w:top w:w="0" w:type="dxa"/>
@@ -5858,16 +7439,12 @@
       <w:spacing w:after="0"/>
     </w:pPr>
     <w:rPr>
-      <w:rFonts w:ascii="Arial Unicode MS" w:hAnsi="Arial Unicode MS" w:eastAsia="Arial Unicode MS" w:cs="Arial Unicode MS"/>
       <w:b/>
     </w:rPr>
   </w:style>
   <w:style w:type="paragraph" w:customStyle="1" w:styleId="Definition">
     <w:name w:val="Definition"/>
     <w:basedOn w:val="a"/>
-    <w:rPr>
-      <w:rFonts w:ascii="Arial Unicode MS" w:hAnsi="Arial Unicode MS" w:eastAsia="Arial Unicode MS" w:cs="Arial Unicode MS"/>
-    </w:rPr>
   </w:style>
   <w:style w:type="paragraph" w:customStyle="1" w:styleId="TableCaption">
     <w:name w:val="Table Caption"/>
@@ -5876,25 +7453,16 @@
     <w:pPr>
       <w:keepNext/>
     </w:pPr>
-    <w:rPr>
-      <w:rFonts w:ascii="Arial Unicode MS" w:hAnsi="Arial Unicode MS" w:eastAsia="Arial Unicode MS" w:cs="Arial Unicode MS"/>
-    </w:rPr>
   </w:style>
   <w:style w:type="paragraph" w:customStyle="1" w:styleId="ImageCaption">
     <w:name w:val="Image Caption"/>
     <w:basedOn w:val="a5"/>
     <w:qFormat/>
-    <w:rPr>
-      <w:rFonts w:ascii="Arial Unicode MS" w:hAnsi="Arial Unicode MS" w:eastAsia="Arial Unicode MS" w:cs="Arial Unicode MS"/>
-    </w:rPr>
   </w:style>
   <w:style w:type="paragraph" w:customStyle="1" w:styleId="Figure">
     <w:name w:val="Figure"/>
     <w:basedOn w:val="a"/>
     <w:qFormat/>
-    <w:rPr>
-      <w:rFonts w:ascii="Arial Unicode MS" w:hAnsi="Arial Unicode MS" w:eastAsia="Arial Unicode MS" w:cs="Arial Unicode MS"/>
-    </w:rPr>
   </w:style>
   <w:style w:type="paragraph" w:customStyle="1" w:styleId="CaptionedFigure">
     <w:name w:val="Captioned Figure"/>
@@ -5903,9 +7471,6 @@
     <w:pPr>
       <w:keepNext/>
     </w:pPr>
-    <w:rPr>
-      <w:rFonts w:ascii="Arial Unicode MS" w:hAnsi="Arial Unicode MS" w:eastAsia="Arial Unicode MS" w:cs="Arial Unicode MS"/>
-    </w:rPr>
   </w:style>
   <w:style w:type="character" w:customStyle="1" w:styleId="VerbatimChar">
     <w:name w:val="Verbatim Char"/>
@@ -5913,7 +7478,7 @@
     <w:link w:val="SourceCode"/>
     <w:qFormat/>
     <w:rPr>
-      <w:rFonts w:ascii="Arial Unicode MS" w:hAnsi="Arial Unicode MS" w:eastAsia="Arial Unicode MS" w:cs="Arial Unicode MS"/>
+      <w:rFonts w:ascii="Consolas" w:hAnsi="Consolas"/>
       <w:sz w:val="22"/>
     </w:rPr>
   </w:style>
@@ -5926,17 +7491,11 @@
       <w:shd w:val="clear" w:color="auto" w:fill="F8F8F8"/>
       <w:wordWrap w:val="0"/>
     </w:pPr>
-    <w:rPr>
-      <w:rFonts w:ascii="Arial Unicode MS" w:hAnsi="Arial Unicode MS" w:eastAsia="Arial Unicode MS" w:cs="Arial Unicode MS"/>
-    </w:rPr>
   </w:style>
   <w:style w:type="character" w:customStyle="1" w:styleId="SectionNumber">
     <w:name w:val="Section Number"/>
     <w:basedOn w:val="a4"/>
     <w:qFormat/>
-    <w:rPr>
-      <w:rFonts w:ascii="Arial Unicode MS" w:hAnsi="Arial Unicode MS" w:eastAsia="Arial Unicode MS" w:cs="Arial Unicode MS"/>
-    </w:rPr>
   </w:style>
   <w:style w:type="paragraph" w:customStyle="1" w:styleId="TOC1">
     <w:name w:val="TOC 标题1"/>
@@ -5950,7 +7509,6 @@
       <w:outlineLvl w:val="9"/>
     </w:pPr>
     <w:rPr>
-      <w:rFonts w:ascii="Arial Unicode MS" w:hAnsi="Arial Unicode MS" w:eastAsia="Arial Unicode MS" w:cs="Arial Unicode MS"/>
       <w:b w:val="0"/>
       <w:bCs w:val="0"/>
       <w:color w:val="365F91" w:themeColor="accent1" w:themeShade="BF"/>
@@ -5961,7 +7519,7 @@
     <w:basedOn w:val="VerbatimChar"/>
     <w:qFormat/>
     <w:rPr>
-      <w:rFonts w:ascii="Arial Unicode MS" w:hAnsi="Arial Unicode MS" w:eastAsia="Arial Unicode MS" w:cs="Arial Unicode MS"/>
+      <w:rFonts w:ascii="Consolas" w:hAnsi="Consolas"/>
       <w:b/>
       <w:color w:val="204A87"/>
       <w:sz w:val="22"/>
@@ -5973,7 +7531,7 @@
     <w:basedOn w:val="VerbatimChar"/>
     <w:qFormat/>
     <w:rPr>
-      <w:rFonts w:ascii="Arial Unicode MS" w:hAnsi="Arial Unicode MS" w:eastAsia="Arial Unicode MS" w:cs="Arial Unicode MS"/>
+      <w:rFonts w:ascii="Consolas" w:hAnsi="Consolas"/>
       <w:color w:val="204A87"/>
       <w:sz w:val="22"/>
       <w:shd w:val="clear" w:color="auto" w:fill="F8F8F8"/>
@@ -5984,7 +7542,7 @@
     <w:basedOn w:val="VerbatimChar"/>
     <w:qFormat/>
     <w:rPr>
-      <w:rFonts w:ascii="Arial Unicode MS" w:hAnsi="Arial Unicode MS" w:eastAsia="Arial Unicode MS" w:cs="Arial Unicode MS"/>
+      <w:rFonts w:ascii="Consolas" w:hAnsi="Consolas"/>
       <w:color w:val="0000CF"/>
       <w:sz w:val="22"/>
       <w:shd w:val="clear" w:color="auto" w:fill="F8F8F8"/>
@@ -5995,7 +7553,7 @@
     <w:basedOn w:val="VerbatimChar"/>
     <w:qFormat/>
     <w:rPr>
-      <w:rFonts w:ascii="Arial Unicode MS" w:hAnsi="Arial Unicode MS" w:eastAsia="Arial Unicode MS" w:cs="Arial Unicode MS"/>
+      <w:rFonts w:ascii="Consolas" w:hAnsi="Consolas"/>
       <w:color w:val="0000CF"/>
       <w:sz w:val="22"/>
       <w:shd w:val="clear" w:color="auto" w:fill="F8F8F8"/>
@@ -6006,7 +7564,7 @@
     <w:basedOn w:val="VerbatimChar"/>
     <w:qFormat/>
     <w:rPr>
-      <w:rFonts w:ascii="Arial Unicode MS" w:hAnsi="Arial Unicode MS" w:eastAsia="Arial Unicode MS" w:cs="Arial Unicode MS"/>
+      <w:rFonts w:ascii="Consolas" w:hAnsi="Consolas"/>
       <w:color w:val="0000CF"/>
       <w:sz w:val="22"/>
       <w:shd w:val="clear" w:color="auto" w:fill="F8F8F8"/>
@@ -6017,7 +7575,7 @@
     <w:basedOn w:val="VerbatimChar"/>
     <w:qFormat/>
     <w:rPr>
-      <w:rFonts w:ascii="Arial Unicode MS" w:hAnsi="Arial Unicode MS" w:eastAsia="Arial Unicode MS" w:cs="Arial Unicode MS"/>
+      <w:rFonts w:ascii="Consolas" w:hAnsi="Consolas"/>
       <w:color w:val="000000"/>
       <w:sz w:val="22"/>
       <w:shd w:val="clear" w:color="auto" w:fill="F8F8F8"/>
@@ -6028,7 +7586,7 @@
     <w:basedOn w:val="VerbatimChar"/>
     <w:qFormat/>
     <w:rPr>
-      <w:rFonts w:ascii="Arial Unicode MS" w:hAnsi="Arial Unicode MS" w:eastAsia="Arial Unicode MS" w:cs="Arial Unicode MS"/>
+      <w:rFonts w:ascii="Consolas" w:hAnsi="Consolas"/>
       <w:color w:val="4E9A06"/>
       <w:sz w:val="22"/>
       <w:shd w:val="clear" w:color="auto" w:fill="F8F8F8"/>
@@ -6039,7 +7597,7 @@
     <w:basedOn w:val="VerbatimChar"/>
     <w:qFormat/>
     <w:rPr>
-      <w:rFonts w:ascii="Arial Unicode MS" w:hAnsi="Arial Unicode MS" w:eastAsia="Arial Unicode MS" w:cs="Arial Unicode MS"/>
+      <w:rFonts w:ascii="Consolas" w:hAnsi="Consolas"/>
       <w:color w:val="000000"/>
       <w:sz w:val="22"/>
       <w:shd w:val="clear" w:color="auto" w:fill="F8F8F8"/>
@@ -6050,7 +7608,7 @@
     <w:basedOn w:val="VerbatimChar"/>
     <w:qFormat/>
     <w:rPr>
-      <w:rFonts w:ascii="Arial Unicode MS" w:hAnsi="Arial Unicode MS" w:eastAsia="Arial Unicode MS" w:cs="Arial Unicode MS"/>
+      <w:rFonts w:ascii="Consolas" w:hAnsi="Consolas"/>
       <w:color w:val="4E9A06"/>
       <w:sz w:val="22"/>
       <w:shd w:val="clear" w:color="auto" w:fill="F8F8F8"/>
@@ -6060,7 +7618,7 @@
     <w:name w:val="VerbatimStringTok"/>
     <w:basedOn w:val="VerbatimChar"/>
     <w:rPr>
-      <w:rFonts w:ascii="Arial Unicode MS" w:hAnsi="Arial Unicode MS" w:eastAsia="Arial Unicode MS" w:cs="Arial Unicode MS"/>
+      <w:rFonts w:ascii="Consolas" w:hAnsi="Consolas"/>
       <w:color w:val="4E9A06"/>
       <w:sz w:val="22"/>
       <w:shd w:val="clear" w:color="auto" w:fill="F8F8F8"/>
@@ -6071,7 +7629,7 @@
     <w:basedOn w:val="VerbatimChar"/>
     <w:qFormat/>
     <w:rPr>
-      <w:rFonts w:ascii="Arial Unicode MS" w:hAnsi="Arial Unicode MS" w:eastAsia="Arial Unicode MS" w:cs="Arial Unicode MS"/>
+      <w:rFonts w:ascii="Consolas" w:hAnsi="Consolas"/>
       <w:color w:val="4E9A06"/>
       <w:sz w:val="22"/>
       <w:shd w:val="clear" w:color="auto" w:fill="F8F8F8"/>
@@ -6082,7 +7640,7 @@
     <w:basedOn w:val="VerbatimChar"/>
     <w:qFormat/>
     <w:rPr>
-      <w:rFonts w:ascii="Arial Unicode MS" w:hAnsi="Arial Unicode MS" w:eastAsia="Arial Unicode MS" w:cs="Arial Unicode MS"/>
+      <w:rFonts w:ascii="Consolas" w:hAnsi="Consolas"/>
       <w:sz w:val="22"/>
       <w:shd w:val="clear" w:color="auto" w:fill="F8F8F8"/>
     </w:rPr>
@@ -6092,7 +7650,7 @@
     <w:basedOn w:val="VerbatimChar"/>
     <w:qFormat/>
     <w:rPr>
-      <w:rFonts w:ascii="Arial Unicode MS" w:hAnsi="Arial Unicode MS" w:eastAsia="Arial Unicode MS" w:cs="Arial Unicode MS"/>
+      <w:rFonts w:ascii="Consolas" w:hAnsi="Consolas"/>
       <w:i/>
       <w:color w:val="8F5902"/>
       <w:sz w:val="22"/>
@@ -6104,7 +7662,7 @@
     <w:basedOn w:val="VerbatimChar"/>
     <w:qFormat/>
     <w:rPr>
-      <w:rFonts w:ascii="Arial Unicode MS" w:hAnsi="Arial Unicode MS" w:eastAsia="Arial Unicode MS" w:cs="Arial Unicode MS"/>
+      <w:rFonts w:ascii="Consolas" w:hAnsi="Consolas"/>
       <w:b/>
       <w:i/>
       <w:color w:val="8F5902"/>
@@ -6117,7 +7675,7 @@
     <w:basedOn w:val="VerbatimChar"/>
     <w:qFormat/>
     <w:rPr>
-      <w:rFonts w:ascii="Arial Unicode MS" w:hAnsi="Arial Unicode MS" w:eastAsia="Arial Unicode MS" w:cs="Arial Unicode MS"/>
+      <w:rFonts w:ascii="Consolas" w:hAnsi="Consolas"/>
       <w:b/>
       <w:i/>
       <w:color w:val="8F5902"/>
@@ -6130,7 +7688,7 @@
     <w:basedOn w:val="VerbatimChar"/>
     <w:qFormat/>
     <w:rPr>
-      <w:rFonts w:ascii="Arial Unicode MS" w:hAnsi="Arial Unicode MS" w:eastAsia="Arial Unicode MS" w:cs="Arial Unicode MS"/>
+      <w:rFonts w:ascii="Consolas" w:hAnsi="Consolas"/>
       <w:b/>
       <w:i/>
       <w:color w:val="8F5902"/>
@@ -6143,7 +7701,7 @@
     <w:basedOn w:val="VerbatimChar"/>
     <w:qFormat/>
     <w:rPr>
-      <w:rFonts w:ascii="Arial Unicode MS" w:hAnsi="Arial Unicode MS" w:eastAsia="Arial Unicode MS" w:cs="Arial Unicode MS"/>
+      <w:rFonts w:ascii="Consolas" w:hAnsi="Consolas"/>
       <w:color w:val="8F5902"/>
       <w:sz w:val="22"/>
       <w:shd w:val="clear" w:color="auto" w:fill="F8F8F8"/>
@@ -6154,7 +7712,7 @@
     <w:basedOn w:val="VerbatimChar"/>
     <w:qFormat/>
     <w:rPr>
-      <w:rFonts w:ascii="Arial Unicode MS" w:hAnsi="Arial Unicode MS" w:eastAsia="Arial Unicode MS" w:cs="Arial Unicode MS"/>
+      <w:rFonts w:ascii="Consolas" w:hAnsi="Consolas"/>
       <w:color w:val="000000"/>
       <w:sz w:val="22"/>
       <w:shd w:val="clear" w:color="auto" w:fill="F8F8F8"/>
@@ -6165,7 +7723,7 @@
     <w:basedOn w:val="VerbatimChar"/>
     <w:qFormat/>
     <w:rPr>
-      <w:rFonts w:ascii="Arial Unicode MS" w:hAnsi="Arial Unicode MS" w:eastAsia="Arial Unicode MS" w:cs="Arial Unicode MS"/>
+      <w:rFonts w:ascii="Consolas" w:hAnsi="Consolas"/>
       <w:color w:val="000000"/>
       <w:sz w:val="22"/>
       <w:shd w:val="clear" w:color="auto" w:fill="F8F8F8"/>
@@ -6176,7 +7734,7 @@
     <w:basedOn w:val="VerbatimChar"/>
     <w:qFormat/>
     <w:rPr>
-      <w:rFonts w:ascii="Arial Unicode MS" w:hAnsi="Arial Unicode MS" w:eastAsia="Arial Unicode MS" w:cs="Arial Unicode MS"/>
+      <w:rFonts w:ascii="Consolas" w:hAnsi="Consolas"/>
       <w:b/>
       <w:color w:val="204A87"/>
       <w:sz w:val="22"/>
@@ -6188,7 +7746,7 @@
     <w:basedOn w:val="VerbatimChar"/>
     <w:qFormat/>
     <w:rPr>
-      <w:rFonts w:ascii="Arial Unicode MS" w:hAnsi="Arial Unicode MS" w:eastAsia="Arial Unicode MS" w:cs="Arial Unicode MS"/>
+      <w:rFonts w:ascii="Consolas" w:hAnsi="Consolas"/>
       <w:b/>
       <w:color w:val="CE5C00"/>
       <w:sz w:val="22"/>
@@ -6200,7 +7758,7 @@
     <w:basedOn w:val="VerbatimChar"/>
     <w:qFormat/>
     <w:rPr>
-      <w:rFonts w:ascii="Arial Unicode MS" w:hAnsi="Arial Unicode MS" w:eastAsia="Arial Unicode MS" w:cs="Arial Unicode MS"/>
+      <w:rFonts w:ascii="Consolas" w:hAnsi="Consolas"/>
       <w:sz w:val="22"/>
       <w:shd w:val="clear" w:color="auto" w:fill="F8F8F8"/>
     </w:rPr>
@@ -6210,7 +7768,7 @@
     <w:basedOn w:val="VerbatimChar"/>
     <w:qFormat/>
     <w:rPr>
-      <w:rFonts w:ascii="Arial Unicode MS" w:hAnsi="Arial Unicode MS" w:eastAsia="Arial Unicode MS" w:cs="Arial Unicode MS"/>
+      <w:rFonts w:ascii="Consolas" w:hAnsi="Consolas"/>
       <w:sz w:val="22"/>
       <w:shd w:val="clear" w:color="auto" w:fill="F8F8F8"/>
     </w:rPr>
@@ -6220,7 +7778,7 @@
     <w:basedOn w:val="VerbatimChar"/>
     <w:qFormat/>
     <w:rPr>
-      <w:rFonts w:ascii="Arial Unicode MS" w:hAnsi="Arial Unicode MS" w:eastAsia="Arial Unicode MS" w:cs="Arial Unicode MS"/>
+      <w:rFonts w:ascii="Consolas" w:hAnsi="Consolas"/>
       <w:i/>
       <w:color w:val="8F5902"/>
       <w:sz w:val="22"/>
@@ -6232,7 +7790,7 @@
     <w:basedOn w:val="VerbatimChar"/>
     <w:qFormat/>
     <w:rPr>
-      <w:rFonts w:ascii="Arial Unicode MS" w:hAnsi="Arial Unicode MS" w:eastAsia="Arial Unicode MS" w:cs="Arial Unicode MS"/>
+      <w:rFonts w:ascii="Consolas" w:hAnsi="Consolas"/>
       <w:color w:val="C4A000"/>
       <w:sz w:val="22"/>
       <w:shd w:val="clear" w:color="auto" w:fill="F8F8F8"/>
@@ -6243,7 +7801,7 @@
     <w:basedOn w:val="VerbatimChar"/>
     <w:qFormat/>
     <w:rPr>
-      <w:rFonts w:ascii="Arial Unicode MS" w:hAnsi="Arial Unicode MS" w:eastAsia="Arial Unicode MS" w:cs="Arial Unicode MS"/>
+      <w:rFonts w:ascii="Consolas" w:hAnsi="Consolas"/>
       <w:sz w:val="22"/>
       <w:shd w:val="clear" w:color="auto" w:fill="F8F8F8"/>
     </w:rPr>
@@ -6253,7 +7811,7 @@
     <w:basedOn w:val="VerbatimChar"/>
     <w:qFormat/>
     <w:rPr>
-      <w:rFonts w:ascii="Arial Unicode MS" w:hAnsi="Arial Unicode MS" w:eastAsia="Arial Unicode MS" w:cs="Arial Unicode MS"/>
+      <w:rFonts w:ascii="Consolas" w:hAnsi="Consolas"/>
       <w:b/>
       <w:i/>
       <w:color w:val="8F5902"/>
@@ -6266,7 +7824,7 @@
     <w:basedOn w:val="VerbatimChar"/>
     <w:qFormat/>
     <w:rPr>
-      <w:rFonts w:ascii="Arial Unicode MS" w:hAnsi="Arial Unicode MS" w:eastAsia="Arial Unicode MS" w:cs="Arial Unicode MS"/>
+      <w:rFonts w:ascii="Consolas" w:hAnsi="Consolas"/>
       <w:b/>
       <w:i/>
       <w:color w:val="8F5902"/>
@@ -6279,7 +7837,7 @@
     <w:basedOn w:val="VerbatimChar"/>
     <w:qFormat/>
     <w:rPr>
-      <w:rFonts w:ascii="Arial Unicode MS" w:hAnsi="Arial Unicode MS" w:eastAsia="Arial Unicode MS" w:cs="Arial Unicode MS"/>
+      <w:rFonts w:ascii="Consolas" w:hAnsi="Consolas"/>
       <w:color w:val="EF2929"/>
       <w:sz w:val="22"/>
       <w:shd w:val="clear" w:color="auto" w:fill="F8F8F8"/>
@@ -6290,7 +7848,7 @@
     <w:basedOn w:val="VerbatimChar"/>
     <w:qFormat/>
     <w:rPr>
-      <w:rFonts w:ascii="Arial Unicode MS" w:hAnsi="Arial Unicode MS" w:eastAsia="Arial Unicode MS" w:cs="Arial Unicode MS"/>
+      <w:rFonts w:ascii="Consolas" w:hAnsi="Consolas"/>
       <w:b/>
       <w:color w:val="A40000"/>
       <w:sz w:val="22"/>
@@ -6302,21 +7860,9 @@
     <w:basedOn w:val="VerbatimChar"/>
     <w:qFormat/>
     <w:rPr>
-      <w:rFonts w:ascii="Arial Unicode MS" w:hAnsi="Arial Unicode MS" w:eastAsia="Arial Unicode MS" w:cs="Arial Unicode MS"/>
+      <w:rFonts w:ascii="Consolas" w:hAnsi="Consolas"/>
       <w:sz w:val="22"/>
       <w:shd w:val="clear" w:color="auto" w:fill="F8F8F8"/>
-    </w:rPr>
-  </w:style>
-  <w:style w:type="paragraph" w:customStyle="1" w:styleId="CodeBlock">
-    <w:name w:val="Code Block"/>
-    <w:pPr>
-      <w:spacing w:line="240" w:lineRule="auto"/>
-      <w:ind w:firstLine="0" w:left="283"/>
-      <w:shd w:fill="F2F2F2"/>
-    </w:pPr>
-    <w:rPr>
-      <w:rFonts w:ascii="Menlo" w:hAnsi="Menlo" w:eastAsia="Menlo" w:cs="Menlo"/>
-      <w:sz w:val="18"/>
     </w:rPr>
   </w:style>
 </w:styles>
